--- a/downloads/student/ai-5-week-19.docx
+++ b/downloads/student/ai-5-week-19.docx
@@ -1097,6 +1097,16 @@
     <w:p>
       <w:r>
         <w:t>This is a hand-chosen representation, not evidence that a trained image model actually learned these units.</w:t>
+      </w:r>
+    </w:p>
+    <w:p>
+      <w:r>
+        <w:t>Read the labelled picture: Why can no deterministic head using only the sum classify both correctly? Point to the relevant step in the picture, then write the changed result and the rule or evidence that supports it.</w:t>
+      </w:r>
+    </w:p>
+    <w:p>
+      <w:r>
+        <w:t>Change one thing: The head keeps both ordered hidden values instead of their sum. Predict the result before checking the explanation. What remains the same?</w:t>
       </w:r>
     </w:p>
     <w:p>
@@ -2226,6 +2236,187 @@
         <w:t>Attempt the independent case before hints. Record whether you worked alone, used a hint or followed a model. After feedback, fix the first unsupported step and explain why it changed. A later check uses a changed case, not a copied answer.</w:t>
       </w:r>
     </w:p>
+    <w:p>
+      <w:pPr>
+        <w:pStyle w:val="Heading1"/>
+      </w:pPr>
+      <w:r>
+        <w:t>15. Your lesson route</w:t>
+      </w:r>
+    </w:p>
+    <w:p>
+      <w:r>
+        <w:t>Start with this question: See when a representation preserves a distinction and when it destroys it.</w:t>
+      </w:r>
+    </w:p>
+    <w:tbl>
+      <w:tblPr>
+        <w:tblStyle w:val="LightShading-Accent1"/>
+        <w:tblW w:type="auto" w:w="0"/>
+        <w:tblLook w:firstColumn="1" w:firstRow="1" w:lastColumn="0" w:lastRow="0" w:noHBand="0" w:noVBand="1" w:val="04A0"/>
+      </w:tblPr>
+      <w:tblGrid>
+        <w:gridCol w:w="5112"/>
+        <w:gridCol w:w="5112"/>
+      </w:tblGrid>
+      <w:tr>
+        <w:trPr>
+          <w:tblHeader/>
+        </w:trPr>
+        <w:tc>
+          <w:tcPr>
+            <w:tcW w:type="dxa" w:w="5112"/>
+          </w:tcPr>
+          <w:p>
+            <w:r>
+              <w:t>By the end, I can</w:t>
+            </w:r>
+          </w:p>
+        </w:tc>
+        <w:tc>
+          <w:tcPr>
+            <w:tcW w:type="dxa" w:w="5112"/>
+          </w:tcPr>
+          <w:p>
+            <w:r>
+              <w:t>How I will show it</w:t>
+            </w:r>
+          </w:p>
+        </w:tc>
+      </w:tr>
+      <w:tr>
+        <w:tc>
+          <w:tcPr>
+            <w:tcW w:type="dxa" w:w="5112"/>
+          </w:tcPr>
+          <w:p>
+            <w:r>
+              <w:t>Trace an input through a hidden representation and a decision rule</w:t>
+            </w:r>
+          </w:p>
+        </w:tc>
+        <w:tc>
+          <w:tcPr>
+            <w:tcW w:type="dxa" w:w="5112"/>
+          </w:tcPr>
+          <w:p>
+            <w:r>
+              <w:t>Explain the deciding step, show a trace or test, and state one limit.</w:t>
+            </w:r>
+          </w:p>
+        </w:tc>
+      </w:tr>
+      <w:tr>
+        <w:tc>
+          <w:tcPr>
+            <w:tcW w:type="dxa" w:w="5112"/>
+          </w:tcPr>
+          <w:p>
+            <w:r>
+              <w:t>Identify distinctions that a representation preserves or loses</w:t>
+            </w:r>
+          </w:p>
+        </w:tc>
+        <w:tc>
+          <w:tcPr>
+            <w:tcW w:type="dxa" w:w="5112"/>
+          </w:tcPr>
+          <w:p>
+            <w:r>
+              <w:t>Explain the deciding step, show a trace or test, and state one limit.</w:t>
+            </w:r>
+          </w:p>
+        </w:tc>
+      </w:tr>
+      <w:tr>
+        <w:tc>
+          <w:tcPr>
+            <w:tcW w:type="dxa" w:w="5112"/>
+          </w:tcPr>
+          <w:p>
+            <w:r>
+              <w:t>Separate a useful constructed feature from evidence of successful learning</w:t>
+            </w:r>
+          </w:p>
+        </w:tc>
+        <w:tc>
+          <w:tcPr>
+            <w:tcW w:type="dxa" w:w="5112"/>
+          </w:tcPr>
+          <w:p>
+            <w:r>
+              <w:t>Explain the deciding step, show a trace or test, and state one limit.</w:t>
+            </w:r>
+          </w:p>
+        </w:tc>
+      </w:tr>
+    </w:tbl>
+    <w:p>
+      <w:r>
+        <w:t>Remember → watch and explain → try with help → investigate → try independently → keep project evidence. Your teacher may spread this lesson across several classes.</w:t>
+      </w:r>
+    </w:p>
+    <w:p>
+      <w:r>
+        <w:t>Keep your first prediction. Compare it with what the evidence shows and explain any change.</w:t>
+      </w:r>
+    </w:p>
+    <w:p>
+      <w:pPr>
+        <w:pStyle w:val="Heading1"/>
+      </w:pPr>
+      <w:r>
+        <w:t>16. Finish and return</w:t>
+      </w:r>
+    </w:p>
+    <w:p>
+      <w:r>
+        <w:t>Close your notes. Explain this goal in your own words: Trace an input through a hidden representation and a decision rule</w:t>
+      </w:r>
+    </w:p>
+    <w:p>
+      <w:pPr>
+        <w:pStyle w:val="Heading3"/>
+      </w:pPr>
+      <w:r>
+        <w:t>My deciding step, evidence and one remaining question</w:t>
+      </w:r>
+    </w:p>
+    <w:p>
+      <w:r>
+        <w:t>________________________________________________________________</w:t>
+      </w:r>
+    </w:p>
+    <w:p>
+      <w:r>
+        <w:t>________________________________________________________________</w:t>
+      </w:r>
+    </w:p>
+    <w:p>
+      <w:r>
+        <w:t>________________________________________________________________</w:t>
+      </w:r>
+    </w:p>
+    <w:p>
+      <w:r>
+        <w:t>________________________________________________________________</w:t>
+      </w:r>
+    </w:p>
+    <w:p>
+      <w:r>
+        <w:t>________________________________________________________________</w:t>
+      </w:r>
+    </w:p>
+    <w:p>
+      <w:r>
+        <w:t>If you are unsure, return to the worked picture and explain one arrow. If you are ready, change an input or assumption and justify your prediction.</w:t>
+      </w:r>
+    </w:p>
+    <w:p>
+      <w:r>
+        <w:t>Save your workbook evidence. At the next review, try a different case before opening your old answer.</w:t>
+      </w:r>
+    </w:p>
     <w:sectPr>
       <w:pgSz w:w="12240" w:h="15840"/>
       <w:pgMar w:top="936" w:right="1008" w:bottom="936" w:left="1008" w:header="720" w:footer="720" w:gutter="0"/>

--- a/downloads/student/ai-5-week-19.docx
+++ b/downloads/student/ai-5-week-19.docx
@@ -2417,6 +2417,215 @@
         <w:t>Save your workbook evidence. At the next review, try a different case before opening your old answer.</w:t>
       </w:r>
     </w:p>
+    <w:p>
+      <w:pPr>
+        <w:pStyle w:val="Heading1"/>
+      </w:pPr>
+      <w:r>
+        <w:t>17. Supported practice, repair and portfolio</w:t>
+      </w:r>
+    </w:p>
+    <w:p>
+      <w:r>
+        <w:t>Use this supported practice once, in the browser or on paper. Keep the reserved independent assessment for a separate first attempt before teacher feedback.</w:t>
+      </w:r>
+    </w:p>
+    <w:p>
+      <w:r>
+        <w:t>See when a representation preserves a distinction and when it destroys it.</w:t>
+      </w:r>
+    </w:p>
+    <w:p>
+      <w:pPr>
+        <w:pStyle w:val="Heading3"/>
+      </w:pPr>
+      <w:r>
+        <w:t>Practice 1: explain the deciding evidence</w:t>
+      </w:r>
+    </w:p>
+    <w:p>
+      <w:r>
+        <w:t>Which labelled step matches this detail? If the head receives only h1+h2, both become3 and the target distinction is lost.</w:t>
+      </w:r>
+    </w:p>
+    <w:p>
+      <w:r>
+        <w:t>1. Encode B</w:t>
+      </w:r>
+    </w:p>
+    <w:p>
+      <w:r>
+        <w:t>2. Encode A</w:t>
+      </w:r>
+    </w:p>
+    <w:p>
+      <w:r>
+        <w:t>3. Compare collapsed summary</w:t>
+      </w:r>
+    </w:p>
+    <w:p>
+      <w:pPr>
+        <w:pStyle w:val="Heading3"/>
+      </w:pPr>
+      <w:r>
+        <w:t>My selected conclusion, deciding fact and explanation</w:t>
+      </w:r>
+    </w:p>
+    <w:p>
+      <w:r>
+        <w:t>________________________________________________________________</w:t>
+      </w:r>
+    </w:p>
+    <w:p>
+      <w:r>
+        <w:t>________________________________________________________________</w:t>
+      </w:r>
+    </w:p>
+    <w:p>
+      <w:r>
+        <w:t>________________________________________________________________</w:t>
+      </w:r>
+    </w:p>
+    <w:p>
+      <w:r>
+        <w:t>________________________________________________________________</w:t>
+      </w:r>
+    </w:p>
+    <w:p>
+      <w:r>
+        <w:t>________________________________________________________________</w:t>
+      </w:r>
+    </w:p>
+    <w:p>
+      <w:r>
+        <w:t>Hint if needed: Read the steps in the pictorial case. Match the supplied detail to the stage that performs or records it.</w:t>
+      </w:r>
+    </w:p>
+    <w:p>
+      <w:r>
+        <w:t>After your attempt, compare with the supported explanation: Compare collapsed summary If the head receives only h1+h2, both become3 and the target distinction is lost. A hidden representation decides which distinctions remain available to an output head. These two hidden coordinates preserve whether the left or right side is brighter. Adding them discards that direction and gives both examples the same scalar. A deterministic head cannot assign different labels to identical inputs; retain the distinction or change the task.</w:t>
+      </w:r>
+    </w:p>
+    <w:p>
+      <w:pPr>
+        <w:pStyle w:val="Heading3"/>
+      </w:pPr>
+      <w:r>
+        <w:t>Practice 2: explain the deciding evidence</w:t>
+      </w:r>
+    </w:p>
+    <w:p>
+      <w:r>
+        <w:t>Changed-case practice: The head keeps both ordered hidden values instead of their sum. Which conclusion is supported by the supplied facts?</w:t>
+      </w:r>
+    </w:p>
+    <w:p>
+      <w:r>
+        <w:t>1. This one example guarantees correct results for every future input.</w:t>
+      </w:r>
+    </w:p>
+    <w:p>
+      <w:r>
+        <w:t>2. We can decide the result without examining the changed input or the procedure.</w:t>
+      </w:r>
+    </w:p>
+    <w:p>
+      <w:r>
+        <w:t>3. It can distinguish [3, 0] from [0, 3] in this example.</w:t>
+      </w:r>
+    </w:p>
+    <w:p>
+      <w:pPr>
+        <w:pStyle w:val="Heading3"/>
+      </w:pPr>
+      <w:r>
+        <w:t>My selected conclusion, deciding fact and explanation</w:t>
+      </w:r>
+    </w:p>
+    <w:p>
+      <w:r>
+        <w:t>________________________________________________________________</w:t>
+      </w:r>
+    </w:p>
+    <w:p>
+      <w:r>
+        <w:t>________________________________________________________________</w:t>
+      </w:r>
+    </w:p>
+    <w:p>
+      <w:r>
+        <w:t>________________________________________________________________</w:t>
+      </w:r>
+    </w:p>
+    <w:p>
+      <w:r>
+        <w:t>________________________________________________________________</w:t>
+      </w:r>
+    </w:p>
+    <w:p>
+      <w:r>
+        <w:t>________________________________________________________________</w:t>
+      </w:r>
+    </w:p>
+    <w:p>
+      <w:r>
+        <w:t>Hint if needed: Use the changed condition and the deciding step in the pictorial trace. The answer must say what follows from those facts.</w:t>
+      </w:r>
+    </w:p>
+    <w:p>
+      <w:r>
+        <w:t>After your attempt, compare with the supported explanation: It can distinguish [3, 0] from [0, 3] in this example. The representation retains the direction of brightness difference when coordinates stay separate.</w:t>
+      </w:r>
+    </w:p>
+    <w:p>
+      <w:pPr>
+        <w:pStyle w:val="Heading3"/>
+      </w:pPr>
+      <w:r>
+        <w:t>Repair a missing building block</w:t>
+      </w:r>
+    </w:p>
+    <w:p>
+      <w:r>
+        <w:t>Review Debugging shapes and gradients (ai-5/18). Goal: Check dimension contracts before computing a layer. Short practice: What should a debugging record pair with every gradient value? Point to the relevant step in the picture, then write the changed result and the rule or evidence that supports it.. Return to this week and explain what you changed.</w:t>
+      </w:r>
+    </w:p>
+    <w:p>
+      <w:r>
+        <w:t>Review Regularisation and early stopping (ai-5/16). Goal: Separate a weight penalty from prediction error. Short practice: Why should the penalty value not be reported as validation error? Point to the relevant step in the picture, then write the changed result and the rule or evidence that supports it.. Return to this week and explain what you changed.</w:t>
+      </w:r>
+    </w:p>
+    <w:p>
+      <w:r>
+        <w:t>Review Batching and epochs (ai-5/13). Goal: Distinguish an example a batch an update and an epoch. Short practice: Why do the single-example orders finish at different weights? Point to the relevant step in the picture, then write the changed result and the rule or evidence that supports it.. Return to this week and explain what you changed.</w:t>
+      </w:r>
+    </w:p>
+    <w:p>
+      <w:pPr>
+        <w:pStyle w:val="Heading3"/>
+      </w:pPr>
+      <w:r>
+        <w:t>Predict, run and debug</w:t>
+      </w:r>
+    </w:p>
+    <w:p>
+      <w:r>
+        <w:t>The browser lab lets you edit the supported Python examples already included in this lesson. Predict first, run, inspect the actual output or error, change one input, then run again. Keep code, predictions, actual results and a reasoned revision together. On paper, label your result as a trace rather than an execution.</w:t>
+      </w:r>
+    </w:p>
+    <w:p>
+      <w:pPr>
+        <w:pStyle w:val="Heading3"/>
+      </w:pPr>
+      <w:r>
+        <w:t>Keep your completed work</w:t>
+      </w:r>
+    </w:p>
+    <w:p>
+      <w:r>
+        <w:t>Use Download completed work in the hosted lesson to export your answers, reflections, practice feedback and code-run evidence. Open the HTML copy to read or print it. Drafts stay in this browser when storage is available; clear drafts on a shared device.</w:t>
+      </w:r>
+    </w:p>
     <w:sectPr>
       <w:pgSz w:w="12240" w:h="15840"/>
       <w:pgMar w:top="936" w:right="1008" w:bottom="936" w:left="1008" w:header="720" w:footer="720" w:gutter="0"/>

--- a/downloads/student/ai-5-week-19.docx
+++ b/downloads/student/ai-5-week-19.docx
@@ -42,6 +42,11 @@
       </w:r>
     </w:p>
     <w:p>
+      <w:r>
+        <w:t>Start with the target: Trace an input through a hidden representation and a decision rule. Try the recall before opening notes.</w:t>
+      </w:r>
+    </w:p>
+    <w:p>
       <w:pPr>
         <w:pStyle w:val="Heading3"/>
       </w:pPr>
@@ -50,18 +55,84 @@
       </w:r>
     </w:p>
     <w:p>
-      <w:r>
-        <w:t>I can trace an input through a hidden representation and a decision rule.</w:t>
-      </w:r>
-    </w:p>
-    <w:p>
-      <w:r>
-        <w:t>I can identify distinctions that a representation preserves or loses.</w:t>
-      </w:r>
-    </w:p>
-    <w:p>
-      <w:r>
-        <w:t>I can separate a useful constructed feature from evidence of successful learning.</w:t>
+      <w:pPr>
+        <w:spacing w:line="336" w:lineRule="auto" w:after="180"/>
+      </w:pPr>
+      <w:r>
+        <w:rPr>
+          <w:b w:val="0"/>
+        </w:rPr>
+        <w:t xml:space="preserve">I can trace an </w:t>
+      </w:r>
+      <w:r>
+        <w:rPr>
+          <w:b/>
+        </w:rPr>
+        <w:t>input</w:t>
+      </w:r>
+      <w:r>
+        <w:rPr>
+          <w:b w:val="0"/>
+        </w:rPr>
+        <w:t xml:space="preserve"> through a hidden </w:t>
+      </w:r>
+      <w:r>
+        <w:rPr>
+          <w:b/>
+        </w:rPr>
+        <w:t>representation</w:t>
+      </w:r>
+      <w:r>
+        <w:rPr>
+          <w:b w:val="0"/>
+        </w:rPr>
+        <w:t xml:space="preserve"> and a decision rule.</w:t>
+      </w:r>
+    </w:p>
+    <w:p>
+      <w:pPr>
+        <w:spacing w:line="336" w:lineRule="auto" w:after="180"/>
+      </w:pPr>
+      <w:r>
+        <w:rPr>
+          <w:b w:val="0"/>
+        </w:rPr>
+        <w:t xml:space="preserve">I can identify distinctions that a </w:t>
+      </w:r>
+      <w:r>
+        <w:rPr>
+          <w:b/>
+        </w:rPr>
+        <w:t>representation</w:t>
+      </w:r>
+      <w:r>
+        <w:rPr>
+          <w:b w:val="0"/>
+        </w:rPr>
+        <w:t xml:space="preserve"> preserves or loses.</w:t>
+      </w:r>
+    </w:p>
+    <w:p>
+      <w:pPr>
+        <w:spacing w:line="336" w:lineRule="auto" w:after="180"/>
+      </w:pPr>
+      <w:r>
+        <w:rPr>
+          <w:b w:val="0"/>
+        </w:rPr>
+        <w:t xml:space="preserve">I can separate a useful constructed feature from </w:t>
+      </w:r>
+      <w:r>
+        <w:rPr>
+          <w:b/>
+        </w:rPr>
+        <w:t>evidence</w:t>
+      </w:r>
+      <w:r>
+        <w:rPr>
+          <w:b w:val="0"/>
+        </w:rPr>
+        <w:t xml:space="preserve"> of successful learning.</w:t>
       </w:r>
     </w:p>
     <w:p>
@@ -73,48 +144,162 @@
       </w:r>
     </w:p>
     <w:p>
-      <w:r>
+      <w:pPr>
+        <w:spacing w:line="336" w:lineRule="auto" w:after="180"/>
+      </w:pPr>
+      <w:r>
+        <w:rPr>
+          <w:b w:val="0"/>
+        </w:rPr>
         <w:t>Close your notes first. A rough first answer helps us choose the right starting point; it is not a score for your ability.</w:t>
       </w:r>
     </w:p>
     <w:p>
-      <w:r>
+      <w:pPr>
+        <w:spacing w:line="336" w:lineRule="auto" w:after="180"/>
+      </w:pPr>
+      <w:r>
+        <w:rPr>
+          <w:b w:val="0"/>
+        </w:rPr>
         <w:t>Without opening the old lesson, explain one key idea from Debugging shapes and gradients. Give an example and a mistake that the idea helps you avoid.</w:t>
       </w:r>
     </w:p>
     <w:p>
-      <w:r>
+      <w:pPr>
+        <w:spacing w:line="336" w:lineRule="auto" w:after="180"/>
+      </w:pPr>
+      <w:r>
+        <w:rPr>
+          <w:b w:val="0"/>
+        </w:rPr>
         <w:t>Without opening the old lesson, explain one key idea from Regularisation and early stopping. Give an example and a mistake that the idea helps you avoid.</w:t>
       </w:r>
     </w:p>
     <w:p>
-      <w:r>
+      <w:pPr>
+        <w:spacing w:line="336" w:lineRule="auto" w:after="180"/>
+      </w:pPr>
+      <w:r>
+        <w:rPr>
+          <w:b w:val="0"/>
+        </w:rPr>
         <w:t>Without opening the old lesson, explain one key idea from Batching and epochs. Give an example and a mistake that the idea helps you avoid.</w:t>
       </w:r>
     </w:p>
     <w:p>
-      <w:r>
-        <w:t>After trying, check the relevant lesson or ask your teacher. Change the part of your explanation that the evidence shows was wrong.</w:t>
-      </w:r>
-    </w:p>
-    <w:p>
-      <w:r>
+      <w:pPr>
+        <w:spacing w:line="336" w:lineRule="auto" w:after="180"/>
+      </w:pPr>
+      <w:r>
+        <w:rPr>
+          <w:b w:val="0"/>
+        </w:rPr>
+        <w:t xml:space="preserve">After trying, check the relevant lesson or ask your teacher. Change the part of your explanation that the </w:t>
+      </w:r>
+      <w:r>
+        <w:rPr>
+          <w:b/>
+        </w:rPr>
+        <w:t>evidence</w:t>
+      </w:r>
+      <w:r>
+        <w:rPr>
+          <w:b w:val="0"/>
+        </w:rPr>
+        <w:t xml:space="preserve"> shows was wrong.</w:t>
+      </w:r>
+    </w:p>
+    <w:p>
+      <w:pPr>
+        <w:spacing w:line="336" w:lineRule="auto" w:after="180"/>
+      </w:pPr>
+      <w:r>
+        <w:rPr>
+          <w:b w:val="0"/>
+        </w:rPr>
         <w:t>This week you will practise:</w:t>
       </w:r>
     </w:p>
     <w:p>
-      <w:r>
-        <w:t>Trace an input through a hidden representation and a decision rule</w:t>
-      </w:r>
-    </w:p>
-    <w:p>
-      <w:r>
-        <w:t>Identify distinctions that a representation preserves or loses</w:t>
-      </w:r>
-    </w:p>
-    <w:p>
-      <w:r>
-        <w:t>Separate a useful constructed feature from evidence of successful learning</w:t>
+      <w:pPr>
+        <w:spacing w:line="336" w:lineRule="auto" w:after="180"/>
+      </w:pPr>
+      <w:r>
+        <w:rPr>
+          <w:b w:val="0"/>
+        </w:rPr>
+        <w:t xml:space="preserve">Trace an </w:t>
+      </w:r>
+      <w:r>
+        <w:rPr>
+          <w:b/>
+        </w:rPr>
+        <w:t>input</w:t>
+      </w:r>
+      <w:r>
+        <w:rPr>
+          <w:b w:val="0"/>
+        </w:rPr>
+        <w:t xml:space="preserve"> through a hidden </w:t>
+      </w:r>
+      <w:r>
+        <w:rPr>
+          <w:b/>
+        </w:rPr>
+        <w:t>representation</w:t>
+      </w:r>
+      <w:r>
+        <w:rPr>
+          <w:b w:val="0"/>
+        </w:rPr>
+        <w:t xml:space="preserve"> and a decision rule</w:t>
+      </w:r>
+    </w:p>
+    <w:p>
+      <w:pPr>
+        <w:spacing w:line="336" w:lineRule="auto" w:after="180"/>
+      </w:pPr>
+      <w:r>
+        <w:rPr>
+          <w:b w:val="0"/>
+        </w:rPr>
+        <w:t xml:space="preserve">Identify distinctions that a </w:t>
+      </w:r>
+      <w:r>
+        <w:rPr>
+          <w:b/>
+        </w:rPr>
+        <w:t>representation</w:t>
+      </w:r>
+      <w:r>
+        <w:rPr>
+          <w:b w:val="0"/>
+        </w:rPr>
+        <w:t xml:space="preserve"> preserves or loses</w:t>
+      </w:r>
+    </w:p>
+    <w:p>
+      <w:pPr>
+        <w:spacing w:line="336" w:lineRule="auto" w:after="180"/>
+      </w:pPr>
+      <w:r>
+        <w:rPr>
+          <w:b w:val="0"/>
+        </w:rPr>
+        <w:t xml:space="preserve">Separate a useful constructed feature from </w:t>
+      </w:r>
+      <w:r>
+        <w:rPr>
+          <w:b/>
+        </w:rPr>
+        <w:t>evidence</w:t>
+      </w:r>
+      <w:r>
+        <w:rPr>
+          <w:b w:val="0"/>
+        </w:rPr>
+        <w:t xml:space="preserve"> of successful learning</w:t>
       </w:r>
     </w:p>
     <w:p>
@@ -126,7 +311,14 @@
       </w:r>
     </w:p>
     <w:p>
-      <w:r>
+      <w:pPr>
+        <w:spacing w:line="336" w:lineRule="auto" w:after="180"/>
+        <w:shd w:fill="F5F1FB"/>
+      </w:pPr>
+      <w:r>
+        <w:rPr>
+          <w:b w:val="0"/>
+        </w:rPr>
         <w:t>Why should a debugging trace inspect scores before ReLU as well as final activations?</w:t>
       </w:r>
     </w:p>
@@ -162,8 +354,26 @@
       </w:r>
     </w:p>
     <w:p>
-      <w:r>
-        <w:t>By the end, I can explain learned representations using a traced example and a stated limitation.</w:t>
+      <w:pPr>
+        <w:spacing w:line="336" w:lineRule="auto" w:after="180"/>
+      </w:pPr>
+      <w:r>
+        <w:rPr>
+          <w:b w:val="0"/>
+        </w:rPr>
+        <w:t xml:space="preserve">By the end, I can explain learned </w:t>
+      </w:r>
+      <w:r>
+        <w:rPr>
+          <w:b/>
+        </w:rPr>
+        <w:t>representation</w:t>
+      </w:r>
+      <w:r>
+        <w:rPr>
+          <w:b w:val="0"/>
+        </w:rPr>
+        <w:t>s using a traced example and a stated limitation.</w:t>
       </w:r>
     </w:p>
     <w:p>
@@ -176,12 +386,75 @@
     </w:p>
     <w:p>
       <w:r>
-        <w:t>Consider fictional rectangles with input [width, height] in cm. The task is to identify rectangles whose width is strictly greater than height. The target is 1 for wider rectangles and 0 otherwise. A square therefore has target 0. This is an arithmetic teaching task, not a claim that a network is needed to measure rectangles.</w:t>
-      </w:r>
-    </w:p>
-    <w:p>
-      <w:r>
-        <w:t>Define two hidden units: h1 = ReLU(width - height) and h2 = ReLU(height - width). Their weight rows are [1, -1] and [-1, 1], with zero biases. The representation h = [h1, h2] records excess width or excess height. Predict 1 when h1 &gt; 0; otherwise predict 0.</w:t>
+        <w:t>Investigate the supplied Learned representations case. Separate observations, given facts and assumptions before choosing an explanation.</w:t>
+      </w:r>
+    </w:p>
+    <w:p>
+      <w:pPr>
+        <w:spacing w:line="336" w:lineRule="auto" w:after="180"/>
+      </w:pPr>
+      <w:r>
+        <w:rPr>
+          <w:b w:val="0"/>
+        </w:rPr>
+        <w:t xml:space="preserve">Consider fictional rectangles with </w:t>
+      </w:r>
+      <w:r>
+        <w:rPr>
+          <w:b/>
+        </w:rPr>
+        <w:t>input</w:t>
+      </w:r>
+      <w:r>
+        <w:rPr>
+          <w:b w:val="0"/>
+        </w:rPr>
+        <w:t xml:space="preserve"> [width, height] in cm. The task is to identify rectangles whose width is strictly greater than height. The target is 1 for wider rectangles and 0 otherwise.</w:t>
+      </w:r>
+    </w:p>
+    <w:p>
+      <w:pPr>
+        <w:spacing w:line="336" w:lineRule="auto" w:after="180"/>
+      </w:pPr>
+      <w:r>
+        <w:rPr>
+          <w:b w:val="0"/>
+        </w:rPr>
+        <w:t>A square therefore has target 0. This is an arithmetic teaching task, not a claim that a network is needed to measure rectangles.</w:t>
+      </w:r>
+    </w:p>
+    <w:p>
+      <w:pPr>
+        <w:spacing w:line="336" w:lineRule="auto" w:after="180"/>
+      </w:pPr>
+      <w:r>
+        <w:rPr>
+          <w:b w:val="0"/>
+        </w:rPr>
+        <w:t xml:space="preserve">Define two hidden units: h1 = ReLU(width - height) and h2 = ReLU(height - width). Their weight rows are [1, -1] and [-1, 1], with zero biases. The </w:t>
+      </w:r>
+      <w:r>
+        <w:rPr>
+          <w:b/>
+        </w:rPr>
+        <w:t>representation</w:t>
+      </w:r>
+      <w:r>
+        <w:rPr>
+          <w:b w:val="0"/>
+        </w:rPr>
+        <w:t xml:space="preserve"> h = [h1, h2] records excess width or excess height.</w:t>
+      </w:r>
+    </w:p>
+    <w:p>
+      <w:pPr>
+        <w:spacing w:line="336" w:lineRule="auto" w:after="180"/>
+      </w:pPr>
+      <w:r>
+        <w:rPr>
+          <w:b w:val="0"/>
+        </w:rPr>
+        <w:t>Predict 1 when h1 &gt; 0; otherwise predict 0.</w:t>
       </w:r>
     </w:p>
     <w:tbl>
@@ -360,8 +633,61 @@
       </w:tr>
     </w:tbl>
     <w:p>
-      <w:r>
-        <w:t>These weights were chosen by the lesson author. They demonstrate a representation that could be implemented by a network, but no training run has established that a model learned it. Learning would require adjusting parameters using training data and recording the procedure.</w:t>
+      <w:pPr>
+        <w:spacing w:line="336" w:lineRule="auto" w:after="180"/>
+      </w:pPr>
+      <w:r>
+        <w:rPr>
+          <w:b w:val="0"/>
+        </w:rPr>
+        <w:t xml:space="preserve">These weights were chosen by the lesson author. They demonstrate a </w:t>
+      </w:r>
+      <w:r>
+        <w:rPr>
+          <w:b/>
+        </w:rPr>
+        <w:t>representation</w:t>
+      </w:r>
+      <w:r>
+        <w:rPr>
+          <w:b w:val="0"/>
+        </w:rPr>
+        <w:t xml:space="preserve"> that could be implemented by a network, but no </w:t>
+      </w:r>
+      <w:r>
+        <w:rPr>
+          <w:b/>
+        </w:rPr>
+        <w:t>training</w:t>
+      </w:r>
+      <w:r>
+        <w:rPr>
+          <w:b w:val="0"/>
+        </w:rPr>
+        <w:t xml:space="preserve"> run has established that a model learned it.</w:t>
+      </w:r>
+    </w:p>
+    <w:p>
+      <w:pPr>
+        <w:spacing w:line="336" w:lineRule="auto" w:after="180"/>
+      </w:pPr>
+      <w:r>
+        <w:rPr>
+          <w:b w:val="0"/>
+        </w:rPr>
+        <w:t xml:space="preserve">Learning would require adjusting parameters using </w:t>
+      </w:r>
+      <w:r>
+        <w:rPr>
+          <w:b/>
+        </w:rPr>
+        <w:t>training</w:t>
+      </w:r>
+      <w:r>
+        <w:rPr>
+          <w:b w:val="0"/>
+        </w:rPr>
+        <w:t xml:space="preserve"> data and recording the procedure.</w:t>
       </w:r>
     </w:p>
     <w:p>
@@ -397,7 +723,65 @@
     </w:p>
     <w:p>
       <w:r>
-        <w:t>A prediction head is the computation that reads the hidden vector and produces an output. Keeping it separate lets us inspect what information is available before making a decision. This example assumes two finite, positive measurements in cm; it is not a general input validator.</w:t>
+        <w:t>Follow the mechanism for Learned representations. Connect each labelled input, deciding step and result.</w:t>
+      </w:r>
+    </w:p>
+    <w:p>
+      <w:pPr>
+        <w:spacing w:line="336" w:lineRule="auto" w:after="180"/>
+      </w:pPr>
+      <w:r>
+        <w:rPr>
+          <w:b w:val="0"/>
+        </w:rPr>
+        <w:t xml:space="preserve">A </w:t>
+      </w:r>
+      <w:r>
+        <w:rPr>
+          <w:b/>
+        </w:rPr>
+        <w:t>prediction</w:t>
+      </w:r>
+      <w:r>
+        <w:rPr>
+          <w:b w:val="0"/>
+        </w:rPr>
+        <w:t xml:space="preserve"> head is the computation that reads the hidden vector and produces an </w:t>
+      </w:r>
+      <w:r>
+        <w:rPr>
+          <w:b/>
+        </w:rPr>
+        <w:t>output</w:t>
+      </w:r>
+      <w:r>
+        <w:rPr>
+          <w:b w:val="0"/>
+        </w:rPr>
+        <w:t>. Keeping it separate lets us inspect what information is available before making a decision.</w:t>
+      </w:r>
+    </w:p>
+    <w:p>
+      <w:pPr>
+        <w:spacing w:line="336" w:lineRule="auto" w:after="180"/>
+      </w:pPr>
+      <w:r>
+        <w:rPr>
+          <w:b w:val="0"/>
+        </w:rPr>
+        <w:t xml:space="preserve">This example assumes two finite, positive measurements in cm; it is not a general </w:t>
+      </w:r>
+      <w:r>
+        <w:rPr>
+          <w:b/>
+        </w:rPr>
+        <w:t>input</w:t>
+      </w:r>
+      <w:r>
+        <w:rPr>
+          <w:b w:val="0"/>
+        </w:rPr>
+        <w:t xml:space="preserve"> validator.</w:t>
       </w:r>
     </w:p>
     <w:p>
@@ -433,8 +817,37 @@
       </w:r>
     </w:p>
     <w:p>
-      <w:r>
-        <w:t>The raw difference width - height can be recovered as h1 - h2. The original width and height cannot in general be recovered: many rectangles share a difference. Two hidden components do not guarantee preservation of two input components.</w:t>
+      <w:pPr>
+        <w:spacing w:line="336" w:lineRule="auto" w:after="180"/>
+      </w:pPr>
+      <w:r>
+        <w:rPr>
+          <w:b w:val="0"/>
+        </w:rPr>
+        <w:t>The raw difference width - height can be recovered as h1 - h2. The original width and height cannot in general be recovered: many rectangles share a difference.</w:t>
+      </w:r>
+    </w:p>
+    <w:p>
+      <w:pPr>
+        <w:spacing w:line="336" w:lineRule="auto" w:after="180"/>
+      </w:pPr>
+      <w:r>
+        <w:rPr>
+          <w:b w:val="0"/>
+        </w:rPr>
+        <w:t xml:space="preserve">Two hidden components do not guarantee preservation of two </w:t>
+      </w:r>
+      <w:r>
+        <w:rPr>
+          <w:b/>
+        </w:rPr>
+        <w:t>input</w:t>
+      </w:r>
+      <w:r>
+        <w:rPr>
+          <w:b w:val="0"/>
+        </w:rPr>
+        <w:t xml:space="preserve"> components.</w:t>
       </w:r>
     </w:p>
     <w:p>
@@ -446,8 +859,26 @@
       </w:r>
     </w:p>
     <w:p>
-      <w:r>
-        <w:t>Point to the input, the deciding step and the result in this week’s visual. Explain the same step in ordinary words. A picture helps when you can say what each part represents.</w:t>
+      <w:pPr>
+        <w:spacing w:line="336" w:lineRule="auto" w:after="180"/>
+      </w:pPr>
+      <w:r>
+        <w:rPr>
+          <w:b w:val="0"/>
+        </w:rPr>
+        <w:t xml:space="preserve">Point to the </w:t>
+      </w:r>
+      <w:r>
+        <w:rPr>
+          <w:b/>
+        </w:rPr>
+        <w:t>input</w:t>
+      </w:r>
+      <w:r>
+        <w:rPr>
+          <w:b w:val="0"/>
+        </w:rPr>
+        <w:t>, the deciding step and the result in this week’s visual. Explain the same step in ordinary words. A picture helps when you can say what each part represents.</w:t>
       </w:r>
     </w:p>
     <w:p>
@@ -459,6 +890,11 @@
       </w:r>
     </w:p>
     <w:p>
+      <w:r>
+        <w:t>Compare the supplied cases for Learned representations. Identify the detail that changes the conclusion.</w:t>
+      </w:r>
+    </w:p>
+    <w:p>
       <w:pPr>
         <w:pStyle w:val="Heading3"/>
       </w:pPr>
@@ -467,8 +903,26 @@
       </w:r>
     </w:p>
     <w:p>
-      <w:r>
-        <w:t>Give the hidden vectors and areas for [4, 2] and [5, 3]. Explain why increasing only the complexity of a deterministic area head cannot make both exact predictions correct.</w:t>
+      <w:pPr>
+        <w:spacing w:line="336" w:lineRule="auto" w:after="180"/>
+      </w:pPr>
+      <w:r>
+        <w:rPr>
+          <w:b w:val="0"/>
+        </w:rPr>
+        <w:t xml:space="preserve">Give the hidden vectors and areas for [4, 2] and [5, 3]. Explain why increasing only the complexity of a deterministic area head cannot make both exact </w:t>
+      </w:r>
+      <w:r>
+        <w:rPr>
+          <w:b/>
+        </w:rPr>
+        <w:t>prediction</w:t>
+      </w:r>
+      <w:r>
+        <w:rPr>
+          <w:b w:val="0"/>
+        </w:rPr>
+        <w:t>s correct.</w:t>
       </w:r>
     </w:p>
     <w:p>
@@ -513,18 +967,81 @@
       </w:r>
     </w:p>
     <w:p>
-      <w:r>
+      <w:pPr>
+        <w:pStyle w:val="Heading3"/>
+      </w:pPr>
+      <w:r>
+        <w:t>Change one thing</w:t>
+      </w:r>
+    </w:p>
+    <w:p>
+      <w:pPr>
+        <w:spacing w:line="336" w:lineRule="auto" w:after="180"/>
+        <w:shd w:fill="F5F1FB"/>
+      </w:pPr>
+      <w:r>
+        <w:rPr>
+          <w:b w:val="0"/>
+        </w:rPr>
         <w:t>Change: The head keeps both ordered hidden values instead of their sum.</w:t>
       </w:r>
     </w:p>
     <w:p>
-      <w:r>
-        <w:t>Prediction: It can distinguish [3, 0] from [0, 3] in this example.</w:t>
-      </w:r>
-    </w:p>
-    <w:p>
-      <w:r>
-        <w:t>Reason: The representation retains the direction of brightness difference when coordinates stay separate.</w:t>
+      <w:pPr>
+        <w:pStyle w:val="Heading3"/>
+      </w:pPr>
+      <w:r>
+        <w:t>Predicted result</w:t>
+      </w:r>
+    </w:p>
+    <w:p>
+      <w:pPr>
+        <w:spacing w:line="336" w:lineRule="auto" w:after="180"/>
+        <w:shd w:fill="F1F6FC"/>
+      </w:pPr>
+      <w:r>
+        <w:rPr>
+          <w:b/>
+        </w:rPr>
+        <w:t>Prediction</w:t>
+      </w:r>
+      <w:r>
+        <w:rPr>
+          <w:b w:val="0"/>
+        </w:rPr>
+        <w:t>: It can distinguish [3, 0] from [0, 3] in this example.</w:t>
+      </w:r>
+    </w:p>
+    <w:p>
+      <w:pPr>
+        <w:pStyle w:val="Heading3"/>
+      </w:pPr>
+      <w:r>
+        <w:t>Why the result follows</w:t>
+      </w:r>
+    </w:p>
+    <w:p>
+      <w:pPr>
+        <w:spacing w:line="336" w:lineRule="auto" w:after="180"/>
+        <w:shd w:fill="F1F6FC"/>
+      </w:pPr>
+      <w:r>
+        <w:rPr>
+          <w:b w:val="0"/>
+        </w:rPr>
+        <w:t xml:space="preserve">Reason: The </w:t>
+      </w:r>
+      <w:r>
+        <w:rPr>
+          <w:b/>
+        </w:rPr>
+        <w:t>representation</w:t>
+      </w:r>
+      <w:r>
+        <w:rPr>
+          <w:b w:val="0"/>
+        </w:rPr>
+        <w:t xml:space="preserve"> retains the direction of brightness difference when coordinates stay separate.</w:t>
       </w:r>
     </w:p>
     <w:p>
@@ -533,6 +1050,11 @@
       </w:pPr>
       <w:r>
         <w:t>05. Words that unlock the idea</w:t>
+      </w:r>
+    </w:p>
+    <w:p>
+      <w:r>
+        <w:t>Use the vocabulary of Learned representations to explain a concrete decision, rather than only memorising definitions.</w:t>
       </w:r>
     </w:p>
     <w:tbl>
@@ -691,6 +1213,11 @@
       </w:r>
     </w:p>
     <w:p>
+      <w:r>
+        <w:t>Follow the worked trace for Learned representations, predict a step, then compare with its explanation.</w:t>
+      </w:r>
+    </w:p>
+    <w:p>
       <w:pPr>
         <w:pStyle w:val="Heading3"/>
       </w:pPr>
@@ -851,7 +1378,13 @@
       </w:r>
     </w:p>
     <w:p>
-      <w:r>
+      <w:pPr>
+        <w:spacing w:line="336" w:lineRule="auto" w:after="180"/>
+      </w:pPr>
+      <w:r>
+        <w:rPr>
+          <w:b w:val="0"/>
+        </w:rPr>
         <w:t>Cover the result before checking it. Say what is given, choose the procedure, and follow one step at a time. Then uncover the result and explain your first mismatch. Ask why a step is allowed, not only what number it produces.</w:t>
       </w:r>
     </w:p>
@@ -864,8 +1397,26 @@
       </w:r>
     </w:p>
     <w:p>
-      <w:r>
-        <w:t>See when a representation preserves a distinction and when it destroys it.</w:t>
+      <w:pPr>
+        <w:spacing w:line="336" w:lineRule="auto" w:after="180"/>
+      </w:pPr>
+      <w:r>
+        <w:rPr>
+          <w:b w:val="0"/>
+        </w:rPr>
+        <w:t xml:space="preserve">See when a </w:t>
+      </w:r>
+      <w:r>
+        <w:rPr>
+          <w:b/>
+        </w:rPr>
+        <w:t>representation</w:t>
+      </w:r>
+      <w:r>
+        <w:rPr>
+          <w:b w:val="0"/>
+        </w:rPr>
+        <w:t xml:space="preserve"> preserves a distinction and when it destroys it.</w:t>
       </w:r>
     </w:p>
     <w:p>
@@ -877,13 +1428,79 @@
       </w:r>
     </w:p>
     <w:p>
-      <w:r>
-        <w:t>Toy input [left, right]; representation h=[ReLU(left-right), ReLU(right-left)]. A=[5, 2]; B=[2, 5]; target is left-brighter versus right-brighter.</w:t>
-      </w:r>
-    </w:p>
-    <w:p>
-      <w:r>
-        <w:t>All inputs and outcomes in this worked example are invented classroom data; no real model run is claimed.</w:t>
+      <w:pPr>
+        <w:pStyle w:val="Heading3"/>
+      </w:pPr>
+      <w:r>
+        <w:t>Supplied facts</w:t>
+      </w:r>
+    </w:p>
+    <w:p>
+      <w:pPr>
+        <w:spacing w:line="336" w:lineRule="auto" w:after="180"/>
+        <w:shd w:fill="F1F6FC"/>
+      </w:pPr>
+      <w:r>
+        <w:rPr>
+          <w:b w:val="0"/>
+        </w:rPr>
+        <w:t xml:space="preserve">Toy </w:t>
+      </w:r>
+      <w:r>
+        <w:rPr>
+          <w:b/>
+        </w:rPr>
+        <w:t>input</w:t>
+      </w:r>
+      <w:r>
+        <w:rPr>
+          <w:b w:val="0"/>
+        </w:rPr>
+        <w:t xml:space="preserve"> [left, right]; </w:t>
+      </w:r>
+      <w:r>
+        <w:rPr>
+          <w:b/>
+        </w:rPr>
+        <w:t>representation</w:t>
+      </w:r>
+      <w:r>
+        <w:rPr>
+          <w:b w:val="0"/>
+        </w:rPr>
+        <w:t xml:space="preserve"> h=[ReLU(left-right), ReLU(right-left)]. A=[5, 2]; B=[2, 5]; target is left-brighter versus right-brighter.</w:t>
+      </w:r>
+    </w:p>
+    <w:p>
+      <w:pPr>
+        <w:pStyle w:val="Heading3"/>
+      </w:pPr>
+      <w:r>
+        <w:t>Supplied facts</w:t>
+      </w:r>
+    </w:p>
+    <w:p>
+      <w:pPr>
+        <w:spacing w:line="336" w:lineRule="auto" w:after="180"/>
+        <w:shd w:fill="F1F6FC"/>
+      </w:pPr>
+      <w:r>
+        <w:rPr>
+          <w:b w:val="0"/>
+        </w:rPr>
+        <w:t xml:space="preserve">All </w:t>
+      </w:r>
+      <w:r>
+        <w:rPr>
+          <w:b/>
+        </w:rPr>
+        <w:t>input</w:t>
+      </w:r>
+      <w:r>
+        <w:rPr>
+          <w:b w:val="0"/>
+        </w:rPr>
+        <w:t>s and outcomes in this worked example are invented classroom data; no real model run is claimed.</w:t>
       </w:r>
     </w:p>
     <w:p>
@@ -1082,30 +1699,174 @@
       </w:r>
     </w:p>
     <w:p>
-      <w:r>
-        <w:t>A hidden representation decides which distinctions remain available to an output head. These two hidden coordinates preserve whether the left or right side is brighter. Adding them discards that direction and gives both examples the same scalar. A deterministic head cannot assign different labels to identical inputs; retain the distinction or change the task.</w:t>
-      </w:r>
-    </w:p>
-    <w:p>
       <w:pPr>
         <w:pStyle w:val="Heading3"/>
       </w:pPr>
       <w:r>
+        <w:t>Why the result follows</w:t>
+      </w:r>
+    </w:p>
+    <w:p>
+      <w:pPr>
+        <w:spacing w:line="336" w:lineRule="auto" w:after="180"/>
+        <w:shd w:fill="F1F6FC"/>
+      </w:pPr>
+      <w:r>
+        <w:rPr>
+          <w:b w:val="0"/>
+        </w:rPr>
+        <w:t xml:space="preserve">A hidden </w:t>
+      </w:r>
+      <w:r>
+        <w:rPr>
+          <w:b/>
+        </w:rPr>
+        <w:t>representation</w:t>
+      </w:r>
+      <w:r>
+        <w:rPr>
+          <w:b w:val="0"/>
+        </w:rPr>
+        <w:t xml:space="preserve"> decides which distinctions remain available to an </w:t>
+      </w:r>
+      <w:r>
+        <w:rPr>
+          <w:b/>
+        </w:rPr>
+        <w:t>output</w:t>
+      </w:r>
+      <w:r>
+        <w:rPr>
+          <w:b w:val="0"/>
+        </w:rPr>
+        <w:t xml:space="preserve"> head. These two hidden coordinates preserve whether the left or right side is brighter.</w:t>
+      </w:r>
+    </w:p>
+    <w:p>
+      <w:pPr>
+        <w:spacing w:line="336" w:lineRule="auto" w:after="180"/>
+        <w:shd w:fill="F1F6FC"/>
+      </w:pPr>
+      <w:r>
+        <w:rPr>
+          <w:b w:val="0"/>
+        </w:rPr>
+        <w:t xml:space="preserve">Adding them discards that direction and gives both examples the same scalar. A deterministic head cannot assign different labels to identical </w:t>
+      </w:r>
+      <w:r>
+        <w:rPr>
+          <w:b/>
+        </w:rPr>
+        <w:t>input</w:t>
+      </w:r>
+      <w:r>
+        <w:rPr>
+          <w:b w:val="0"/>
+        </w:rPr>
+        <w:t>s; retain the distinction or change the task.</w:t>
+      </w:r>
+    </w:p>
+    <w:p>
+      <w:pPr>
+        <w:pStyle w:val="Heading3"/>
+      </w:pPr>
+      <w:r>
         <w:t>What this example does not establish</w:t>
       </w:r>
     </w:p>
     <w:p>
-      <w:r>
-        <w:t>This is a hand-chosen representation, not evidence that a trained image model actually learned these units.</w:t>
-      </w:r>
-    </w:p>
-    <w:p>
-      <w:r>
-        <w:t>Read the labelled picture: Why can no deterministic head using only the sum classify both correctly? Point to the relevant step in the picture, then write the changed result and the rule or evidence that supports it.</w:t>
-      </w:r>
-    </w:p>
-    <w:p>
-      <w:r>
+      <w:pPr>
+        <w:pStyle w:val="Heading3"/>
+      </w:pPr>
+      <w:r>
+        <w:t>Keep the stated limit</w:t>
+      </w:r>
+    </w:p>
+    <w:p>
+      <w:pPr>
+        <w:spacing w:line="336" w:lineRule="auto" w:after="180"/>
+        <w:shd w:fill="FFF5E6"/>
+      </w:pPr>
+      <w:r>
+        <w:rPr>
+          <w:b w:val="0"/>
+        </w:rPr>
+        <w:t xml:space="preserve">This is a hand-chosen </w:t>
+      </w:r>
+      <w:r>
+        <w:rPr>
+          <w:b/>
+        </w:rPr>
+        <w:t>representation</w:t>
+      </w:r>
+      <w:r>
+        <w:rPr>
+          <w:b w:val="0"/>
+        </w:rPr>
+        <w:t xml:space="preserve">, not </w:t>
+      </w:r>
+      <w:r>
+        <w:rPr>
+          <w:b/>
+        </w:rPr>
+        <w:t>evidence</w:t>
+      </w:r>
+      <w:r>
+        <w:rPr>
+          <w:b w:val="0"/>
+        </w:rPr>
+        <w:t xml:space="preserve"> that a trained image model actually learned these units.</w:t>
+      </w:r>
+    </w:p>
+    <w:p>
+      <w:pPr>
+        <w:pStyle w:val="Heading3"/>
+      </w:pPr>
+      <w:r>
+        <w:t>Keep the stated limit</w:t>
+      </w:r>
+    </w:p>
+    <w:p>
+      <w:pPr>
+        <w:spacing w:line="336" w:lineRule="auto" w:after="180"/>
+        <w:shd w:fill="FFF5E6"/>
+      </w:pPr>
+      <w:r>
+        <w:rPr>
+          <w:b w:val="0"/>
+        </w:rPr>
+        <w:t xml:space="preserve">Read the labelled picture: Why can no deterministic head using only the sum classify both correctly? Point to the relevant step in the picture, then write the changed result and the rule or </w:t>
+      </w:r>
+      <w:r>
+        <w:rPr>
+          <w:b/>
+        </w:rPr>
+        <w:t>evidence</w:t>
+      </w:r>
+      <w:r>
+        <w:rPr>
+          <w:b w:val="0"/>
+        </w:rPr>
+        <w:t xml:space="preserve"> that supports it.</w:t>
+      </w:r>
+    </w:p>
+    <w:p>
+      <w:pPr>
+        <w:pStyle w:val="Heading3"/>
+      </w:pPr>
+      <w:r>
+        <w:t>Keep the stated limit</w:t>
+      </w:r>
+    </w:p>
+    <w:p>
+      <w:pPr>
+        <w:spacing w:line="336" w:lineRule="auto" w:after="180"/>
+        <w:shd w:fill="FFF5E6"/>
+      </w:pPr>
+      <w:r>
+        <w:rPr>
+          <w:b w:val="0"/>
+        </w:rPr>
         <w:t>Change one thing: The head keeps both ordered hidden values instead of their sum. Predict the result before checking the explanation. What remains the same?</w:t>
       </w:r>
     </w:p>
@@ -1119,17 +1880,7 @@
     </w:p>
     <w:p>
       <w:r>
-        <w:t>A representation can be sufficient for one task and insufficient for another. Our hidden vector supports the wider-than-height rule for every valid input under the stated formula. It fails to identify exact area for all rectangles because a collision can contain different areas. No more complicated deterministic head can recover information that is absent from its input.</w:t>
-      </w:r>
-    </w:p>
-    <w:p>
-      <w:r>
-        <w:t>Compare a second encoding s = width + height. Rectangles [4, 2] and [2, 4] both give s = 6 but have different wider-than-height targets. A head receiving only s must fail on at least one of them. Useful features depend on the question, not just the number of encoded values.</w:t>
-      </w:r>
-    </w:p>
-    <w:p>
-      <w:r>
-        <w:t>One repair for area is to retain the original measurements. Another is to append s to h. Since d = h1 - h2, width = (s + d) / 2 and height = (s - d) / 2. This works with exact valid measurements; it does not mean every added feature improves generalisation on noisy data.</w:t>
+        <w:t>Find the unsupported step in the Learned representations claim and explain a repair using the supplied evidence.</w:t>
       </w:r>
     </w:p>
     <w:p>
@@ -1137,12 +1888,154 @@
         <w:pStyle w:val="Heading3"/>
       </w:pPr>
       <w:r>
+        <w:t>Check the claim against the facts</w:t>
+      </w:r>
+    </w:p>
+    <w:p>
+      <w:pPr>
+        <w:spacing w:line="336" w:lineRule="auto" w:after="180"/>
+        <w:shd w:fill="FFF5E6"/>
+      </w:pPr>
+      <w:r>
+        <w:rPr>
+          <w:b w:val="0"/>
+        </w:rPr>
+        <w:t xml:space="preserve">A </w:t>
+      </w:r>
+      <w:r>
+        <w:rPr>
+          <w:b/>
+        </w:rPr>
+        <w:t>representation</w:t>
+      </w:r>
+      <w:r>
+        <w:rPr>
+          <w:b w:val="0"/>
+        </w:rPr>
+        <w:t xml:space="preserve"> can be sufficient for one task and insufficient for another. Our hidden vector supports the wider-than-height rule for every valid </w:t>
+      </w:r>
+      <w:r>
+        <w:rPr>
+          <w:b/>
+        </w:rPr>
+        <w:t>input</w:t>
+      </w:r>
+      <w:r>
+        <w:rPr>
+          <w:b w:val="0"/>
+        </w:rPr>
+        <w:t xml:space="preserve"> under the stated formula.</w:t>
+      </w:r>
+    </w:p>
+    <w:p>
+      <w:pPr>
+        <w:spacing w:line="336" w:lineRule="auto" w:after="180"/>
+        <w:shd w:fill="FFF5E6"/>
+      </w:pPr>
+      <w:r>
+        <w:rPr>
+          <w:b w:val="0"/>
+        </w:rPr>
+        <w:t xml:space="preserve">It fails to identify exact area for all rectangles because a </w:t>
+      </w:r>
+      <w:r>
+        <w:rPr>
+          <w:b/>
+        </w:rPr>
+        <w:t>collision</w:t>
+      </w:r>
+      <w:r>
+        <w:rPr>
+          <w:b w:val="0"/>
+        </w:rPr>
+        <w:t xml:space="preserve"> can contain different areas. No more complicated deterministic head can recover information that is absent from its </w:t>
+      </w:r>
+      <w:r>
+        <w:rPr>
+          <w:b/>
+        </w:rPr>
+        <w:t>input</w:t>
+      </w:r>
+      <w:r>
+        <w:rPr>
+          <w:b w:val="0"/>
+        </w:rPr>
+        <w:t>.</w:t>
+      </w:r>
+    </w:p>
+    <w:p>
+      <w:pPr>
+        <w:spacing w:line="336" w:lineRule="auto" w:after="180"/>
+      </w:pPr>
+      <w:r>
+        <w:rPr>
+          <w:b w:val="0"/>
+        </w:rPr>
+        <w:t>Compare a second encoding s = width + height. Rectangles [4, 2] and [2, 4] both give s = 6 but have different wider-than-height targets. A head receiving only s must fail on at least one of them.</w:t>
+      </w:r>
+    </w:p>
+    <w:p>
+      <w:pPr>
+        <w:spacing w:line="336" w:lineRule="auto" w:after="180"/>
+      </w:pPr>
+      <w:r>
+        <w:rPr>
+          <w:b w:val="0"/>
+        </w:rPr>
+        <w:t>Useful features depend on the question, not just the number of encoded values.</w:t>
+      </w:r>
+    </w:p>
+    <w:p>
+      <w:pPr>
+        <w:spacing w:line="336" w:lineRule="auto" w:after="180"/>
+      </w:pPr>
+      <w:r>
+        <w:rPr>
+          <w:b w:val="0"/>
+        </w:rPr>
+        <w:t>One repair for area is to retain the original measurements. Another is to append s to h. Since d = h1 - h2, width = (s + d) / 2 and height = (s - d) / 2.</w:t>
+      </w:r>
+    </w:p>
+    <w:p>
+      <w:pPr>
+        <w:spacing w:line="336" w:lineRule="auto" w:after="180"/>
+      </w:pPr>
+      <w:r>
+        <w:rPr>
+          <w:b w:val="0"/>
+        </w:rPr>
+        <w:t>This works with exact valid measurements; it does not mean every added feature improves generalisation on noisy data.</w:t>
+      </w:r>
+    </w:p>
+    <w:p>
+      <w:pPr>
+        <w:pStyle w:val="Heading3"/>
+      </w:pPr>
+      <w:r>
         <w:t>Locate the earliest unsupported step</w:t>
       </w:r>
     </w:p>
     <w:p>
-      <w:r>
-        <w:t>The alternative representation is s = width + height. Use [4, 2] and [2, 4] to decide whether s alone always supports the wider-than-height task.</w:t>
+      <w:pPr>
+        <w:spacing w:line="336" w:lineRule="auto" w:after="180"/>
+      </w:pPr>
+      <w:r>
+        <w:rPr>
+          <w:b w:val="0"/>
+        </w:rPr>
+        <w:t xml:space="preserve">The alternative </w:t>
+      </w:r>
+      <w:r>
+        <w:rPr>
+          <w:b/>
+        </w:rPr>
+        <w:t>representation</w:t>
+      </w:r>
+      <w:r>
+        <w:rPr>
+          <w:b w:val="0"/>
+        </w:rPr>
+        <w:t xml:space="preserve"> is s = width + height. Use [4, 2] and [2, 4] to decide whether s alone always supports the wider-than-height task.</w:t>
       </w:r>
     </w:p>
     <w:p>
@@ -1193,7 +2086,30 @@
     </w:p>
     <w:p>
       <w:r>
-        <w:t>Encode [8, 3], [3, 8] and [4, 4] with the lesson layer. Apply its prediction rule and explain the square boundary.</w:t>
+        <w:t>Practise Learned representations with support, then explain the deciding step in your own words.</w:t>
+      </w:r>
+    </w:p>
+    <w:p>
+      <w:pPr>
+        <w:spacing w:line="336" w:lineRule="auto" w:after="180"/>
+      </w:pPr>
+      <w:r>
+        <w:rPr>
+          <w:b w:val="0"/>
+        </w:rPr>
+        <w:t xml:space="preserve">Encode [8, 3], [3, 8] and [4, 4] with the lesson layer. Apply its </w:t>
+      </w:r>
+      <w:r>
+        <w:rPr>
+          <w:b/>
+        </w:rPr>
+        <w:t>prediction</w:t>
+      </w:r>
+      <w:r>
+        <w:rPr>
+          <w:b w:val="0"/>
+        </w:rPr>
+        <w:t xml:space="preserve"> rule and explain the square boundary.</w:t>
       </w:r>
     </w:p>
     <w:p>
@@ -1261,8 +2177,38 @@
       </w:r>
     </w:p>
     <w:p>
-      <w:r>
-        <w:t>Use workbook W2 for the connected example “Learned representations”. First fill the input and rule boxes. Try the middle steps before asking for a hint. After a hint, try the next step yourself.</w:t>
+      <w:pPr>
+        <w:spacing w:line="336" w:lineRule="auto" w:after="180"/>
+      </w:pPr>
+      <w:r>
+        <w:rPr>
+          <w:b w:val="0"/>
+        </w:rPr>
+        <w:t xml:space="preserve">Use workbook W2 for the connected example “Learned </w:t>
+      </w:r>
+      <w:r>
+        <w:rPr>
+          <w:b/>
+        </w:rPr>
+        <w:t>representation</w:t>
+      </w:r>
+      <w:r>
+        <w:rPr>
+          <w:b w:val="0"/>
+        </w:rPr>
+        <w:t xml:space="preserve">s”. First fill the </w:t>
+      </w:r>
+      <w:r>
+        <w:rPr>
+          <w:b/>
+        </w:rPr>
+        <w:t>input</w:t>
+      </w:r>
+      <w:r>
+        <w:rPr>
+          <w:b w:val="0"/>
+        </w:rPr>
+        <w:t xml:space="preserve"> and rule boxes. Try the middle steps before asking for a hint. After a hint, try the next step yourself.</w:t>
       </w:r>
     </w:p>
     <w:tbl>
@@ -1345,7 +2291,13 @@
       </w:tr>
     </w:tbl>
     <w:p>
-      <w:r>
+      <w:pPr>
+        <w:spacing w:line="336" w:lineRule="auto" w:after="180"/>
+      </w:pPr>
+      <w:r>
+        <w:rPr>
+          <w:b w:val="0"/>
+        </w:rPr>
         <w:t>Explain your trace to a partner. Your partner points to one step to check. Swap roles on the next case. Each person writes their own explanation.</w:t>
       </w:r>
     </w:p>
@@ -1358,12 +2310,59 @@
       </w:r>
     </w:p>
     <w:p>
-      <w:r>
-        <w:t>Use the worked case for Learned representations. Proposed explanation: “Two hidden values preserve both input measurements”. Decide whether this explanation is supported. Point to the step or supplied fact that decides; explain your repair if needed.</w:t>
-      </w:r>
-    </w:p>
-    <w:p>
-      <w:r>
+      <w:pPr>
+        <w:spacing w:line="336" w:lineRule="auto" w:after="180"/>
+      </w:pPr>
+      <w:r>
+        <w:rPr>
+          <w:b w:val="0"/>
+        </w:rPr>
+        <w:t xml:space="preserve">Use the worked case for Learned </w:t>
+      </w:r>
+      <w:r>
+        <w:rPr>
+          <w:b/>
+        </w:rPr>
+        <w:t>representation</w:t>
+      </w:r>
+      <w:r>
+        <w:rPr>
+          <w:b w:val="0"/>
+        </w:rPr>
+        <w:t xml:space="preserve">s. Proposed explanation: “Two hidden values preserve both </w:t>
+      </w:r>
+      <w:r>
+        <w:rPr>
+          <w:b/>
+        </w:rPr>
+        <w:t>input</w:t>
+      </w:r>
+      <w:r>
+        <w:rPr>
+          <w:b w:val="0"/>
+        </w:rPr>
+        <w:t xml:space="preserve"> measurements”. Decide whether this explanation is supported.</w:t>
+      </w:r>
+    </w:p>
+    <w:p>
+      <w:pPr>
+        <w:spacing w:line="336" w:lineRule="auto" w:after="180"/>
+      </w:pPr>
+      <w:r>
+        <w:rPr>
+          <w:b w:val="0"/>
+        </w:rPr>
+        <w:t>Point to the step or supplied fact that decides; explain your repair if needed.</w:t>
+      </w:r>
+    </w:p>
+    <w:p>
+      <w:pPr>
+        <w:spacing w:line="336" w:lineRule="auto" w:after="180"/>
+      </w:pPr>
+      <w:r>
+        <w:rPr>
+          <w:b w:val="0"/>
+        </w:rPr>
         <w:t>Answer on your own before discussion. If you are unsure, say which step you need help with.</w:t>
       </w:r>
     </w:p>
@@ -1376,8 +2375,26 @@
       </w:r>
     </w:p>
     <w:p>
-      <w:r>
-        <w:t>Why can no deterministic head using only the sum classify both correctly? Point to the relevant step in the picture, then write the changed result and the rule or evidence that supports it.</w:t>
+      <w:pPr>
+        <w:spacing w:line="336" w:lineRule="auto" w:after="180"/>
+      </w:pPr>
+      <w:r>
+        <w:rPr>
+          <w:b w:val="0"/>
+        </w:rPr>
+        <w:t xml:space="preserve">Why can no deterministic head using only the sum classify both correctly? Point to the relevant step in the picture, then write the changed result and the rule or </w:t>
+      </w:r>
+      <w:r>
+        <w:rPr>
+          <w:b/>
+        </w:rPr>
+        <w:t>evidence</w:t>
+      </w:r>
+      <w:r>
+        <w:rPr>
+          <w:b w:val="0"/>
+        </w:rPr>
+        <w:t xml:space="preserve"> that supports it.</w:t>
       </w:r>
     </w:p>
     <w:p>
@@ -1409,7 +2426,13 @@
       </w:r>
     </w:p>
     <w:p>
-      <w:r>
+      <w:pPr>
+        <w:spacing w:line="336" w:lineRule="auto" w:after="180"/>
+      </w:pPr>
+      <w:r>
+        <w:rPr>
+          <w:b w:val="0"/>
+        </w:rPr>
         <w:t>This is supported practice. Keep the separately named independent case for an attempt before feedback.</w:t>
       </w:r>
     </w:p>
@@ -1422,6 +2445,11 @@
       </w:r>
     </w:p>
     <w:p>
+      <w:r>
+        <w:t>Investigate Learned representations. Record the prediction, actual observation or labelled paper trace, explanation and next test separately.</w:t>
+      </w:r>
+    </w:p>
+    <w:p>
       <w:pPr>
         <w:pStyle w:val="Heading3"/>
       </w:pPr>
@@ -1430,8 +2458,26 @@
       </w:r>
     </w:p>
     <w:p>
-      <w:r>
-        <w:t>Give the hidden vectors and areas for [4, 2] and [5, 3]. Explain why increasing only the complexity of a deterministic area head cannot make both exact predictions correct.</w:t>
+      <w:pPr>
+        <w:spacing w:line="336" w:lineRule="auto" w:after="180"/>
+      </w:pPr>
+      <w:r>
+        <w:rPr>
+          <w:b w:val="0"/>
+        </w:rPr>
+        <w:t xml:space="preserve">Give the hidden vectors and areas for [4, 2] and [5, 3]. Explain why increasing only the complexity of a deterministic area head cannot make both exact </w:t>
+      </w:r>
+      <w:r>
+        <w:rPr>
+          <w:b/>
+        </w:rPr>
+        <w:t>prediction</w:t>
+      </w:r>
+      <w:r>
+        <w:rPr>
+          <w:b w:val="0"/>
+        </w:rPr>
+        <w:t>s correct.</w:t>
       </w:r>
     </w:p>
     <w:p>
@@ -1603,7 +2649,13 @@
       </w:tr>
     </w:tbl>
     <w:p>
-      <w:r>
+      <w:pPr>
+        <w:spacing w:line="336" w:lineRule="auto" w:after="180"/>
+      </w:pPr>
+      <w:r>
+        <w:rPr>
+          <w:b w:val="0"/>
+        </w:rPr>
         <w:t>On paper, trace the supplied procedure. If code is provided, predict before running it in a local practice file. Never write an expected answer as though it were an observed run.</w:t>
       </w:r>
     </w:p>
@@ -1616,7 +2668,13 @@
       </w:r>
     </w:p>
     <w:p>
-      <w:r>
+      <w:pPr>
+        <w:spacing w:line="336" w:lineRule="auto" w:after="180"/>
+      </w:pPr>
+      <w:r>
+        <w:rPr>
+          <w:b w:val="0"/>
+        </w:rPr>
         <w:t>Before trying: what do I expect, and why? While trying: which step could first go wrong? Afterwards: what did I actually observe, and what should change? Keep “not run” if you only traced the procedure.</w:t>
       </w:r>
     </w:p>
@@ -1629,6 +2687,11 @@
       </w:r>
     </w:p>
     <w:p>
+      <w:r>
+        <w:t>Move from recall to tracing, diagnosis and transfer in Learned representations. Explain why each step is justified.</w:t>
+      </w:r>
+    </w:p>
+    <w:p>
       <w:pPr>
         <w:pStyle w:val="Heading3"/>
       </w:pPr>
@@ -1637,18 +2700,85 @@
       </w:r>
     </w:p>
     <w:p>
-      <w:r>
-        <w:t>Encode [8, 3], [3, 8] and [4, 4] with the lesson layer. Apply its prediction rule and explain the square boundary.</w:t>
-      </w:r>
-    </w:p>
-    <w:p>
-      <w:r>
-        <w:t>The alternative representation is s = width + height. Use [4, 2] and [2, 4] to decide whether s alone always supports the wider-than-height task.</w:t>
-      </w:r>
-    </w:p>
-    <w:p>
-      <w:r>
-        <w:t>For h = [2, 0] and s = 8, recover width, height and area. Does this algebra prove that a training program learned the representation or that it will work well on noisy measurements?</w:t>
+      <w:pPr>
+        <w:spacing w:line="336" w:lineRule="auto" w:after="180"/>
+      </w:pPr>
+      <w:r>
+        <w:rPr>
+          <w:b w:val="0"/>
+        </w:rPr>
+        <w:t xml:space="preserve">Encode [8, 3], [3, 8] and [4, 4] with the lesson layer. Apply its </w:t>
+      </w:r>
+      <w:r>
+        <w:rPr>
+          <w:b/>
+        </w:rPr>
+        <w:t>prediction</w:t>
+      </w:r>
+      <w:r>
+        <w:rPr>
+          <w:b w:val="0"/>
+        </w:rPr>
+        <w:t xml:space="preserve"> rule and explain the square boundary.</w:t>
+      </w:r>
+    </w:p>
+    <w:p>
+      <w:pPr>
+        <w:spacing w:line="336" w:lineRule="auto" w:after="180"/>
+      </w:pPr>
+      <w:r>
+        <w:rPr>
+          <w:b w:val="0"/>
+        </w:rPr>
+        <w:t xml:space="preserve">The alternative </w:t>
+      </w:r>
+      <w:r>
+        <w:rPr>
+          <w:b/>
+        </w:rPr>
+        <w:t>representation</w:t>
+      </w:r>
+      <w:r>
+        <w:rPr>
+          <w:b w:val="0"/>
+        </w:rPr>
+        <w:t xml:space="preserve"> is s = width + height. Use [4, 2] and [2, 4] to decide whether s alone always supports the wider-than-height task.</w:t>
+      </w:r>
+    </w:p>
+    <w:p>
+      <w:pPr>
+        <w:spacing w:line="336" w:lineRule="auto" w:after="180"/>
+        <w:shd w:fill="F5F1FB"/>
+      </w:pPr>
+      <w:r>
+        <w:rPr>
+          <w:b w:val="0"/>
+        </w:rPr>
+        <w:t xml:space="preserve">For h = [2, 0] and s = 8, recover width, height and area. Does this algebra prove that a </w:t>
+      </w:r>
+      <w:r>
+        <w:rPr>
+          <w:b/>
+        </w:rPr>
+        <w:t>training</w:t>
+      </w:r>
+      <w:r>
+        <w:rPr>
+          <w:b w:val="0"/>
+        </w:rPr>
+        <w:t xml:space="preserve"> program learned the </w:t>
+      </w:r>
+      <w:r>
+        <w:rPr>
+          <w:b/>
+        </w:rPr>
+        <w:t>representation</w:t>
+      </w:r>
+      <w:r>
+        <w:rPr>
+          <w:b w:val="0"/>
+        </w:rPr>
+        <w:t xml:space="preserve"> or that it will work well on noisy measurements?</w:t>
       </w:r>
     </w:p>
     <w:p>
@@ -1694,7 +2824,101 @@
     </w:p>
     <w:p>
       <w:r>
-        <w:t>Add a labelled learned representations evidence sheet to Image-pattern Network Investigation. Show how you can trace an input through a hidden representation and a decision rule. Use the supplied fictional case and keep its inputs, intermediate steps, calculation or prediction, and limitation. Connect this record to last week’s record; a matching answer without a trace is insufficient.</w:t>
+        <w:t>Apply this week’s idea to Image-pattern Network Investigation. Keep an annotated decision and the evidence supporting it.</w:t>
+      </w:r>
+    </w:p>
+    <w:p>
+      <w:pPr>
+        <w:spacing w:line="336" w:lineRule="auto" w:after="180"/>
+      </w:pPr>
+      <w:r>
+        <w:rPr>
+          <w:b w:val="0"/>
+        </w:rPr>
+        <w:t xml:space="preserve">Add a labelled learned </w:t>
+      </w:r>
+      <w:r>
+        <w:rPr>
+          <w:b/>
+        </w:rPr>
+        <w:t>representation</w:t>
+      </w:r>
+      <w:r>
+        <w:rPr>
+          <w:b w:val="0"/>
+        </w:rPr>
+        <w:t xml:space="preserve">s </w:t>
+      </w:r>
+      <w:r>
+        <w:rPr>
+          <w:b/>
+        </w:rPr>
+        <w:t>evidence</w:t>
+      </w:r>
+      <w:r>
+        <w:rPr>
+          <w:b w:val="0"/>
+        </w:rPr>
+        <w:t xml:space="preserve"> sheet to Image-pattern Network Investigation. Show how you can trace an </w:t>
+      </w:r>
+      <w:r>
+        <w:rPr>
+          <w:b/>
+        </w:rPr>
+        <w:t>input</w:t>
+      </w:r>
+      <w:r>
+        <w:rPr>
+          <w:b w:val="0"/>
+        </w:rPr>
+        <w:t xml:space="preserve"> through a hidden </w:t>
+      </w:r>
+      <w:r>
+        <w:rPr>
+          <w:b/>
+        </w:rPr>
+        <w:t>representation</w:t>
+      </w:r>
+      <w:r>
+        <w:rPr>
+          <w:b w:val="0"/>
+        </w:rPr>
+        <w:t xml:space="preserve"> and a decision rule.</w:t>
+      </w:r>
+    </w:p>
+    <w:p>
+      <w:pPr>
+        <w:spacing w:line="336" w:lineRule="auto" w:after="180"/>
+      </w:pPr>
+      <w:r>
+        <w:rPr>
+          <w:b w:val="0"/>
+        </w:rPr>
+        <w:t xml:space="preserve">Use the supplied fictional case and keep its </w:t>
+      </w:r>
+      <w:r>
+        <w:rPr>
+          <w:b/>
+        </w:rPr>
+        <w:t>input</w:t>
+      </w:r>
+      <w:r>
+        <w:rPr>
+          <w:b w:val="0"/>
+        </w:rPr>
+        <w:t xml:space="preserve">s, intermediate steps, calculation or </w:t>
+      </w:r>
+      <w:r>
+        <w:rPr>
+          <w:b/>
+        </w:rPr>
+        <w:t>prediction</w:t>
+      </w:r>
+      <w:r>
+        <w:rPr>
+          <w:b w:val="0"/>
+        </w:rPr>
+        <w:t>, and limitation. Connect this record to last week’s record; a matching answer without a trace is insufficient.</w:t>
       </w:r>
     </w:p>
     <w:tbl>
@@ -1822,8 +3046,37 @@
       </w:r>
     </w:p>
     <w:p>
-      <w:r>
-        <w:t>For your Image-pattern Network Investigation, save the input, procedure, observed result and limitation of this check. Label this worked example as practice; use a different, previously unreviewed case when checking independent understanding.</w:t>
+      <w:pPr>
+        <w:spacing w:line="336" w:lineRule="auto" w:after="180"/>
+      </w:pPr>
+      <w:r>
+        <w:rPr>
+          <w:b w:val="0"/>
+        </w:rPr>
+        <w:t xml:space="preserve">For your Image-pattern Network Investigation, save the </w:t>
+      </w:r>
+      <w:r>
+        <w:rPr>
+          <w:b/>
+        </w:rPr>
+        <w:t>input</w:t>
+      </w:r>
+      <w:r>
+        <w:rPr>
+          <w:b w:val="0"/>
+        </w:rPr>
+        <w:t>, procedure, observed result and limitation of this check.</w:t>
+      </w:r>
+    </w:p>
+    <w:p>
+      <w:pPr>
+        <w:spacing w:line="336" w:lineRule="auto" w:after="180"/>
+      </w:pPr>
+      <w:r>
+        <w:rPr>
+          <w:b w:val="0"/>
+        </w:rPr>
+        <w:t>Label this worked example as practice; use a different, previously unreviewed case when checking independent understanding.</w:t>
       </w:r>
     </w:p>
     <w:p>
@@ -1836,7 +3089,53 @@
     </w:p>
     <w:p>
       <w:r>
-        <w:t>In a trained network, hidden features depend on fitted weights and may not have simple human names. A strong output result does not by itself show that a unit represents a concept such as shape or fairness. Inspect activations on deliberately varied examples, compare with a baseline, and limit conclusions to the evidence.</w:t>
+        <w:t>Use a genuinely new case for independent evidence. Previously discussed examples remain practice; use the separately named independent case before feedback.</w:t>
+      </w:r>
+    </w:p>
+    <w:p>
+      <w:pPr>
+        <w:spacing w:line="336" w:lineRule="auto" w:after="180"/>
+      </w:pPr>
+      <w:r>
+        <w:rPr>
+          <w:b w:val="0"/>
+        </w:rPr>
+        <w:t xml:space="preserve">In a trained network, hidden features depend on fitted weights and may not have simple human names. A strong </w:t>
+      </w:r>
+      <w:r>
+        <w:rPr>
+          <w:b/>
+        </w:rPr>
+        <w:t>output</w:t>
+      </w:r>
+      <w:r>
+        <w:rPr>
+          <w:b w:val="0"/>
+        </w:rPr>
+        <w:t xml:space="preserve"> result does not by itself show that a unit represents a concept such as shape or fairness.</w:t>
+      </w:r>
+    </w:p>
+    <w:p>
+      <w:pPr>
+        <w:spacing w:line="336" w:lineRule="auto" w:after="180"/>
+      </w:pPr>
+      <w:r>
+        <w:rPr>
+          <w:b w:val="0"/>
+        </w:rPr>
+        <w:t xml:space="preserve">Inspect activations on deliberately varied examples, compare with a baseline, and limit conclusions to the </w:t>
+      </w:r>
+      <w:r>
+        <w:rPr>
+          <w:b/>
+        </w:rPr>
+        <w:t>evidence</w:t>
+      </w:r>
+      <w:r>
+        <w:rPr>
+          <w:b w:val="0"/>
+        </w:rPr>
+        <w:t>.</w:t>
       </w:r>
     </w:p>
     <w:p>
@@ -1868,13 +3167,133 @@
       </w:r>
     </w:p>
     <w:p>
-      <w:r>
-        <w:t>When testing a learned representation, fit preprocessing and parameters on training data, use validation data for choices, and reserve the final test for the declared final evaluation. Compare representations with matched data, head rules and training budgets, and report collisions and failures. Next week makes the axis and channel meanings of image tensors explicit.</w:t>
-      </w:r>
-    </w:p>
-    <w:p>
-      <w:r>
-        <w:t>For h = [2, 0] and s = 8, recover width, height and area. Does this algebra prove that a training program learned the representation or that it will work well on noisy measurements?</w:t>
+      <w:pPr>
+        <w:spacing w:line="336" w:lineRule="auto" w:after="180"/>
+      </w:pPr>
+      <w:r>
+        <w:rPr>
+          <w:b w:val="0"/>
+        </w:rPr>
+        <w:t xml:space="preserve">When testing a learned </w:t>
+      </w:r>
+      <w:r>
+        <w:rPr>
+          <w:b/>
+        </w:rPr>
+        <w:t>representation</w:t>
+      </w:r>
+      <w:r>
+        <w:rPr>
+          <w:b w:val="0"/>
+        </w:rPr>
+        <w:t>, fit pre</w:t>
+      </w:r>
+      <w:r>
+        <w:rPr>
+          <w:b/>
+        </w:rPr>
+        <w:t>process</w:t>
+      </w:r>
+      <w:r>
+        <w:rPr>
+          <w:b w:val="0"/>
+        </w:rPr>
+        <w:t xml:space="preserve">ing and parameters on </w:t>
+      </w:r>
+      <w:r>
+        <w:rPr>
+          <w:b/>
+        </w:rPr>
+        <w:t>training</w:t>
+      </w:r>
+      <w:r>
+        <w:rPr>
+          <w:b w:val="0"/>
+        </w:rPr>
+        <w:t xml:space="preserve"> data, use validation data for choices, and reserve the final test for the declared final evaluation.</w:t>
+      </w:r>
+    </w:p>
+    <w:p>
+      <w:pPr>
+        <w:spacing w:line="336" w:lineRule="auto" w:after="180"/>
+      </w:pPr>
+      <w:r>
+        <w:rPr>
+          <w:b w:val="0"/>
+        </w:rPr>
+        <w:t xml:space="preserve">Compare </w:t>
+      </w:r>
+      <w:r>
+        <w:rPr>
+          <w:b/>
+        </w:rPr>
+        <w:t>representation</w:t>
+      </w:r>
+      <w:r>
+        <w:rPr>
+          <w:b w:val="0"/>
+        </w:rPr>
+        <w:t xml:space="preserve">s with matched data, head rules and </w:t>
+      </w:r>
+      <w:r>
+        <w:rPr>
+          <w:b/>
+        </w:rPr>
+        <w:t>training</w:t>
+      </w:r>
+      <w:r>
+        <w:rPr>
+          <w:b w:val="0"/>
+        </w:rPr>
+        <w:t xml:space="preserve"> budgets, and report </w:t>
+      </w:r>
+      <w:r>
+        <w:rPr>
+          <w:b/>
+        </w:rPr>
+        <w:t>collision</w:t>
+      </w:r>
+      <w:r>
+        <w:rPr>
+          <w:b w:val="0"/>
+        </w:rPr>
+        <w:t>s and failures. Next week makes the axis and channel meanings of image tensors explicit.</w:t>
+      </w:r>
+    </w:p>
+    <w:p>
+      <w:pPr>
+        <w:spacing w:line="336" w:lineRule="auto" w:after="180"/>
+        <w:shd w:fill="F5F1FB"/>
+      </w:pPr>
+      <w:r>
+        <w:rPr>
+          <w:b w:val="0"/>
+        </w:rPr>
+        <w:t xml:space="preserve">For h = [2, 0] and s = 8, recover width, height and area. Does this algebra prove that a </w:t>
+      </w:r>
+      <w:r>
+        <w:rPr>
+          <w:b/>
+        </w:rPr>
+        <w:t>training</w:t>
+      </w:r>
+      <w:r>
+        <w:rPr>
+          <w:b w:val="0"/>
+        </w:rPr>
+        <w:t xml:space="preserve"> program learned the </w:t>
+      </w:r>
+      <w:r>
+        <w:rPr>
+          <w:b/>
+        </w:rPr>
+        <w:t>representation</w:t>
+      </w:r>
+      <w:r>
+        <w:rPr>
+          <w:b w:val="0"/>
+        </w:rPr>
+        <w:t xml:space="preserve"> or that it will work well on noisy measurements?</w:t>
       </w:r>
     </w:p>
     <w:p>
@@ -1911,6 +3330,11 @@
       </w:pPr>
       <w:r>
         <w:t>13. Study a complete case</w:t>
+      </w:r>
+    </w:p>
+    <w:p>
+      <w:r>
+        <w:t>Revisit the complete Learned representations case for supported practice. Repeated examples do not become fresh assessments.</w:t>
       </w:r>
     </w:p>
     <w:p>
@@ -2046,8 +3470,26 @@
       </w:r>
     </w:p>
     <w:p>
-      <w:r>
-        <w:t>Follow the input through the stated procedure to its result. Cover the result first, predict it, then explain every intermediate step. The text/table accompanies the figure so the example can be read without colour.</w:t>
+      <w:pPr>
+        <w:spacing w:line="336" w:lineRule="auto" w:after="180"/>
+      </w:pPr>
+      <w:r>
+        <w:rPr>
+          <w:b w:val="0"/>
+        </w:rPr>
+        <w:t xml:space="preserve">Follow the </w:t>
+      </w:r>
+      <w:r>
+        <w:rPr>
+          <w:b/>
+        </w:rPr>
+        <w:t>input</w:t>
+      </w:r>
+      <w:r>
+        <w:rPr>
+          <w:b w:val="0"/>
+        </w:rPr>
+        <w:t xml:space="preserve"> through the stated procedure to its result. Cover the result first, predict it, then explain every intermediate step. The text/table accompanies the figure so the example can be read without colour.</w:t>
       </w:r>
     </w:p>
     <w:p>
@@ -2097,6 +3539,11 @@
       </w:r>
     </w:p>
     <w:p>
+      <w:r>
+        <w:t>Attempt the reserved new case before feedback. Record support; the earlier examples below remain additional practice.</w:t>
+      </w:r>
+    </w:p>
+    <w:p>
       <w:pPr>
         <w:pStyle w:val="Heading3"/>
       </w:pPr>
@@ -2105,8 +3552,27 @@
       </w:r>
     </w:p>
     <w:p>
-      <w:r>
-        <w:t>A different layer uses g = [ReLU(width - height - 1), ReLU(height - width - 1)]. Encode [4, 3] and [3, 4]. State their targets for width strictly greater than height. Can any deterministic head receiving only g classify both correctly?</w:t>
+      <w:pPr>
+        <w:spacing w:line="336" w:lineRule="auto" w:after="180"/>
+        <w:shd w:fill="F5F1FB"/>
+      </w:pPr>
+      <w:r>
+        <w:rPr>
+          <w:b w:val="0"/>
+        </w:rPr>
+        <w:t>A different layer uses g = [ReLU(width - height - 1), ReLU(height - width - 1)]. Encode [4, 3] and [3, 4]. State their targets for width strictly greater than height.</w:t>
+      </w:r>
+    </w:p>
+    <w:p>
+      <w:pPr>
+        <w:spacing w:line="336" w:lineRule="auto" w:after="180"/>
+        <w:shd w:fill="F5F1FB"/>
+      </w:pPr>
+      <w:r>
+        <w:rPr>
+          <w:b w:val="0"/>
+        </w:rPr>
+        <w:t>Can any deterministic head receiving only g classify both correctly?</w:t>
       </w:r>
     </w:p>
     <w:p>
@@ -2153,7 +3619,13 @@
       </w:r>
     </w:p>
     <w:p>
-      <w:r>
+      <w:pPr>
+        <w:spacing w:line="336" w:lineRule="auto" w:after="180"/>
+      </w:pPr>
+      <w:r>
+        <w:rPr>
+          <w:b w:val="0"/>
+        </w:rPr>
         <w:t>Attempt this case before feedback. Record any help. Earlier examples below are further practice; a case already practised with feedback cannot establish fresh transfer.</w:t>
       </w:r>
     </w:p>
@@ -2166,8 +3638,27 @@
       </w:r>
     </w:p>
     <w:p>
-      <w:r>
-        <w:t>A different layer uses g = [ReLU(width - height - 1), ReLU(height - width - 1)]. Encode [4, 3] and [3, 4]. State their targets for width strictly greater than height. Can any deterministic head receiving only g classify both correctly?</w:t>
+      <w:pPr>
+        <w:spacing w:line="336" w:lineRule="auto" w:after="180"/>
+        <w:shd w:fill="F5F1FB"/>
+      </w:pPr>
+      <w:r>
+        <w:rPr>
+          <w:b w:val="0"/>
+        </w:rPr>
+        <w:t>A different layer uses g = [ReLU(width - height - 1), ReLU(height - width - 1)]. Encode [4, 3] and [3, 4]. State their targets for width strictly greater than height.</w:t>
+      </w:r>
+    </w:p>
+    <w:p>
+      <w:pPr>
+        <w:spacing w:line="336" w:lineRule="auto" w:after="180"/>
+        <w:shd w:fill="F5F1FB"/>
+      </w:pPr>
+      <w:r>
+        <w:rPr>
+          <w:b w:val="0"/>
+        </w:rPr>
+        <w:t>Can any deterministic head receiving only g classify both correctly?</w:t>
       </w:r>
     </w:p>
     <w:p>
@@ -2219,7 +3710,13 @@
       </w:r>
     </w:p>
     <w:p>
-      <w:r>
+      <w:pPr>
+        <w:spacing w:line="336" w:lineRule="auto" w:after="180"/>
+      </w:pPr>
+      <w:r>
+        <w:rPr>
+          <w:b w:val="0"/>
+        </w:rPr>
         <w:t>Record support used: none, hint or teacher explanation. After feedback, a different case is needed to demonstrate independence.</w:t>
       </w:r>
     </w:p>
@@ -2232,8 +3729,25 @@
       </w:r>
     </w:p>
     <w:p>
-      <w:r>
-        <w:t>Attempt the independent case before hints. Record whether you worked alone, used a hint or followed a model. After feedback, fix the first unsupported step and explain why it changed. A later check uses a changed case, not a copied answer.</w:t>
+      <w:pPr>
+        <w:spacing w:line="336" w:lineRule="auto" w:after="180"/>
+      </w:pPr>
+      <w:r>
+        <w:rPr>
+          <w:b w:val="0"/>
+        </w:rPr>
+        <w:t>Attempt the independent case before hints. Record whether you worked alone, used a hint or followed a model. After feedback, fix the first unsupported step and explain why it changed.</w:t>
+      </w:r>
+    </w:p>
+    <w:p>
+      <w:pPr>
+        <w:spacing w:line="336" w:lineRule="auto" w:after="180"/>
+      </w:pPr>
+      <w:r>
+        <w:rPr>
+          <w:b w:val="0"/>
+        </w:rPr>
+        <w:t>A later check uses a changed case, not a copied answer.</w:t>
       </w:r>
     </w:p>
     <w:p>
@@ -2246,7 +3760,30 @@
     </w:p>
     <w:p>
       <w:r>
-        <w:t>Start with this question: See when a representation preserves a distinction and when it destroys it.</w:t>
+        <w:t>Use this map to navigate Learned representations, connect the goals to tasks and keep one evidence record for each attempt.</w:t>
+      </w:r>
+    </w:p>
+    <w:p>
+      <w:pPr>
+        <w:spacing w:line="336" w:lineRule="auto" w:after="180"/>
+      </w:pPr>
+      <w:r>
+        <w:rPr>
+          <w:b w:val="0"/>
+        </w:rPr>
+        <w:t xml:space="preserve">Start with this question: See when a </w:t>
+      </w:r>
+      <w:r>
+        <w:rPr>
+          <w:b/>
+        </w:rPr>
+        <w:t>representation</w:t>
+      </w:r>
+      <w:r>
+        <w:rPr>
+          <w:b w:val="0"/>
+        </w:rPr>
+        <w:t xml:space="preserve"> preserves a distinction and when it destroys it.</w:t>
       </w:r>
     </w:p>
     <w:tbl>
@@ -2352,13 +3889,61 @@
       </w:tr>
     </w:tbl>
     <w:p>
-      <w:r>
-        <w:t>Remember → watch and explain → try with help → investigate → try independently → keep project evidence. Your teacher may spread this lesson across several classes.</w:t>
-      </w:r>
-    </w:p>
-    <w:p>
-      <w:r>
-        <w:t>Keep your first prediction. Compare it with what the evidence shows and explain any change.</w:t>
+      <w:pPr>
+        <w:spacing w:line="336" w:lineRule="auto" w:after="180"/>
+      </w:pPr>
+      <w:r>
+        <w:rPr>
+          <w:b w:val="0"/>
+        </w:rPr>
+        <w:t xml:space="preserve">Remember → watch and explain → try with help → investigate → try independently → keep project </w:t>
+      </w:r>
+      <w:r>
+        <w:rPr>
+          <w:b/>
+        </w:rPr>
+        <w:t>evidence</w:t>
+      </w:r>
+      <w:r>
+        <w:rPr>
+          <w:b w:val="0"/>
+        </w:rPr>
+        <w:t>. Your teacher may spread this lesson across several classes.</w:t>
+      </w:r>
+    </w:p>
+    <w:p>
+      <w:pPr>
+        <w:spacing w:line="336" w:lineRule="auto" w:after="180"/>
+      </w:pPr>
+      <w:r>
+        <w:rPr>
+          <w:b w:val="0"/>
+        </w:rPr>
+        <w:t xml:space="preserve">Keep your first </w:t>
+      </w:r>
+      <w:r>
+        <w:rPr>
+          <w:b/>
+        </w:rPr>
+        <w:t>prediction</w:t>
+      </w:r>
+      <w:r>
+        <w:rPr>
+          <w:b w:val="0"/>
+        </w:rPr>
+        <w:t xml:space="preserve">. Compare it with what the </w:t>
+      </w:r>
+      <w:r>
+        <w:rPr>
+          <w:b/>
+        </w:rPr>
+        <w:t>evidence</w:t>
+      </w:r>
+      <w:r>
+        <w:rPr>
+          <w:b w:val="0"/>
+        </w:rPr>
+        <w:t xml:space="preserve"> shows and explain any change.</w:t>
       </w:r>
     </w:p>
     <w:p>
@@ -2371,7 +3956,42 @@
     </w:p>
     <w:p>
       <w:r>
-        <w:t>Close your notes. Explain this goal in your own words: Trace an input through a hidden representation and a decision rule</w:t>
+        <w:t>Explain Learned representations without notes, identify a remaining question and plan a later check with a changed case.</w:t>
+      </w:r>
+    </w:p>
+    <w:p>
+      <w:pPr>
+        <w:spacing w:line="336" w:lineRule="auto" w:after="180"/>
+      </w:pPr>
+      <w:r>
+        <w:rPr>
+          <w:b w:val="0"/>
+        </w:rPr>
+        <w:t xml:space="preserve">Close your notes. Explain this goal in your own words: Trace an </w:t>
+      </w:r>
+      <w:r>
+        <w:rPr>
+          <w:b/>
+        </w:rPr>
+        <w:t>input</w:t>
+      </w:r>
+      <w:r>
+        <w:rPr>
+          <w:b w:val="0"/>
+        </w:rPr>
+        <w:t xml:space="preserve"> through a hidden </w:t>
+      </w:r>
+      <w:r>
+        <w:rPr>
+          <w:b/>
+        </w:rPr>
+        <w:t>representation</w:t>
+      </w:r>
+      <w:r>
+        <w:rPr>
+          <w:b w:val="0"/>
+        </w:rPr>
+        <w:t xml:space="preserve"> and a decision rule</w:t>
       </w:r>
     </w:p>
     <w:p>
@@ -2408,13 +4028,61 @@
       </w:r>
     </w:p>
     <w:p>
-      <w:r>
-        <w:t>If you are unsure, return to the worked picture and explain one arrow. If you are ready, change an input or assumption and justify your prediction.</w:t>
-      </w:r>
-    </w:p>
-    <w:p>
-      <w:r>
-        <w:t>Save your workbook evidence. At the next review, try a different case before opening your old answer.</w:t>
+      <w:pPr>
+        <w:spacing w:line="336" w:lineRule="auto" w:after="180"/>
+      </w:pPr>
+      <w:r>
+        <w:rPr>
+          <w:b w:val="0"/>
+        </w:rPr>
+        <w:t xml:space="preserve">If you are unsure, return to the worked picture and explain one arrow. If you are ready, change an </w:t>
+      </w:r>
+      <w:r>
+        <w:rPr>
+          <w:b/>
+        </w:rPr>
+        <w:t>input</w:t>
+      </w:r>
+      <w:r>
+        <w:rPr>
+          <w:b w:val="0"/>
+        </w:rPr>
+        <w:t xml:space="preserve"> or assumption and justify your </w:t>
+      </w:r>
+      <w:r>
+        <w:rPr>
+          <w:b/>
+        </w:rPr>
+        <w:t>prediction</w:t>
+      </w:r>
+      <w:r>
+        <w:rPr>
+          <w:b w:val="0"/>
+        </w:rPr>
+        <w:t>.</w:t>
+      </w:r>
+    </w:p>
+    <w:p>
+      <w:pPr>
+        <w:spacing w:line="336" w:lineRule="auto" w:after="180"/>
+      </w:pPr>
+      <w:r>
+        <w:rPr>
+          <w:b w:val="0"/>
+        </w:rPr>
+        <w:t xml:space="preserve">Save your workbook </w:t>
+      </w:r>
+      <w:r>
+        <w:rPr>
+          <w:b/>
+        </w:rPr>
+        <w:t>evidence</w:t>
+      </w:r>
+      <w:r>
+        <w:rPr>
+          <w:b w:val="0"/>
+        </w:rPr>
+        <w:t>. At the next review, try a different case before opening your old answer.</w:t>
       </w:r>
     </w:p>
     <w:p>
@@ -2427,12 +4095,41 @@
     </w:p>
     <w:p>
       <w:r>
+        <w:t>Attempt supported questions before using hints or feedback. Review a missing building block, then keep the completed work.</w:t>
+      </w:r>
+    </w:p>
+    <w:p>
+      <w:pPr>
+        <w:spacing w:line="336" w:lineRule="auto" w:after="180"/>
+      </w:pPr>
+      <w:r>
+        <w:rPr>
+          <w:b w:val="0"/>
+        </w:rPr>
         <w:t>Use this supported practice once, in the browser or on paper. Keep the reserved independent assessment for a separate first attempt before teacher feedback.</w:t>
       </w:r>
     </w:p>
     <w:p>
-      <w:r>
-        <w:t>See when a representation preserves a distinction and when it destroys it.</w:t>
+      <w:pPr>
+        <w:spacing w:line="336" w:lineRule="auto" w:after="180"/>
+      </w:pPr>
+      <w:r>
+        <w:rPr>
+          <w:b w:val="0"/>
+        </w:rPr>
+        <w:t xml:space="preserve">See when a </w:t>
+      </w:r>
+      <w:r>
+        <w:rPr>
+          <w:b/>
+        </w:rPr>
+        <w:t>representation</w:t>
+      </w:r>
+      <w:r>
+        <w:rPr>
+          <w:b w:val="0"/>
+        </w:rPr>
+        <w:t xml:space="preserve"> preserves a distinction and when it destroys it.</w:t>
       </w:r>
     </w:p>
     <w:p>
@@ -2444,22 +4141,49 @@
       </w:r>
     </w:p>
     <w:p>
-      <w:r>
+      <w:pPr>
+        <w:spacing w:line="336" w:lineRule="auto" w:after="180"/>
+      </w:pPr>
+      <w:r>
+        <w:rPr>
+          <w:b w:val="0"/>
+        </w:rPr>
         <w:t>Which labelled step matches this detail? If the head receives only h1+h2, both become3 and the target distinction is lost.</w:t>
       </w:r>
     </w:p>
     <w:p>
-      <w:r>
+      <w:pPr>
+        <w:spacing w:line="336" w:lineRule="auto" w:after="180"/>
+        <w:shd w:fill="F4F9FC"/>
+      </w:pPr>
+      <w:r>
+        <w:rPr>
+          <w:b w:val="0"/>
+        </w:rPr>
         <w:t>1. Encode B</w:t>
       </w:r>
     </w:p>
     <w:p>
-      <w:r>
+      <w:pPr>
+        <w:spacing w:line="336" w:lineRule="auto" w:after="180"/>
+        <w:shd w:fill="F4F9FC"/>
+      </w:pPr>
+      <w:r>
+        <w:rPr>
+          <w:b w:val="0"/>
+        </w:rPr>
         <w:t>2. Encode A</w:t>
       </w:r>
     </w:p>
     <w:p>
-      <w:r>
+      <w:pPr>
+        <w:spacing w:line="336" w:lineRule="auto" w:after="180"/>
+        <w:shd w:fill="F4F9FC"/>
+      </w:pPr>
+      <w:r>
+        <w:rPr>
+          <w:b w:val="0"/>
+        </w:rPr>
         <w:t>3. Compare collapsed summary</w:t>
       </w:r>
     </w:p>
@@ -2497,40 +4221,190 @@
       </w:r>
     </w:p>
     <w:p>
-      <w:r>
+      <w:pPr>
+        <w:pStyle w:val="Heading3"/>
+      </w:pPr>
+      <w:r>
+        <w:t>Hint · try first</w:t>
+      </w:r>
+    </w:p>
+    <w:p>
+      <w:pPr>
+        <w:spacing w:line="336" w:lineRule="auto" w:after="180"/>
+        <w:shd w:fill="F1F6F8"/>
+      </w:pPr>
+      <w:r>
+        <w:rPr>
+          <w:b w:val="0"/>
+        </w:rPr>
         <w:t>Hint if needed: Read the steps in the pictorial case. Match the supplied detail to the stage that performs or records it.</w:t>
       </w:r>
     </w:p>
     <w:p>
-      <w:r>
-        <w:t>After your attempt, compare with the supported explanation: Compare collapsed summary If the head receives only h1+h2, both become3 and the target distinction is lost. A hidden representation decides which distinctions remain available to an output head. These two hidden coordinates preserve whether the left or right side is brighter. Adding them discards that direction and gives both examples the same scalar. A deterministic head cannot assign different labels to identical inputs; retain the distinction or change the task.</w:t>
-      </w:r>
-    </w:p>
-    <w:p>
       <w:pPr>
         <w:pStyle w:val="Heading3"/>
       </w:pPr>
       <w:r>
+        <w:t>Feedback · compare after trying</w:t>
+      </w:r>
+    </w:p>
+    <w:p>
+      <w:pPr>
+        <w:spacing w:line="336" w:lineRule="auto" w:after="180"/>
+        <w:shd w:fill="F1F6FC"/>
+      </w:pPr>
+      <w:r>
+        <w:rPr>
+          <w:b w:val="0"/>
+        </w:rPr>
+        <w:t>After your attempt, compare with the supported explanation: Compare collapsed summary If the head receives only h1+h2, both become3 and the target distinction is lost.</w:t>
+      </w:r>
+    </w:p>
+    <w:p>
+      <w:pPr>
+        <w:spacing w:line="336" w:lineRule="auto" w:after="180"/>
+        <w:shd w:fill="F1F6FC"/>
+      </w:pPr>
+      <w:r>
+        <w:rPr>
+          <w:b w:val="0"/>
+        </w:rPr>
+        <w:t xml:space="preserve">A hidden </w:t>
+      </w:r>
+      <w:r>
+        <w:rPr>
+          <w:b/>
+        </w:rPr>
+        <w:t>representation</w:t>
+      </w:r>
+      <w:r>
+        <w:rPr>
+          <w:b w:val="0"/>
+        </w:rPr>
+        <w:t xml:space="preserve"> decides which distinctions remain available to an </w:t>
+      </w:r>
+      <w:r>
+        <w:rPr>
+          <w:b/>
+        </w:rPr>
+        <w:t>output</w:t>
+      </w:r>
+      <w:r>
+        <w:rPr>
+          <w:b w:val="0"/>
+        </w:rPr>
+        <w:t xml:space="preserve"> head. These two hidden coordinates preserve whether the left or right side is brighter.</w:t>
+      </w:r>
+    </w:p>
+    <w:p>
+      <w:pPr>
+        <w:spacing w:line="336" w:lineRule="auto" w:after="180"/>
+        <w:shd w:fill="F1F6FC"/>
+      </w:pPr>
+      <w:r>
+        <w:rPr>
+          <w:b w:val="0"/>
+        </w:rPr>
+        <w:t xml:space="preserve">Adding them discards that direction and gives both examples the same scalar. A deterministic head cannot assign different labels to identical </w:t>
+      </w:r>
+      <w:r>
+        <w:rPr>
+          <w:b/>
+        </w:rPr>
+        <w:t>input</w:t>
+      </w:r>
+      <w:r>
+        <w:rPr>
+          <w:b w:val="0"/>
+        </w:rPr>
+        <w:t>s; retain the distinction or change the task.</w:t>
+      </w:r>
+    </w:p>
+    <w:p>
+      <w:pPr>
+        <w:pStyle w:val="Heading3"/>
+      </w:pPr>
+      <w:r>
         <w:t>Practice 2: explain the deciding evidence</w:t>
       </w:r>
     </w:p>
     <w:p>
-      <w:r>
+      <w:pPr>
+        <w:pStyle w:val="Heading3"/>
+      </w:pPr>
+      <w:r>
+        <w:t>Changed case · predict first</w:t>
+      </w:r>
+    </w:p>
+    <w:p>
+      <w:pPr>
+        <w:spacing w:line="336" w:lineRule="auto" w:after="180"/>
+        <w:shd w:fill="F5F1FB"/>
+      </w:pPr>
+      <w:r>
+        <w:rPr>
+          <w:b w:val="0"/>
+        </w:rPr>
         <w:t>Changed-case practice: The head keeps both ordered hidden values instead of their sum. Which conclusion is supported by the supplied facts?</w:t>
       </w:r>
     </w:p>
     <w:p>
-      <w:r>
-        <w:t>1. This one example guarantees correct results for every future input.</w:t>
-      </w:r>
-    </w:p>
-    <w:p>
-      <w:r>
-        <w:t>2. We can decide the result without examining the changed input or the procedure.</w:t>
-      </w:r>
-    </w:p>
-    <w:p>
-      <w:r>
+      <w:pPr>
+        <w:spacing w:line="336" w:lineRule="auto" w:after="180"/>
+        <w:shd w:fill="F4F9FC"/>
+      </w:pPr>
+      <w:r>
+        <w:rPr>
+          <w:b w:val="0"/>
+        </w:rPr>
+        <w:t xml:space="preserve">1. This one example guarantees correct results for every future </w:t>
+      </w:r>
+      <w:r>
+        <w:rPr>
+          <w:b/>
+        </w:rPr>
+        <w:t>input</w:t>
+      </w:r>
+      <w:r>
+        <w:rPr>
+          <w:b w:val="0"/>
+        </w:rPr>
+        <w:t>.</w:t>
+      </w:r>
+    </w:p>
+    <w:p>
+      <w:pPr>
+        <w:spacing w:line="336" w:lineRule="auto" w:after="180"/>
+        <w:shd w:fill="F4F9FC"/>
+      </w:pPr>
+      <w:r>
+        <w:rPr>
+          <w:b w:val="0"/>
+        </w:rPr>
+        <w:t xml:space="preserve">2. We can decide the result without examining the changed </w:t>
+      </w:r>
+      <w:r>
+        <w:rPr>
+          <w:b/>
+        </w:rPr>
+        <w:t>input</w:t>
+      </w:r>
+      <w:r>
+        <w:rPr>
+          <w:b w:val="0"/>
+        </w:rPr>
+        <w:t xml:space="preserve"> or the procedure.</w:t>
+      </w:r>
+    </w:p>
+    <w:p>
+      <w:pPr>
+        <w:spacing w:line="336" w:lineRule="auto" w:after="180"/>
+        <w:shd w:fill="F4F9FC"/>
+      </w:pPr>
+      <w:r>
+        <w:rPr>
+          <w:b w:val="0"/>
+        </w:rPr>
         <w:t>3. It can distinguish [3, 0] from [0, 3] in this example.</w:t>
       </w:r>
     </w:p>
@@ -2568,36 +4442,177 @@
       </w:r>
     </w:p>
     <w:p>
-      <w:r>
+      <w:pPr>
+        <w:pStyle w:val="Heading3"/>
+      </w:pPr>
+      <w:r>
+        <w:t>Hint · try first</w:t>
+      </w:r>
+    </w:p>
+    <w:p>
+      <w:pPr>
+        <w:spacing w:line="336" w:lineRule="auto" w:after="180"/>
+        <w:shd w:fill="F1F6F8"/>
+      </w:pPr>
+      <w:r>
+        <w:rPr>
+          <w:b w:val="0"/>
+        </w:rPr>
         <w:t>Hint if needed: Use the changed condition and the deciding step in the pictorial trace. The answer must say what follows from those facts.</w:t>
       </w:r>
     </w:p>
     <w:p>
-      <w:r>
-        <w:t>After your attempt, compare with the supported explanation: It can distinguish [3, 0] from [0, 3] in this example. The representation retains the direction of brightness difference when coordinates stay separate.</w:t>
-      </w:r>
-    </w:p>
-    <w:p>
       <w:pPr>
         <w:pStyle w:val="Heading3"/>
       </w:pPr>
       <w:r>
+        <w:t>Feedback · compare after trying</w:t>
+      </w:r>
+    </w:p>
+    <w:p>
+      <w:pPr>
+        <w:spacing w:line="336" w:lineRule="auto" w:after="180"/>
+        <w:shd w:fill="F1F6FC"/>
+      </w:pPr>
+      <w:r>
+        <w:rPr>
+          <w:b w:val="0"/>
+        </w:rPr>
+        <w:t xml:space="preserve">After your attempt, compare with the supported explanation: It can distinguish [3, 0] from [0, 3] in this example. The </w:t>
+      </w:r>
+      <w:r>
+        <w:rPr>
+          <w:b/>
+        </w:rPr>
+        <w:t>representation</w:t>
+      </w:r>
+      <w:r>
+        <w:rPr>
+          <w:b w:val="0"/>
+        </w:rPr>
+        <w:t xml:space="preserve"> retains the direction of brightness difference when coordinates stay separate.</w:t>
+      </w:r>
+    </w:p>
+    <w:p>
+      <w:pPr>
+        <w:pStyle w:val="Heading3"/>
+      </w:pPr>
+      <w:r>
         <w:t>Repair a missing building block</w:t>
       </w:r>
     </w:p>
     <w:p>
-      <w:r>
-        <w:t>Review Debugging shapes and gradients (ai-5/18). Goal: Check dimension contracts before computing a layer. Short practice: What should a debugging record pair with every gradient value? Point to the relevant step in the picture, then write the changed result and the rule or evidence that supports it.. Return to this week and explain what you changed.</w:t>
-      </w:r>
-    </w:p>
-    <w:p>
-      <w:r>
-        <w:t>Review Regularisation and early stopping (ai-5/16). Goal: Separate a weight penalty from prediction error. Short practice: Why should the penalty value not be reported as validation error? Point to the relevant step in the picture, then write the changed result and the rule or evidence that supports it.. Return to this week and explain what you changed.</w:t>
-      </w:r>
-    </w:p>
-    <w:p>
-      <w:r>
-        <w:t>Review Batching and epochs (ai-5/13). Goal: Distinguish an example a batch an update and an epoch. Short practice: Why do the single-example orders finish at different weights? Point to the relevant step in the picture, then write the changed result and the rule or evidence that supports it.. Return to this week and explain what you changed.</w:t>
+      <w:pPr>
+        <w:spacing w:line="336" w:lineRule="auto" w:after="180"/>
+      </w:pPr>
+      <w:r>
+        <w:rPr>
+          <w:b w:val="0"/>
+        </w:rPr>
+        <w:t>Review Debugging shapes and gradients (ai-5/18). Goal: Check dimension contracts before computing a layer. Short practice: What should a debugging record pair with every gradient value?</w:t>
+      </w:r>
+    </w:p>
+    <w:p>
+      <w:pPr>
+        <w:spacing w:line="336" w:lineRule="auto" w:after="180"/>
+      </w:pPr>
+      <w:r>
+        <w:rPr>
+          <w:b w:val="0"/>
+        </w:rPr>
+        <w:t xml:space="preserve">Point to the relevant step in the picture, then write the changed result and the rule or </w:t>
+      </w:r>
+      <w:r>
+        <w:rPr>
+          <w:b/>
+        </w:rPr>
+        <w:t>evidence</w:t>
+      </w:r>
+      <w:r>
+        <w:rPr>
+          <w:b w:val="0"/>
+        </w:rPr>
+        <w:t xml:space="preserve"> that supports it.. Return to this week and explain what you changed.</w:t>
+      </w:r>
+    </w:p>
+    <w:p>
+      <w:pPr>
+        <w:spacing w:line="336" w:lineRule="auto" w:after="180"/>
+      </w:pPr>
+      <w:r>
+        <w:rPr>
+          <w:b w:val="0"/>
+        </w:rPr>
+        <w:t xml:space="preserve">Review Regularisation and early stopping (ai-5/16). Goal: Separate a weight penalty from </w:t>
+      </w:r>
+      <w:r>
+        <w:rPr>
+          <w:b/>
+        </w:rPr>
+        <w:t>prediction</w:t>
+      </w:r>
+      <w:r>
+        <w:rPr>
+          <w:b w:val="0"/>
+        </w:rPr>
+        <w:t xml:space="preserve"> error. Short practice: Why should the penalty value not be reported as validation error?</w:t>
+      </w:r>
+    </w:p>
+    <w:p>
+      <w:pPr>
+        <w:spacing w:line="336" w:lineRule="auto" w:after="180"/>
+      </w:pPr>
+      <w:r>
+        <w:rPr>
+          <w:b w:val="0"/>
+        </w:rPr>
+        <w:t xml:space="preserve">Point to the relevant step in the picture, then write the changed result and the rule or </w:t>
+      </w:r>
+      <w:r>
+        <w:rPr>
+          <w:b/>
+        </w:rPr>
+        <w:t>evidence</w:t>
+      </w:r>
+      <w:r>
+        <w:rPr>
+          <w:b w:val="0"/>
+        </w:rPr>
+        <w:t xml:space="preserve"> that supports it.. Return to this week and explain what you changed.</w:t>
+      </w:r>
+    </w:p>
+    <w:p>
+      <w:pPr>
+        <w:spacing w:line="336" w:lineRule="auto" w:after="180"/>
+      </w:pPr>
+      <w:r>
+        <w:rPr>
+          <w:b w:val="0"/>
+        </w:rPr>
+        <w:t>Review Batching and epochs (ai-5/13). Goal: Distinguish an example a batch an update and an epoch. Short practice: Why do the single-example orders finish at different weights?</w:t>
+      </w:r>
+    </w:p>
+    <w:p>
+      <w:pPr>
+        <w:spacing w:line="336" w:lineRule="auto" w:after="180"/>
+      </w:pPr>
+      <w:r>
+        <w:rPr>
+          <w:b w:val="0"/>
+        </w:rPr>
+        <w:t xml:space="preserve">Point to the relevant step in the picture, then write the changed result and the rule or </w:t>
+      </w:r>
+      <w:r>
+        <w:rPr>
+          <w:b/>
+        </w:rPr>
+        <w:t>evidence</w:t>
+      </w:r>
+      <w:r>
+        <w:rPr>
+          <w:b w:val="0"/>
+        </w:rPr>
+        <w:t xml:space="preserve"> that supports it.. Return to this week and explain what you changed.</w:t>
       </w:r>
     </w:p>
     <w:p>
@@ -2609,8 +4624,61 @@
       </w:r>
     </w:p>
     <w:p>
-      <w:r>
-        <w:t>The browser lab lets you edit the supported Python examples already included in this lesson. Predict first, run, inspect the actual output or error, change one input, then run again. Keep code, predictions, actual results and a reasoned revision together. On paper, label your result as a trace rather than an execution.</w:t>
+      <w:pPr>
+        <w:spacing w:line="336" w:lineRule="auto" w:after="180"/>
+      </w:pPr>
+      <w:r>
+        <w:rPr>
+          <w:b w:val="0"/>
+        </w:rPr>
+        <w:t xml:space="preserve">The browser lab lets you edit the supported Python examples already included in this lesson. Predict first, run, inspect the actual </w:t>
+      </w:r>
+      <w:r>
+        <w:rPr>
+          <w:b/>
+        </w:rPr>
+        <w:t>output</w:t>
+      </w:r>
+      <w:r>
+        <w:rPr>
+          <w:b w:val="0"/>
+        </w:rPr>
+        <w:t xml:space="preserve"> or error, change one </w:t>
+      </w:r>
+      <w:r>
+        <w:rPr>
+          <w:b/>
+        </w:rPr>
+        <w:t>input</w:t>
+      </w:r>
+      <w:r>
+        <w:rPr>
+          <w:b w:val="0"/>
+        </w:rPr>
+        <w:t>, then run again.</w:t>
+      </w:r>
+    </w:p>
+    <w:p>
+      <w:pPr>
+        <w:spacing w:line="336" w:lineRule="auto" w:after="180"/>
+      </w:pPr>
+      <w:r>
+        <w:rPr>
+          <w:b w:val="0"/>
+        </w:rPr>
+        <w:t xml:space="preserve">Keep code, </w:t>
+      </w:r>
+      <w:r>
+        <w:rPr>
+          <w:b/>
+        </w:rPr>
+        <w:t>prediction</w:t>
+      </w:r>
+      <w:r>
+        <w:rPr>
+          <w:b w:val="0"/>
+        </w:rPr>
+        <w:t>s, actual results and a reasoned revision together. On paper, label your result as a trace rather than an execution.</w:t>
       </w:r>
     </w:p>
     <w:p>
@@ -2622,8 +4690,710 @@
       </w:r>
     </w:p>
     <w:p>
-      <w:r>
-        <w:t>Use Download completed work in the hosted lesson to export your answers, reflections, practice feedback and code-run evidence. Open the HTML copy to read or print it. Drafts stay in this browser when storage is available; clear drafts on a shared device.</w:t>
+      <w:pPr>
+        <w:spacing w:line="336" w:lineRule="auto" w:after="180"/>
+      </w:pPr>
+      <w:r>
+        <w:rPr>
+          <w:b w:val="0"/>
+        </w:rPr>
+        <w:t xml:space="preserve">Use Download completed work in the hosted lesson to export your answers, reflections, practice feedback and code-run </w:t>
+      </w:r>
+      <w:r>
+        <w:rPr>
+          <w:b/>
+        </w:rPr>
+        <w:t>evidence</w:t>
+      </w:r>
+      <w:r>
+        <w:rPr>
+          <w:b w:val="0"/>
+        </w:rPr>
+        <w:t>. Open the HTML copy to read or print it.</w:t>
+      </w:r>
+    </w:p>
+    <w:p>
+      <w:pPr>
+        <w:spacing w:line="336" w:lineRule="auto" w:after="180"/>
+      </w:pPr>
+      <w:r>
+        <w:rPr>
+          <w:b w:val="0"/>
+        </w:rPr>
+        <w:t>Drafts stay in this browser when storage is available; clear drafts on a shared device.</w:t>
+      </w:r>
+    </w:p>
+    <w:p>
+      <w:pPr>
+        <w:pStyle w:val="Heading1"/>
+      </w:pPr>
+      <w:r>
+        <w:t>18. Visual concept journey</w:t>
+      </w:r>
+    </w:p>
+    <w:p>
+      <w:r>
+        <w:t>Explain each Learned representations graphic using its labels, deciding evidence and relevant limitation.</w:t>
+      </w:r>
+    </w:p>
+    <w:p>
+      <w:pPr>
+        <w:pStyle w:val="Heading3"/>
+      </w:pPr>
+      <w:r>
+        <w:t>01. Learned representations: the case</w:t>
+      </w:r>
+    </w:p>
+    <w:p>
+      <w:r>
+        <w:drawing>
+          <wp:inline xmlns:a="http://schemas.openxmlformats.org/drawingml/2006/main" xmlns:pic="http://schemas.openxmlformats.org/drawingml/2006/picture">
+            <wp:extent cx="5486400" cy="3142488"/>
+            <wp:docPr id="3" name="Picture 3" descr="See when a representation preserves a distinction and when it destroys it. Supplied facts: Toy input [left, right]; representation h=[ReLU(left-right), ReLU(right-left)]. A=[5, 2]; B=[2, 5]; target is left-brighter versus right-brighter. All inputs and outcomes in this worked example are invented classroom data; no real model run is claimed."/>
+            <wp:cNvGraphicFramePr>
+              <a:graphicFrameLocks noChangeAspect="1"/>
+            </wp:cNvGraphicFramePr>
+            <a:graphic>
+              <a:graphicData uri="http://schemas.openxmlformats.org/drawingml/2006/picture">
+                <pic:pic>
+                  <pic:nvPicPr>
+                    <pic:cNvPr id="0" name="academy-story-ai-5-19-01.png"/>
+                    <pic:cNvPicPr/>
+                  </pic:nvPicPr>
+                  <pic:blipFill>
+                    <a:blip r:embed="rId11"/>
+                    <a:stretch>
+                      <a:fillRect/>
+                    </a:stretch>
+                  </pic:blipFill>
+                  <pic:spPr>
+                    <a:xfrm>
+                      <a:off x="0" y="0"/>
+                      <a:ext cx="5486400" cy="3142488"/>
+                    </a:xfrm>
+                    <a:prstGeom prst="rect"/>
+                  </pic:spPr>
+                </pic:pic>
+              </a:graphicData>
+            </a:graphic>
+          </wp:inline>
+        </w:drawing>
+      </w:r>
+    </w:p>
+    <w:p>
+      <w:pPr>
+        <w:spacing w:line="336" w:lineRule="auto" w:after="180"/>
+      </w:pPr>
+      <w:r>
+        <w:rPr>
+          <w:b w:val="0"/>
+        </w:rPr>
+        <w:t xml:space="preserve">See when a </w:t>
+      </w:r>
+      <w:r>
+        <w:rPr>
+          <w:b/>
+        </w:rPr>
+        <w:t>representation</w:t>
+      </w:r>
+      <w:r>
+        <w:rPr>
+          <w:b w:val="0"/>
+        </w:rPr>
+        <w:t xml:space="preserve"> preserves a distinction and when it destroys it. Supplied facts: Toy </w:t>
+      </w:r>
+      <w:r>
+        <w:rPr>
+          <w:b/>
+        </w:rPr>
+        <w:t>input</w:t>
+      </w:r>
+      <w:r>
+        <w:rPr>
+          <w:b w:val="0"/>
+        </w:rPr>
+        <w:t xml:space="preserve"> [left, right]; </w:t>
+      </w:r>
+      <w:r>
+        <w:rPr>
+          <w:b/>
+        </w:rPr>
+        <w:t>representation</w:t>
+      </w:r>
+      <w:r>
+        <w:rPr>
+          <w:b w:val="0"/>
+        </w:rPr>
+        <w:t xml:space="preserve"> h=[ReLU(left-right), ReLU(right-left)].</w:t>
+      </w:r>
+    </w:p>
+    <w:p>
+      <w:pPr>
+        <w:spacing w:line="336" w:lineRule="auto" w:after="180"/>
+      </w:pPr>
+      <w:r>
+        <w:rPr>
+          <w:b w:val="0"/>
+        </w:rPr>
+        <w:t xml:space="preserve">A=[5, 2]; B=[2, 5]; target is left-brighter versus right-brighter. All </w:t>
+      </w:r>
+      <w:r>
+        <w:rPr>
+          <w:b/>
+        </w:rPr>
+        <w:t>input</w:t>
+      </w:r>
+      <w:r>
+        <w:rPr>
+          <w:b w:val="0"/>
+        </w:rPr>
+        <w:t>s and outcomes in this worked example are invented classroom data; no real model run is claimed.</w:t>
+      </w:r>
+    </w:p>
+    <w:p>
+      <w:pPr>
+        <w:spacing w:line="336" w:lineRule="auto" w:after="180"/>
+        <w:shd w:fill="F5F1FB"/>
+      </w:pPr>
+      <w:r>
+        <w:rPr>
+          <w:b w:val="0"/>
+        </w:rPr>
+        <w:t>Point to the given fact that matters most. Explain why it matters.</w:t>
+      </w:r>
+    </w:p>
+    <w:p>
+      <w:pPr>
+        <w:pStyle w:val="Heading3"/>
+      </w:pPr>
+      <w:r>
+        <w:t>02. Follow the deciding steps</w:t>
+      </w:r>
+    </w:p>
+    <w:p>
+      <w:r>
+        <w:drawing>
+          <wp:inline xmlns:a="http://schemas.openxmlformats.org/drawingml/2006/main" xmlns:pic="http://schemas.openxmlformats.org/drawingml/2006/picture">
+            <wp:extent cx="5486400" cy="3182112"/>
+            <wp:docPr id="4" name="Picture 4" descr="Encode A: A becomes [3, 0], with left brighter. → Encode B: B becomes [0, 3], with right brighter. → Compare collapsed summary: If the head receives only h1+h2, both become3 and the target distinction is lost."/>
+            <wp:cNvGraphicFramePr>
+              <a:graphicFrameLocks noChangeAspect="1"/>
+            </wp:cNvGraphicFramePr>
+            <a:graphic>
+              <a:graphicData uri="http://schemas.openxmlformats.org/drawingml/2006/picture">
+                <pic:pic>
+                  <pic:nvPicPr>
+                    <pic:cNvPr id="0" name="academy-story-ai-5-19-02.png"/>
+                    <pic:cNvPicPr/>
+                  </pic:nvPicPr>
+                  <pic:blipFill>
+                    <a:blip r:embed="rId12"/>
+                    <a:stretch>
+                      <a:fillRect/>
+                    </a:stretch>
+                  </pic:blipFill>
+                  <pic:spPr>
+                    <a:xfrm>
+                      <a:off x="0" y="0"/>
+                      <a:ext cx="5486400" cy="3182112"/>
+                    </a:xfrm>
+                    <a:prstGeom prst="rect"/>
+                  </pic:spPr>
+                </pic:pic>
+              </a:graphicData>
+            </a:graphic>
+          </wp:inline>
+        </w:drawing>
+      </w:r>
+    </w:p>
+    <w:p>
+      <w:pPr>
+        <w:spacing w:line="336" w:lineRule="auto" w:after="180"/>
+      </w:pPr>
+      <w:r>
+        <w:rPr>
+          <w:b w:val="0"/>
+        </w:rPr>
+        <w:t>Encode A: A becomes [3, 0], with left brighter. → Encode B: B becomes [0, 3], with right brighter. → Compare collapsed summary: If the head receives only h1+h2, both become3 and the target distinction is lost.</w:t>
+      </w:r>
+    </w:p>
+    <w:p>
+      <w:pPr>
+        <w:spacing w:line="336" w:lineRule="auto" w:after="180"/>
+        <w:shd w:fill="F5F1FB"/>
+      </w:pPr>
+      <w:r>
+        <w:rPr>
+          <w:b w:val="0"/>
+        </w:rPr>
+        <w:t xml:space="preserve">Point to each numbered stage and explain which recorded </w:t>
+      </w:r>
+      <w:r>
+        <w:rPr>
+          <w:b/>
+        </w:rPr>
+        <w:t>input</w:t>
+      </w:r>
+      <w:r>
+        <w:rPr>
+          <w:b w:val="0"/>
+        </w:rPr>
+        <w:t xml:space="preserve"> it uses.</w:t>
+      </w:r>
+    </w:p>
+    <w:p>
+      <w:pPr>
+        <w:pStyle w:val="Heading3"/>
+      </w:pPr>
+      <w:r>
+        <w:t>03. A representation can preserve direction</w:t>
+      </w:r>
+    </w:p>
+    <w:p>
+      <w:r>
+        <w:drawing>
+          <wp:inline xmlns:a="http://schemas.openxmlformats.org/drawingml/2006/main" xmlns:pic="http://schemas.openxmlformats.org/drawingml/2006/picture">
+            <wp:extent cx="5486400" cy="3096768"/>
+            <wp:docPr id="5" name="Picture 5" descr="A representation can preserve direction. A: left = 5, right = 2, h1 = 3, h2 = 0. B: left = 2, right = 5, h1 = 0, h2 = 3."/>
+            <wp:cNvGraphicFramePr>
+              <a:graphicFrameLocks noChangeAspect="1"/>
+            </wp:cNvGraphicFramePr>
+            <a:graphic>
+              <a:graphicData uri="http://schemas.openxmlformats.org/drawingml/2006/picture">
+                <pic:pic>
+                  <pic:nvPicPr>
+                    <pic:cNvPr id="0" name="academy-story-ai-5-19-03.png"/>
+                    <pic:cNvPicPr/>
+                  </pic:nvPicPr>
+                  <pic:blipFill>
+                    <a:blip r:embed="rId13"/>
+                    <a:stretch>
+                      <a:fillRect/>
+                    </a:stretch>
+                  </pic:blipFill>
+                  <pic:spPr>
+                    <a:xfrm>
+                      <a:off x="0" y="0"/>
+                      <a:ext cx="5486400" cy="3096768"/>
+                    </a:xfrm>
+                    <a:prstGeom prst="rect"/>
+                  </pic:spPr>
+                </pic:pic>
+              </a:graphicData>
+            </a:graphic>
+          </wp:inline>
+        </w:drawing>
+      </w:r>
+    </w:p>
+    <w:p>
+      <w:pPr>
+        <w:spacing w:line="336" w:lineRule="auto" w:after="180"/>
+      </w:pPr>
+      <w:r>
+        <w:rPr>
+          <w:b w:val="0"/>
+        </w:rPr>
+        <w:t xml:space="preserve">A </w:t>
+      </w:r>
+      <w:r>
+        <w:rPr>
+          <w:b/>
+        </w:rPr>
+        <w:t>representation</w:t>
+      </w:r>
+      <w:r>
+        <w:rPr>
+          <w:b w:val="0"/>
+        </w:rPr>
+        <w:t xml:space="preserve"> can preserve direction. A: left = 5, right = 2, h1 = 3, h2 = 0. B: left = 2, right = 5, h1 = 0, h2 = 3.</w:t>
+      </w:r>
+    </w:p>
+    <w:p>
+      <w:pPr>
+        <w:spacing w:line="336" w:lineRule="auto" w:after="180"/>
+        <w:shd w:fill="F5F1FB"/>
+      </w:pPr>
+      <w:r>
+        <w:rPr>
+          <w:b w:val="0"/>
+        </w:rPr>
+        <w:t>Read the labels and values. Explain the relationship the model shows.</w:t>
+      </w:r>
+    </w:p>
+    <w:p>
+      <w:pPr>
+        <w:pStyle w:val="Heading3"/>
+      </w:pPr>
+      <w:r>
+        <w:t>04. Change one thing. Trace what follows.</w:t>
+      </w:r>
+    </w:p>
+    <w:p>
+      <w:r>
+        <w:drawing>
+          <wp:inline xmlns:a="http://schemas.openxmlformats.org/drawingml/2006/main" xmlns:pic="http://schemas.openxmlformats.org/drawingml/2006/picture">
+            <wp:extent cx="5486400" cy="3179064"/>
+            <wp:docPr id="6" name="Picture 6" descr="Original case: If the head receives only h1+h2, both become3 and the target distinction is lost. Changed condition: The head keeps both ordered hidden values instead of their sum. Expected result: It can distinguish [3, 0] from [0, 3] in this example. Reason: The representation retains the direction of brightness difference when coordinates stay separate."/>
+            <wp:cNvGraphicFramePr>
+              <a:graphicFrameLocks noChangeAspect="1"/>
+            </wp:cNvGraphicFramePr>
+            <a:graphic>
+              <a:graphicData uri="http://schemas.openxmlformats.org/drawingml/2006/picture">
+                <pic:pic>
+                  <pic:nvPicPr>
+                    <pic:cNvPr id="0" name="academy-story-ai-5-19-04.png"/>
+                    <pic:cNvPicPr/>
+                  </pic:nvPicPr>
+                  <pic:blipFill>
+                    <a:blip r:embed="rId14"/>
+                    <a:stretch>
+                      <a:fillRect/>
+                    </a:stretch>
+                  </pic:blipFill>
+                  <pic:spPr>
+                    <a:xfrm>
+                      <a:off x="0" y="0"/>
+                      <a:ext cx="5486400" cy="3179064"/>
+                    </a:xfrm>
+                    <a:prstGeom prst="rect"/>
+                  </pic:spPr>
+                </pic:pic>
+              </a:graphicData>
+            </a:graphic>
+          </wp:inline>
+        </w:drawing>
+      </w:r>
+    </w:p>
+    <w:p>
+      <w:pPr>
+        <w:spacing w:line="336" w:lineRule="auto" w:after="180"/>
+      </w:pPr>
+      <w:r>
+        <w:rPr>
+          <w:b w:val="0"/>
+        </w:rPr>
+        <w:t>Original case: If the head receives only h1+h2, both become3 and the target distinction is lost. Changed condition: The head keeps both ordered hidden values instead of their sum.</w:t>
+      </w:r>
+    </w:p>
+    <w:p>
+      <w:pPr>
+        <w:spacing w:line="336" w:lineRule="auto" w:after="180"/>
+      </w:pPr>
+      <w:r>
+        <w:rPr>
+          <w:b w:val="0"/>
+        </w:rPr>
+        <w:t xml:space="preserve">Expected result: It can distinguish [3, 0] from [0, 3] in this example. Reason: The </w:t>
+      </w:r>
+      <w:r>
+        <w:rPr>
+          <w:b/>
+        </w:rPr>
+        <w:t>representation</w:t>
+      </w:r>
+      <w:r>
+        <w:rPr>
+          <w:b w:val="0"/>
+        </w:rPr>
+        <w:t xml:space="preserve"> retains the direction of brightness difference when coordinates stay separate.</w:t>
+      </w:r>
+    </w:p>
+    <w:p>
+      <w:pPr>
+        <w:spacing w:line="336" w:lineRule="auto" w:after="180"/>
+        <w:shd w:fill="F5F1FB"/>
+      </w:pPr>
+      <w:r>
+        <w:rPr>
+          <w:b w:val="0"/>
+        </w:rPr>
+        <w:t>Predict before checking the worked changed-case result. Name what changed and what the supplied facts allow you to conclude.</w:t>
+      </w:r>
+    </w:p>
+    <w:p>
+      <w:pPr>
+        <w:pStyle w:val="Heading3"/>
+      </w:pPr>
+      <w:r>
+        <w:t>05. Connect the explanation to its limit</w:t>
+      </w:r>
+    </w:p>
+    <w:p>
+      <w:r>
+        <w:drawing>
+          <wp:inline xmlns:a="http://schemas.openxmlformats.org/drawingml/2006/main" xmlns:pic="http://schemas.openxmlformats.org/drawingml/2006/picture">
+            <wp:extent cx="5486400" cy="2834640"/>
+            <wp:docPr id="7" name="Picture 7" descr="A hidden representation decides which distinctions remain available to an output head. These two hidden coordinates preserve whether the left or right side is brighter. Adding them discards that direction and gives both examples the same scalar. A deterministic head cannot assign different labels to identical inputs; retain the distinction or change the task. Limit: This is a hand-chosen representation, not evidence that a trained image model actually learned these units."/>
+            <wp:cNvGraphicFramePr>
+              <a:graphicFrameLocks noChangeAspect="1"/>
+            </wp:cNvGraphicFramePr>
+            <a:graphic>
+              <a:graphicData uri="http://schemas.openxmlformats.org/drawingml/2006/picture">
+                <pic:pic>
+                  <pic:nvPicPr>
+                    <pic:cNvPr id="0" name="academy-story-ai-5-19-05.png"/>
+                    <pic:cNvPicPr/>
+                  </pic:nvPicPr>
+                  <pic:blipFill>
+                    <a:blip r:embed="rId15"/>
+                    <a:stretch>
+                      <a:fillRect/>
+                    </a:stretch>
+                  </pic:blipFill>
+                  <pic:spPr>
+                    <a:xfrm>
+                      <a:off x="0" y="0"/>
+                      <a:ext cx="5486400" cy="2834640"/>
+                    </a:xfrm>
+                    <a:prstGeom prst="rect"/>
+                  </pic:spPr>
+                </pic:pic>
+              </a:graphicData>
+            </a:graphic>
+          </wp:inline>
+        </w:drawing>
+      </w:r>
+    </w:p>
+    <w:p>
+      <w:pPr>
+        <w:spacing w:line="336" w:lineRule="auto" w:after="180"/>
+      </w:pPr>
+      <w:r>
+        <w:rPr>
+          <w:b w:val="0"/>
+        </w:rPr>
+        <w:t xml:space="preserve">A hidden </w:t>
+      </w:r>
+      <w:r>
+        <w:rPr>
+          <w:b/>
+        </w:rPr>
+        <w:t>representation</w:t>
+      </w:r>
+      <w:r>
+        <w:rPr>
+          <w:b w:val="0"/>
+        </w:rPr>
+        <w:t xml:space="preserve"> decides which distinctions remain available to an </w:t>
+      </w:r>
+      <w:r>
+        <w:rPr>
+          <w:b/>
+        </w:rPr>
+        <w:t>output</w:t>
+      </w:r>
+      <w:r>
+        <w:rPr>
+          <w:b w:val="0"/>
+        </w:rPr>
+        <w:t xml:space="preserve"> head. These two hidden coordinates preserve whether the left or right side is brighter.</w:t>
+      </w:r>
+    </w:p>
+    <w:p>
+      <w:pPr>
+        <w:spacing w:line="336" w:lineRule="auto" w:after="180"/>
+      </w:pPr>
+      <w:r>
+        <w:rPr>
+          <w:b w:val="0"/>
+        </w:rPr>
+        <w:t xml:space="preserve">Adding them discards that direction and gives both examples the same scalar. A deterministic head cannot assign different labels to identical </w:t>
+      </w:r>
+      <w:r>
+        <w:rPr>
+          <w:b/>
+        </w:rPr>
+        <w:t>input</w:t>
+      </w:r>
+      <w:r>
+        <w:rPr>
+          <w:b w:val="0"/>
+        </w:rPr>
+        <w:t>s; retain the distinction or change the task.</w:t>
+      </w:r>
+    </w:p>
+    <w:p>
+      <w:pPr>
+        <w:spacing w:line="336" w:lineRule="auto" w:after="180"/>
+      </w:pPr>
+      <w:r>
+        <w:rPr>
+          <w:b w:val="0"/>
+        </w:rPr>
+        <w:t xml:space="preserve">Limit: This is a hand-chosen </w:t>
+      </w:r>
+      <w:r>
+        <w:rPr>
+          <w:b/>
+        </w:rPr>
+        <w:t>representation</w:t>
+      </w:r>
+      <w:r>
+        <w:rPr>
+          <w:b w:val="0"/>
+        </w:rPr>
+        <w:t xml:space="preserve">, not </w:t>
+      </w:r>
+      <w:r>
+        <w:rPr>
+          <w:b/>
+        </w:rPr>
+        <w:t>evidence</w:t>
+      </w:r>
+      <w:r>
+        <w:rPr>
+          <w:b w:val="0"/>
+        </w:rPr>
+        <w:t xml:space="preserve"> that a trained image model actually learned these units.</w:t>
+      </w:r>
+    </w:p>
+    <w:p>
+      <w:pPr>
+        <w:spacing w:line="336" w:lineRule="auto" w:after="180"/>
+        <w:shd w:fill="F5F1FB"/>
+      </w:pPr>
+      <w:r>
+        <w:rPr>
+          <w:b w:val="0"/>
+        </w:rPr>
+        <w:t>Explain the case, then point to a limit on the claim.</w:t>
+      </w:r>
+    </w:p>
+    <w:p>
+      <w:pPr>
+        <w:pStyle w:val="Heading3"/>
+      </w:pPr>
+      <w:r>
+        <w:t>06. Make the idea visible in your project</w:t>
+      </w:r>
+    </w:p>
+    <w:p>
+      <w:r>
+        <w:drawing>
+          <wp:inline xmlns:a="http://schemas.openxmlformats.org/drawingml/2006/main" xmlns:pic="http://schemas.openxmlformats.org/drawingml/2006/picture">
+            <wp:extent cx="5486400" cy="3681984"/>
+            <wp:docPr id="8" name="Picture 8" descr="For your Image-pattern Network Investigation, save the input, procedure, observed result and limitation of this check. Label this worked example as practice; use a different, previously unreviewed case when checking independent understanding. Draw your input, deciding step, result and limit. Supported question: Why can no deterministic head using only the sum classify both correctly? Point to the relevant step in the picture, then write the changed result and the rule or evidence that supports it."/>
+            <wp:cNvGraphicFramePr>
+              <a:graphicFrameLocks noChangeAspect="1"/>
+            </wp:cNvGraphicFramePr>
+            <a:graphic>
+              <a:graphicData uri="http://schemas.openxmlformats.org/drawingml/2006/picture">
+                <pic:pic>
+                  <pic:nvPicPr>
+                    <pic:cNvPr id="0" name="academy-story-ai-5-19-06.png"/>
+                    <pic:cNvPicPr/>
+                  </pic:nvPicPr>
+                  <pic:blipFill>
+                    <a:blip r:embed="rId16"/>
+                    <a:stretch>
+                      <a:fillRect/>
+                    </a:stretch>
+                  </pic:blipFill>
+                  <pic:spPr>
+                    <a:xfrm>
+                      <a:off x="0" y="0"/>
+                      <a:ext cx="5486400" cy="3681984"/>
+                    </a:xfrm>
+                    <a:prstGeom prst="rect"/>
+                  </pic:spPr>
+                </pic:pic>
+              </a:graphicData>
+            </a:graphic>
+          </wp:inline>
+        </w:drawing>
+      </w:r>
+    </w:p>
+    <w:p>
+      <w:pPr>
+        <w:spacing w:line="336" w:lineRule="auto" w:after="180"/>
+      </w:pPr>
+      <w:r>
+        <w:rPr>
+          <w:b w:val="0"/>
+        </w:rPr>
+        <w:t xml:space="preserve">For your Image-pattern Network Investigation, save the </w:t>
+      </w:r>
+      <w:r>
+        <w:rPr>
+          <w:b/>
+        </w:rPr>
+        <w:t>input</w:t>
+      </w:r>
+      <w:r>
+        <w:rPr>
+          <w:b w:val="0"/>
+        </w:rPr>
+        <w:t>, procedure, observed result and limitation of this check.</w:t>
+      </w:r>
+    </w:p>
+    <w:p>
+      <w:pPr>
+        <w:spacing w:line="336" w:lineRule="auto" w:after="180"/>
+      </w:pPr>
+      <w:r>
+        <w:rPr>
+          <w:b w:val="0"/>
+        </w:rPr>
+        <w:t xml:space="preserve">Label this worked example as practice; use a different, previously unreviewed case when checking independent understanding. Draw your </w:t>
+      </w:r>
+      <w:r>
+        <w:rPr>
+          <w:b/>
+        </w:rPr>
+        <w:t>input</w:t>
+      </w:r>
+      <w:r>
+        <w:rPr>
+          <w:b w:val="0"/>
+        </w:rPr>
+        <w:t>, deciding step, result and limit.</w:t>
+      </w:r>
+    </w:p>
+    <w:p>
+      <w:pPr>
+        <w:spacing w:line="336" w:lineRule="auto" w:after="180"/>
+      </w:pPr>
+      <w:r>
+        <w:rPr>
+          <w:b w:val="0"/>
+        </w:rPr>
+        <w:t xml:space="preserve">Supported question: Why can no deterministic head using only the sum classify both correctly? Point to the relevant step in the picture, then write the changed result and the rule or </w:t>
+      </w:r>
+      <w:r>
+        <w:rPr>
+          <w:b/>
+        </w:rPr>
+        <w:t>evidence</w:t>
+      </w:r>
+      <w:r>
+        <w:rPr>
+          <w:b w:val="0"/>
+        </w:rPr>
+        <w:t xml:space="preserve"> that supports it.</w:t>
+      </w:r>
+    </w:p>
+    <w:p>
+      <w:pPr>
+        <w:spacing w:line="336" w:lineRule="auto" w:after="180"/>
+        <w:shd w:fill="F5F1FB"/>
+      </w:pPr>
+      <w:r>
+        <w:rPr>
+          <w:b w:val="0"/>
+        </w:rPr>
+        <w:t xml:space="preserve">Draw your project trace and justify the deciding step using </w:t>
+      </w:r>
+      <w:r>
+        <w:rPr>
+          <w:b/>
+        </w:rPr>
+        <w:t>evidence</w:t>
+      </w:r>
+      <w:r>
+        <w:rPr>
+          <w:b w:val="0"/>
+        </w:rPr>
+        <w:t>.</w:t>
       </w:r>
     </w:p>
     <w:sectPr>

--- a/downloads/student/ai-5-week-19.docx
+++ b/downloads/student/ai-5-week-19.docx
@@ -1544,7 +1544,7 @@
         <w:drawing>
           <wp:inline xmlns:a="http://schemas.openxmlformats.org/drawingml/2006/main" xmlns:pic="http://schemas.openxmlformats.org/drawingml/2006/picture">
             <wp:extent cx="5486400" cy="5185229"/>
-            <wp:docPr id="2" name="Picture 2" descr="Learned representations. Encode A: A becomes [3, 0], with left brighter.. Encode B: B becomes [0, 3], with right brighter.. Compare collapsed summary: If the head receives only h1+h2, both become3 and the target distinction is lost."/>
+            <wp:docPr id="2" name="Picture 2" descr="Learned representations. Encode A: A becomes [3, 0], with left brighter.. Encode B: B becomes [0, 3], with right brighter.. Compare collapsed summary: If the head receives only h1+h2, both become 3 and the target distinction is lost."/>
             <wp:cNvGraphicFramePr>
               <a:graphicFrameLocks noChangeAspect="1"/>
             </wp:cNvGraphicFramePr>
@@ -1679,7 +1679,7 @@
           </w:tcPr>
           <w:p>
             <w:r>
-              <w:t>If the head receives only h1+h2, both become3 and the target distinction is lost.</w:t>
+              <w:t>If the head receives only h1+h2, both become 3 and the target distinction is lost.</w:t>
             </w:r>
           </w:p>
         </w:tc>
@@ -4148,7 +4148,7 @@
         <w:rPr>
           <w:b w:val="0"/>
         </w:rPr>
-        <w:t>Which labelled step matches this detail? If the head receives only h1+h2, both become3 and the target distinction is lost.</w:t>
+        <w:t>Which labelled step matches this detail? If the head receives only h1+h2, both become 3 and the target distinction is lost.</w:t>
       </w:r>
     </w:p>
     <w:p>
@@ -4257,7 +4257,7 @@
         <w:rPr>
           <w:b w:val="0"/>
         </w:rPr>
-        <w:t>After your attempt, compare with the supported explanation: Compare collapsed summary If the head receives only h1+h2, both become3 and the target distinction is lost.</w:t>
+        <w:t>After your attempt, compare with the supported explanation: Compare collapsed summary If the head receives only h1+h2, both become 3 and the target distinction is lost.</w:t>
       </w:r>
     </w:p>
     <w:p>
@@ -4875,7 +4875,7 @@
         <w:drawing>
           <wp:inline xmlns:a="http://schemas.openxmlformats.org/drawingml/2006/main" xmlns:pic="http://schemas.openxmlformats.org/drawingml/2006/picture">
             <wp:extent cx="5486400" cy="3182112"/>
-            <wp:docPr id="4" name="Picture 4" descr="Encode A: A becomes [3, 0], with left brighter. → Encode B: B becomes [0, 3], with right brighter. → Compare collapsed summary: If the head receives only h1+h2, both become3 and the target distinction is lost."/>
+            <wp:docPr id="4" name="Picture 4" descr="Encode A: A becomes [3, 0], with left brighter. → Encode B: B becomes [0, 3], with right brighter. → Compare collapsed summary: If the head receives only h1+h2, both become 3 and the target distinction is lost."/>
             <wp:cNvGraphicFramePr>
               <a:graphicFrameLocks noChangeAspect="1"/>
             </wp:cNvGraphicFramePr>
@@ -4914,7 +4914,7 @@
         <w:rPr>
           <w:b w:val="0"/>
         </w:rPr>
-        <w:t>Encode A: A becomes [3, 0], with left brighter. → Encode B: B becomes [0, 3], with right brighter. → Compare collapsed summary: If the head receives only h1+h2, both become3 and the target distinction is lost.</w:t>
+        <w:t>Encode A: A becomes [3, 0], with left brighter. → Encode B: B becomes [0, 3], with right brighter. → Compare collapsed summary: If the head receives only h1+h2, both become 3 and the target distinction is lost.</w:t>
       </w:r>
     </w:p>
     <w:p>
@@ -5033,7 +5033,7 @@
         <w:drawing>
           <wp:inline xmlns:a="http://schemas.openxmlformats.org/drawingml/2006/main" xmlns:pic="http://schemas.openxmlformats.org/drawingml/2006/picture">
             <wp:extent cx="5486400" cy="3179064"/>
-            <wp:docPr id="6" name="Picture 6" descr="Original case: If the head receives only h1+h2, both become3 and the target distinction is lost. Changed condition: The head keeps both ordered hidden values instead of their sum. Expected result: It can distinguish [3, 0] from [0, 3] in this example. Reason: The representation retains the direction of brightness difference when coordinates stay separate."/>
+            <wp:docPr id="6" name="Picture 6" descr="Original case: If the head receives only h1+h2, both become 3 and the target distinction is lost. Changed condition: The head keeps both ordered hidden values instead of their sum. Expected result: It can distinguish [3, 0] from [0, 3] in this example. Reason: The representation retains the direction of brightness difference when coordinates stay separate."/>
             <wp:cNvGraphicFramePr>
               <a:graphicFrameLocks noChangeAspect="1"/>
             </wp:cNvGraphicFramePr>
@@ -5072,7 +5072,7 @@
         <w:rPr>
           <w:b w:val="0"/>
         </w:rPr>
-        <w:t>Original case: If the head receives only h1+h2, both become3 and the target distinction is lost. Changed condition: The head keeps both ordered hidden values instead of their sum.</w:t>
+        <w:t>Original case: If the head receives only h1+h2, both become 3 and the target distinction is lost. Changed condition: The head keeps both ordered hidden values instead of their sum.</w:t>
       </w:r>
     </w:p>
     <w:p>

--- a/downloads/student/ai-5-week-19.docx
+++ b/downloads/student/ai-5-week-19.docx
@@ -25,12 +25,17 @@
         <w:pStyle w:val="Heading1"/>
       </w:pPr>
       <w:r>
-        <w:t>Before you start</w:t>
-      </w:r>
-    </w:p>
-    <w:p>
-      <w:r>
-        <w:t>Why should a debugging trace inspect scores before ReLU as well as final activations?</w:t>
+        <w:t>Name the target. Trace the encoding. Find the lost distinction.</w:t>
+      </w:r>
+    </w:p>
+    <w:p>
+      <w:r>
+        <w:t>Audit task-dependent representation collisions and a complete algebraic information repair.</w:t>
+      </w:r>
+    </w:p>
+    <w:p>
+      <w:r>
+        <w:t>Complete rectangle trace → scale-matched collision graphic → pictured brightness summary → runnable h-plus-sum repair → independent thresholded encoder.</w:t>
       </w:r>
     </w:p>
     <w:p>
@@ -38,20 +43,20 @@
         <w:pStyle w:val="Heading1"/>
       </w:pPr>
       <w:r>
-        <w:t>01. Your mission</w:t>
-      </w:r>
-    </w:p>
-    <w:p>
-      <w:r>
-        <w:t>Start with the target: Trace an input through a hidden representation and a decision rule. Try the recall before opening notes.</w:t>
-      </w:r>
-    </w:p>
-    <w:p>
-      <w:pPr>
-        <w:pStyle w:val="Heading3"/>
-      </w:pPr>
-      <w:r>
-        <w:t>Your learning target</w:t>
+        <w:t>01. What distinctions reach the prediction head?</w:t>
+      </w:r>
+    </w:p>
+    <w:p>
+      <w:r>
+        <w:t>A useful representation depends on the target,and constructed features are not automatically learned.</w:t>
+      </w:r>
+    </w:p>
+    <w:p>
+      <w:pPr>
+        <w:pStyle w:val="Heading2"/>
+      </w:pPr>
+      <w:r>
+        <w:t>Learning goals</w:t>
       </w:r>
     </w:p>
     <w:p>
@@ -137,10 +142,10 @@
     </w:p>
     <w:p>
       <w:pPr>
-        <w:pStyle w:val="Heading3"/>
-      </w:pPr>
-      <w:r>
-        <w:t>Remember before reading</w:t>
+        <w:pStyle w:val="Heading2"/>
+      </w:pPr>
+      <w:r>
+        <w:t>Retrieve the information path and checks</w:t>
       </w:r>
     </w:p>
     <w:p>
@@ -212,6 +217,100 @@
     </w:p>
     <w:p>
       <w:pPr>
+        <w:pStyle w:val="Heading2"/>
+      </w:pPr>
+      <w:r>
+        <w:t>Prerequisite and starting response</w:t>
+      </w:r>
+    </w:p>
+    <w:p>
+      <w:pPr>
+        <w:pStyle w:val="ListBullet"/>
+      </w:pPr>
+      <w:r>
+        <w:t>Why should a debugging trace inspect scores before ReLU as well as final activations?</w:t>
+      </w:r>
+    </w:p>
+    <w:p>
+      <w:pPr>
+        <w:pStyle w:val="Heading3"/>
+      </w:pPr>
+      <w:r>
+        <w:t>My starting explanation</w:t>
+      </w:r>
+    </w:p>
+    <w:p>
+      <w:r>
+        <w:t>________________________________________________________________</w:t>
+      </w:r>
+    </w:p>
+    <w:p>
+      <w:r>
+        <w:t>________________________________________________________________</w:t>
+      </w:r>
+    </w:p>
+    <w:p>
+      <w:r>
+        <w:t>________________________________________________________________</w:t>
+      </w:r>
+    </w:p>
+    <w:p>
+      <w:pPr>
+        <w:pStyle w:val="Heading2"/>
+      </w:pPr>
+      <w:r>
+        <w:t>End goal</w:t>
+      </w:r>
+    </w:p>
+    <w:p>
+      <w:pPr>
+        <w:spacing w:line="336" w:lineRule="auto" w:after="180"/>
+      </w:pPr>
+      <w:r>
+        <w:rPr>
+          <w:b w:val="0"/>
+        </w:rPr>
+        <w:t xml:space="preserve">By the end, I can explain learned </w:t>
+      </w:r>
+      <w:r>
+        <w:rPr>
+          <w:b/>
+        </w:rPr>
+        <w:t>representation</w:t>
+      </w:r>
+      <w:r>
+        <w:rPr>
+          <w:b w:val="0"/>
+        </w:rPr>
+        <w:t>s using a traced example and a stated limitation.</w:t>
+      </w:r>
+    </w:p>
+    <w:p>
+      <w:pPr>
+        <w:pStyle w:val="Heading2"/>
+      </w:pPr>
+      <w:r>
+        <w:t>Earlier wording, alternatives and picture transcripts · reference / check after trying</w:t>
+      </w:r>
+    </w:p>
+    <w:p>
+      <w:pPr>
+        <w:pStyle w:val="Heading3"/>
+      </w:pPr>
+      <w:r>
+        <w:t>Your learning target</w:t>
+      </w:r>
+    </w:p>
+    <w:p>
+      <w:pPr>
+        <w:pStyle w:val="Heading3"/>
+      </w:pPr>
+      <w:r>
+        <w:t>Remember before reading</w:t>
+      </w:r>
+    </w:p>
+    <w:p>
+      <w:pPr>
         <w:spacing w:line="336" w:lineRule="auto" w:after="180"/>
       </w:pPr>
       <w:r>
@@ -312,56 +411,76 @@
     </w:p>
     <w:p>
       <w:pPr>
+        <w:pStyle w:val="Heading3"/>
+      </w:pPr>
+      <w:r>
+        <w:t>This week’s end goal</w:t>
+      </w:r>
+    </w:p>
+    <w:p>
+      <w:pPr>
+        <w:pStyle w:val="Heading1"/>
+      </w:pPr>
+      <w:r>
+        <w:t>02. Declare the task before judging the representation</w:t>
+      </w:r>
+    </w:p>
+    <w:p>
+      <w:r>
+        <w:t>Strictly wider has target1;a square has target0.</w:t>
+      </w:r>
+    </w:p>
+    <w:p>
+      <w:pPr>
+        <w:pStyle w:val="Heading2"/>
+      </w:pPr>
+      <w:r>
+        <w:t>Complete rectangle target and hand-chosen encoder</w:t>
+      </w:r>
+    </w:p>
+    <w:p>
+      <w:pPr>
         <w:spacing w:line="336" w:lineRule="auto" w:after="180"/>
-        <w:shd w:fill="F5F1FB"/>
       </w:pPr>
       <w:r>
         <w:rPr>
           <w:b w:val="0"/>
         </w:rPr>
-        <w:t>Why should a debugging trace inspect scores before ReLU as well as final activations?</w:t>
-      </w:r>
-    </w:p>
-    <w:p>
-      <w:pPr>
-        <w:pStyle w:val="Heading3"/>
-      </w:pPr>
-      <w:r>
-        <w:t>My starting explanation</w:t>
-      </w:r>
-    </w:p>
-    <w:p>
-      <w:r>
-        <w:t>________________________________________________________________</w:t>
-      </w:r>
-    </w:p>
-    <w:p>
-      <w:r>
-        <w:t>________________________________________________________________</w:t>
-      </w:r>
-    </w:p>
-    <w:p>
-      <w:r>
-        <w:t>________________________________________________________________</w:t>
-      </w:r>
-    </w:p>
-    <w:p>
-      <w:pPr>
-        <w:pStyle w:val="Heading3"/>
-      </w:pPr>
-      <w:r>
-        <w:t>This week’s end goal</w:t>
-      </w:r>
-    </w:p>
-    <w:p>
-      <w:pPr>
-        <w:spacing w:line="336" w:lineRule="auto" w:after="180"/>
-      </w:pPr>
+        <w:t xml:space="preserve">Consider fictional rectangles with </w:t>
+      </w:r>
+      <w:r>
+        <w:rPr>
+          <w:b/>
+        </w:rPr>
+        <w:t>input</w:t>
+      </w:r>
       <w:r>
         <w:rPr>
           <w:b w:val="0"/>
         </w:rPr>
-        <w:t xml:space="preserve">By the end, I can explain learned </w:t>
+        <w:t xml:space="preserve"> [width, height] in cm. The task is to identify rectangles whose width is strictly greater than height. The target is 1 for wider rectangles and 0 otherwise.</w:t>
+      </w:r>
+    </w:p>
+    <w:p>
+      <w:pPr>
+        <w:spacing w:line="336" w:lineRule="auto" w:after="180"/>
+      </w:pPr>
+      <w:r>
+        <w:rPr>
+          <w:b w:val="0"/>
+        </w:rPr>
+        <w:t>A square therefore has target 0. This is an arithmetic teaching task, not a claim that a network is needed to measure rectangles.</w:t>
+      </w:r>
+    </w:p>
+    <w:p>
+      <w:pPr>
+        <w:spacing w:line="336" w:lineRule="auto" w:after="180"/>
+      </w:pPr>
+      <w:r>
+        <w:rPr>
+          <w:b w:val="0"/>
+        </w:rPr>
+        <w:t xml:space="preserve">Define two hidden units: h1 = ReLU(width - height) and h2 = ReLU(height - width). Their weight rows are [1, -1] and [-1, 1], with zero biases. The </w:t>
       </w:r>
       <w:r>
         <w:rPr>
@@ -373,76 +492,6 @@
         <w:rPr>
           <w:b w:val="0"/>
         </w:rPr>
-        <w:t>s using a traced example and a stated limitation.</w:t>
-      </w:r>
-    </w:p>
-    <w:p>
-      <w:pPr>
-        <w:pStyle w:val="Heading1"/>
-      </w:pPr>
-      <w:r>
-        <w:t>02. Notice the evidence</w:t>
-      </w:r>
-    </w:p>
-    <w:p>
-      <w:r>
-        <w:t>Investigate the supplied Learned representations case. Separate observations, given facts and assumptions before choosing an explanation.</w:t>
-      </w:r>
-    </w:p>
-    <w:p>
-      <w:pPr>
-        <w:spacing w:line="336" w:lineRule="auto" w:after="180"/>
-      </w:pPr>
-      <w:r>
-        <w:rPr>
-          <w:b w:val="0"/>
-        </w:rPr>
-        <w:t xml:space="preserve">Consider fictional rectangles with </w:t>
-      </w:r>
-      <w:r>
-        <w:rPr>
-          <w:b/>
-        </w:rPr>
-        <w:t>input</w:t>
-      </w:r>
-      <w:r>
-        <w:rPr>
-          <w:b w:val="0"/>
-        </w:rPr>
-        <w:t xml:space="preserve"> [width, height] in cm. The task is to identify rectangles whose width is strictly greater than height. The target is 1 for wider rectangles and 0 otherwise.</w:t>
-      </w:r>
-    </w:p>
-    <w:p>
-      <w:pPr>
-        <w:spacing w:line="336" w:lineRule="auto" w:after="180"/>
-      </w:pPr>
-      <w:r>
-        <w:rPr>
-          <w:b w:val="0"/>
-        </w:rPr>
-        <w:t>A square therefore has target 0. This is an arithmetic teaching task, not a claim that a network is needed to measure rectangles.</w:t>
-      </w:r>
-    </w:p>
-    <w:p>
-      <w:pPr>
-        <w:spacing w:line="336" w:lineRule="auto" w:after="180"/>
-      </w:pPr>
-      <w:r>
-        <w:rPr>
-          <w:b w:val="0"/>
-        </w:rPr>
-        <w:t xml:space="preserve">Define two hidden units: h1 = ReLU(width - height) and h2 = ReLU(height - width). Their weight rows are [1, -1] and [-1, 1], with zero biases. The </w:t>
-      </w:r>
-      <w:r>
-        <w:rPr>
-          <w:b/>
-        </w:rPr>
-        <w:t>representation</w:t>
-      </w:r>
-      <w:r>
-        <w:rPr>
-          <w:b w:val="0"/>
-        </w:rPr>
         <w:t xml:space="preserve"> h = [h1, h2] records excess width or excess height.</w:t>
       </w:r>
     </w:p>
@@ -455,6 +504,14 @@
           <w:b w:val="0"/>
         </w:rPr>
         <w:t>Predict 1 when h1 &gt; 0; otherwise predict 0.</w:t>
+      </w:r>
+    </w:p>
+    <w:p>
+      <w:pPr>
+        <w:pStyle w:val="Heading2"/>
+      </w:pPr>
+      <w:r>
+        <w:t>All supplied hidden vectors and predictions</w:t>
       </w:r>
     </w:p>
     <w:tbl>
@@ -634,6 +691,14 @@
     </w:tbl>
     <w:p>
       <w:pPr>
+        <w:pStyle w:val="Heading2"/>
+      </w:pPr>
+      <w:r>
+        <w:t>Separate constructed features from training evidence</w:t>
+      </w:r>
+    </w:p>
+    <w:p>
+      <w:pPr>
         <w:spacing w:line="336" w:lineRule="auto" w:after="180"/>
       </w:pPr>
       <w:r>
@@ -692,6 +757,14 @@
     </w:p>
     <w:p>
       <w:pPr>
+        <w:pStyle w:val="Heading2"/>
+      </w:pPr>
+      <w:r>
+        <w:t>Name given and missing facts</w:t>
+      </w:r>
+    </w:p>
+    <w:p>
+      <w:pPr>
         <w:pStyle w:val="Heading3"/>
       </w:pPr>
       <w:r>
@@ -718,12 +791,20 @@
         <w:pStyle w:val="Heading1"/>
       </w:pPr>
       <w:r>
-        <w:t>03. See how it works</w:t>
-      </w:r>
-    </w:p>
-    <w:p>
-      <w:r>
-        <w:t>Follow the mechanism for Learned representations. Connect each labelled input, deciding step and result.</w:t>
+        <w:t>03. Trace what survives and inspect a concrete collision</w:t>
+      </w:r>
+    </w:p>
+    <w:p>
+      <w:r>
+        <w:t>State both the encoded values and the target distinction at issue.</w:t>
+      </w:r>
+    </w:p>
+    <w:p>
+      <w:pPr>
+        <w:pStyle w:val="Heading2"/>
+      </w:pPr>
+      <w:r>
+        <w:t>Head definition and numeric input assumptions</w:t>
       </w:r>
     </w:p>
     <w:p>
@@ -782,6 +863,407 @@
           <w:b w:val="0"/>
         </w:rPr>
         <w:t xml:space="preserve"> validator.</w:t>
+      </w:r>
+    </w:p>
+    <w:p>
+      <w:pPr>
+        <w:pStyle w:val="Heading2"/>
+      </w:pPr>
+      <w:r>
+        <w:t>Complete scores,hidden values,labels and areas</w:t>
+      </w:r>
+    </w:p>
+    <w:tbl>
+      <w:tblPr>
+        <w:tblStyle w:val="LightShading-Accent1"/>
+        <w:tblW w:type="auto" w:w="0"/>
+        <w:tblLook w:firstColumn="1" w:firstRow="1" w:lastColumn="0" w:lastRow="0" w:noHBand="0" w:noVBand="1" w:val="04A0"/>
+      </w:tblPr>
+      <w:tblGrid>
+        <w:gridCol w:w="2045"/>
+        <w:gridCol w:w="2045"/>
+        <w:gridCol w:w="2045"/>
+        <w:gridCol w:w="2045"/>
+        <w:gridCol w:w="2045"/>
+      </w:tblGrid>
+      <w:tr>
+        <w:trPr>
+          <w:tblHeader/>
+        </w:trPr>
+        <w:tc>
+          <w:tcPr>
+            <w:tcW w:type="dxa" w:w="2045"/>
+          </w:tcPr>
+          <w:p>
+            <w:r>
+              <w:t>Input[width, height]in cm</w:t>
+            </w:r>
+          </w:p>
+        </w:tc>
+        <w:tc>
+          <w:tcPr>
+            <w:tcW w:type="dxa" w:w="2045"/>
+          </w:tcPr>
+          <w:p>
+            <w:r>
+              <w:t>Scores[width−height, height−width]</w:t>
+            </w:r>
+          </w:p>
+        </w:tc>
+        <w:tc>
+          <w:tcPr>
+            <w:tcW w:type="dxa" w:w="2045"/>
+          </w:tcPr>
+          <w:p>
+            <w:r>
+              <w:t>Hidden hafterReLU</w:t>
+            </w:r>
+          </w:p>
+        </w:tc>
+        <w:tc>
+          <w:tcPr>
+            <w:tcW w:type="dxa" w:w="2045"/>
+          </w:tcPr>
+          <w:p>
+            <w:r>
+              <w:t>Wider prediction</w:t>
+            </w:r>
+          </w:p>
+        </w:tc>
+        <w:tc>
+          <w:tcPr>
+            <w:tcW w:type="dxa" w:w="2045"/>
+          </w:tcPr>
+          <w:p>
+            <w:r>
+              <w:t>Area in cm²</w:t>
+            </w:r>
+          </w:p>
+        </w:tc>
+      </w:tr>
+      <w:tr>
+        <w:tc>
+          <w:tcPr>
+            <w:tcW w:type="dxa" w:w="2045"/>
+          </w:tcPr>
+          <w:p>
+            <w:r>
+              <w:t>[4, 2]</w:t>
+            </w:r>
+          </w:p>
+        </w:tc>
+        <w:tc>
+          <w:tcPr>
+            <w:tcW w:type="dxa" w:w="2045"/>
+          </w:tcPr>
+          <w:p>
+            <w:r>
+              <w:t>[2, −2]</w:t>
+            </w:r>
+          </w:p>
+        </w:tc>
+        <w:tc>
+          <w:tcPr>
+            <w:tcW w:type="dxa" w:w="2045"/>
+          </w:tcPr>
+          <w:p>
+            <w:r>
+              <w:t>[2, 0]</w:t>
+            </w:r>
+          </w:p>
+        </w:tc>
+        <w:tc>
+          <w:tcPr>
+            <w:tcW w:type="dxa" w:w="2045"/>
+          </w:tcPr>
+          <w:p>
+            <w:r>
+              <w:t>1</w:t>
+            </w:r>
+          </w:p>
+        </w:tc>
+        <w:tc>
+          <w:tcPr>
+            <w:tcW w:type="dxa" w:w="2045"/>
+          </w:tcPr>
+          <w:p>
+            <w:r>
+              <w:t>8</w:t>
+            </w:r>
+          </w:p>
+        </w:tc>
+      </w:tr>
+      <w:tr>
+        <w:tc>
+          <w:tcPr>
+            <w:tcW w:type="dxa" w:w="2045"/>
+          </w:tcPr>
+          <w:p>
+            <w:r>
+              <w:t>[2, 4]</w:t>
+            </w:r>
+          </w:p>
+        </w:tc>
+        <w:tc>
+          <w:tcPr>
+            <w:tcW w:type="dxa" w:w="2045"/>
+          </w:tcPr>
+          <w:p>
+            <w:r>
+              <w:t>[−2, 2]</w:t>
+            </w:r>
+          </w:p>
+        </w:tc>
+        <w:tc>
+          <w:tcPr>
+            <w:tcW w:type="dxa" w:w="2045"/>
+          </w:tcPr>
+          <w:p>
+            <w:r>
+              <w:t>[0, 2]</w:t>
+            </w:r>
+          </w:p>
+        </w:tc>
+        <w:tc>
+          <w:tcPr>
+            <w:tcW w:type="dxa" w:w="2045"/>
+          </w:tcPr>
+          <w:p>
+            <w:r>
+              <w:t>0</w:t>
+            </w:r>
+          </w:p>
+        </w:tc>
+        <w:tc>
+          <w:tcPr>
+            <w:tcW w:type="dxa" w:w="2045"/>
+          </w:tcPr>
+          <w:p>
+            <w:r>
+              <w:t>8</w:t>
+            </w:r>
+          </w:p>
+        </w:tc>
+      </w:tr>
+      <w:tr>
+        <w:tc>
+          <w:tcPr>
+            <w:tcW w:type="dxa" w:w="2045"/>
+          </w:tcPr>
+          <w:p>
+            <w:r>
+              <w:t>[3, 3]</w:t>
+            </w:r>
+          </w:p>
+        </w:tc>
+        <w:tc>
+          <w:tcPr>
+            <w:tcW w:type="dxa" w:w="2045"/>
+          </w:tcPr>
+          <w:p>
+            <w:r>
+              <w:t>[0, 0]</w:t>
+            </w:r>
+          </w:p>
+        </w:tc>
+        <w:tc>
+          <w:tcPr>
+            <w:tcW w:type="dxa" w:w="2045"/>
+          </w:tcPr>
+          <w:p>
+            <w:r>
+              <w:t>[0, 0]</w:t>
+            </w:r>
+          </w:p>
+        </w:tc>
+        <w:tc>
+          <w:tcPr>
+            <w:tcW w:type="dxa" w:w="2045"/>
+          </w:tcPr>
+          <w:p>
+            <w:r>
+              <w:t>0</w:t>
+            </w:r>
+          </w:p>
+        </w:tc>
+        <w:tc>
+          <w:tcPr>
+            <w:tcW w:type="dxa" w:w="2045"/>
+          </w:tcPr>
+          <w:p>
+            <w:r>
+              <w:t>9</w:t>
+            </w:r>
+          </w:p>
+        </w:tc>
+      </w:tr>
+      <w:tr>
+        <w:tc>
+          <w:tcPr>
+            <w:tcW w:type="dxa" w:w="2045"/>
+          </w:tcPr>
+          <w:p>
+            <w:r>
+              <w:t>[5, 3]</w:t>
+            </w:r>
+          </w:p>
+        </w:tc>
+        <w:tc>
+          <w:tcPr>
+            <w:tcW w:type="dxa" w:w="2045"/>
+          </w:tcPr>
+          <w:p>
+            <w:r>
+              <w:t>[2, −2]</w:t>
+            </w:r>
+          </w:p>
+        </w:tc>
+        <w:tc>
+          <w:tcPr>
+            <w:tcW w:type="dxa" w:w="2045"/>
+          </w:tcPr>
+          <w:p>
+            <w:r>
+              <w:t>[2, 0]</w:t>
+            </w:r>
+          </w:p>
+        </w:tc>
+        <w:tc>
+          <w:tcPr>
+            <w:tcW w:type="dxa" w:w="2045"/>
+          </w:tcPr>
+          <w:p>
+            <w:r>
+              <w:t>1</w:t>
+            </w:r>
+          </w:p>
+        </w:tc>
+        <w:tc>
+          <w:tcPr>
+            <w:tcW w:type="dxa" w:w="2045"/>
+          </w:tcPr>
+          <w:p>
+            <w:r>
+              <w:t>15</w:t>
+            </w:r>
+          </w:p>
+        </w:tc>
+      </w:tr>
+    </w:tbl>
+    <w:p>
+      <w:pPr>
+        <w:pStyle w:val="Heading2"/>
+      </w:pPr>
+      <w:r>
+        <w:t>Scale-matched rectangle collision graphic</w:t>
+      </w:r>
+    </w:p>
+    <w:p>
+      <w:r>
+        <w:drawing>
+          <wp:inline xmlns:a="http://schemas.openxmlformats.org/drawingml/2006/main" xmlns:pic="http://schemas.openxmlformats.org/drawingml/2006/picture">
+            <wp:extent cx="5486400" cy="2641600"/>
+            <wp:docPr id="1" name="Picture 1" descr="Rectangles drawn at the same cm scale. Width4,height2has area8cm²; width5,height3has area15cm². Both encode as h[2,0]under excess-width/excess-height ReLU coordinates. Both wider targets are1,but an area head receiving only this shared vector cannot produce both required areas."/>
+            <wp:cNvGraphicFramePr>
+              <a:graphicFrameLocks noChangeAspect="1"/>
+            </wp:cNvGraphicFramePr>
+            <a:graphic>
+              <a:graphicData uri="http://schemas.openxmlformats.org/drawingml/2006/picture">
+                <pic:pic>
+                  <pic:nvPicPr>
+                    <pic:cNvPr id="0" name="ai-5-19-representation-collision.png"/>
+                    <pic:cNvPicPr/>
+                  </pic:nvPicPr>
+                  <pic:blipFill>
+                    <a:blip r:embed="rId9"/>
+                    <a:stretch>
+                      <a:fillRect/>
+                    </a:stretch>
+                  </pic:blipFill>
+                  <pic:spPr>
+                    <a:xfrm>
+                      <a:off x="0" y="0"/>
+                      <a:ext cx="5486400" cy="2641600"/>
+                    </a:xfrm>
+                    <a:prstGeom prst="rect"/>
+                  </pic:spPr>
+                </pic:pic>
+              </a:graphicData>
+            </a:graphic>
+          </wp:inline>
+        </w:drawing>
+      </w:r>
+    </w:p>
+    <w:p>
+      <w:pPr>
+        <w:pStyle w:val="Heading2"/>
+      </w:pPr>
+      <w:r>
+        <w:t>Collision meaning and task dependence</w:t>
+      </w:r>
+    </w:p>
+    <w:p>
+      <w:pPr>
+        <w:spacing w:line="336" w:lineRule="auto" w:after="180"/>
+      </w:pPr>
+      <w:r>
+        <w:rPr>
+          <w:b w:val="0"/>
+        </w:rPr>
+        <w:t>A collision means different original inputs share the same h. Whether that matters depends on the target. Rectangles[4, 2]and[5, 3]both should receive wider-label 1, so their collision does not obstruct that comparison. Their required areas 8 and15 differ, so a deterministic area head receiving only h cannot return both exactly. Keeping two hidden components did not preserve the original two measurements.</w:t>
+      </w:r>
+    </w:p>
+    <w:p>
+      <w:pPr>
+        <w:spacing w:line="336" w:lineRule="auto" w:after="180"/>
+      </w:pPr>
+      <w:r>
+        <w:rPr>
+          <w:b w:val="0"/>
+        </w:rPr>
+        <w:t>This is an algebraic property of the supplied encoder, not a measured learned feature or generalization result.</w:t>
+      </w:r>
+    </w:p>
+    <w:p>
+      <w:pPr>
+        <w:spacing w:line="336" w:lineRule="auto" w:after="180"/>
+      </w:pPr>
+      <w:r>
+        <w:rPr>
+          <w:b w:val="0"/>
+        </w:rPr>
+        <w:t>The raw difference width - height can be recovered as h1 - h2. The original width and height cannot in general be recovered: many rectangles share a difference.</w:t>
+      </w:r>
+    </w:p>
+    <w:p>
+      <w:pPr>
+        <w:spacing w:line="336" w:lineRule="auto" w:after="180"/>
+      </w:pPr>
+      <w:r>
+        <w:rPr>
+          <w:b w:val="0"/>
+        </w:rPr>
+        <w:t xml:space="preserve">Two hidden components do not guarantee preservation of two </w:t>
+      </w:r>
+      <w:r>
+        <w:rPr>
+          <w:b/>
+        </w:rPr>
+        <w:t>input</w:t>
+      </w:r>
+      <w:r>
+        <w:rPr>
+          <w:b w:val="0"/>
+        </w:rPr>
+        <w:t xml:space="preserve"> components.</w:t>
+      </w:r>
+    </w:p>
+    <w:p>
+      <w:pPr>
+        <w:pStyle w:val="Heading2"/>
+      </w:pPr>
+      <w:r>
+        <w:t>Runnable encoder and stated comparison head</w:t>
       </w:r>
     </w:p>
     <w:p>
@@ -818,24 +1300,21 @@
     </w:p>
     <w:p>
       <w:pPr>
+        <w:pStyle w:val="Heading2"/>
+      </w:pPr>
+      <w:r>
+        <w:t>Connect each pictured coordinate to its meaning</w:t>
+      </w:r>
+    </w:p>
+    <w:p>
+      <w:pPr>
         <w:spacing w:line="336" w:lineRule="auto" w:after="180"/>
       </w:pPr>
       <w:r>
         <w:rPr>
           <w:b w:val="0"/>
         </w:rPr>
-        <w:t>The raw difference width - height can be recovered as h1 - h2. The original width and height cannot in general be recovered: many rectangles share a difference.</w:t>
-      </w:r>
-    </w:p>
-    <w:p>
-      <w:pPr>
-        <w:spacing w:line="336" w:lineRule="auto" w:after="180"/>
-      </w:pPr>
-      <w:r>
-        <w:rPr>
-          <w:b w:val="0"/>
-        </w:rPr>
-        <w:t xml:space="preserve">Two hidden components do not guarantee preservation of two </w:t>
+        <w:t xml:space="preserve">Point to the </w:t>
       </w:r>
       <w:r>
         <w:rPr>
@@ -847,7 +1326,15 @@
         <w:rPr>
           <w:b w:val="0"/>
         </w:rPr>
-        <w:t xml:space="preserve"> components.</w:t>
+        <w:t>, the deciding step and the result in this week’s visual. Explain the same step in ordinary words. A picture helps when you can say what each part represents.</w:t>
+      </w:r>
+    </w:p>
+    <w:p>
+      <w:pPr>
+        <w:pStyle w:val="Heading2"/>
+      </w:pPr>
+      <w:r>
+        <w:t>Earlier wording, alternatives and picture transcripts · reference / check after trying</w:t>
       </w:r>
     </w:p>
     <w:p>
@@ -860,13 +1347,207 @@
     </w:p>
     <w:p>
       <w:pPr>
+        <w:pStyle w:val="Heading1"/>
+      </w:pPr>
+      <w:r>
+        <w:t>04. Change the head’s available information</w:t>
+      </w:r>
+    </w:p>
+    <w:p>
+      <w:r>
+        <w:t>A different target can reveal a previously harmless collision.</w:t>
+      </w:r>
+    </w:p>
+    <w:p>
+      <w:pPr>
+        <w:pStyle w:val="Heading2"/>
+      </w:pPr>
+      <w:r>
+        <w:t>Current information-loss task</w:t>
+      </w:r>
+    </w:p>
+    <w:p>
+      <w:pPr>
+        <w:pStyle w:val="ListBullet"/>
+      </w:pPr>
+      <w:r>
+        <w:t>Give the hidden vectors and areas for [4, 2] and [5, 3]. Explain why increasing only the complexity of a deterministic area head cannot make both exact predictions correct.</w:t>
+      </w:r>
+    </w:p>
+    <w:p>
+      <w:pPr>
+        <w:pStyle w:val="Heading3"/>
+      </w:pPr>
+      <w:r>
+        <w:t>Keep the procedure fixed. Explain what changed in the inputs and result.</w:t>
+      </w:r>
+    </w:p>
+    <w:p>
+      <w:r>
+        <w:t>________________________________________________________________</w:t>
+      </w:r>
+    </w:p>
+    <w:p>
+      <w:r>
+        <w:t>________________________________________________________________</w:t>
+      </w:r>
+    </w:p>
+    <w:p>
+      <w:r>
+        <w:t>________________________________________________________________</w:t>
+      </w:r>
+    </w:p>
+    <w:p>
+      <w:r>
+        <w:t>________________________________________________________________</w:t>
+      </w:r>
+    </w:p>
+    <w:p>
+      <w:r>
+        <w:t>________________________________________________________________</w:t>
+      </w:r>
+    </w:p>
+    <w:p>
+      <w:pPr>
+        <w:pStyle w:val="Heading2"/>
+      </w:pPr>
+      <w:r>
+        <w:t>Predict the pictured ordered-vector repair</w:t>
+      </w:r>
+    </w:p>
+    <w:p>
+      <w:pPr>
+        <w:pStyle w:val="ListBullet"/>
+      </w:pPr>
+      <w:r>
+        <w:t>Change: The head keeps both ordered hidden values instead of their sum.</w:t>
+      </w:r>
+    </w:p>
+    <w:p>
+      <w:pPr>
+        <w:pStyle w:val="Heading2"/>
+      </w:pPr>
+      <w:r>
+        <w:t>Check after predicting · reference / check after trying</w:t>
+      </w:r>
+    </w:p>
+    <w:p>
+      <w:pPr>
         <w:spacing w:line="336" w:lineRule="auto" w:after="180"/>
       </w:pPr>
+      <w:r>
+        <w:rPr>
+          <w:b/>
+        </w:rPr>
+        <w:t>Prediction</w:t>
+      </w:r>
       <w:r>
         <w:rPr>
           <w:b w:val="0"/>
         </w:rPr>
-        <w:t xml:space="preserve">Point to the </w:t>
+        <w:t>: It can distinguish [3, 0] from [0, 3] in this example.</w:t>
+      </w:r>
+    </w:p>
+    <w:p>
+      <w:pPr>
+        <w:spacing w:line="336" w:lineRule="auto" w:after="180"/>
+      </w:pPr>
+      <w:r>
+        <w:rPr>
+          <w:b w:val="0"/>
+        </w:rPr>
+        <w:t xml:space="preserve">Reason: The </w:t>
+      </w:r>
+      <w:r>
+        <w:rPr>
+          <w:b/>
+        </w:rPr>
+        <w:t>representation</w:t>
+      </w:r>
+      <w:r>
+        <w:rPr>
+          <w:b w:val="0"/>
+        </w:rPr>
+        <w:t xml:space="preserve"> retains the direction of brightness difference when coordinates stay separate.</w:t>
+      </w:r>
+    </w:p>
+    <w:p>
+      <w:pPr>
+        <w:pStyle w:val="Heading2"/>
+      </w:pPr>
+      <w:r>
+        <w:t>Earlier wording, alternatives and picture transcripts · reference / check after trying</w:t>
+      </w:r>
+    </w:p>
+    <w:p>
+      <w:pPr>
+        <w:pStyle w:val="Heading3"/>
+      </w:pPr>
+      <w:r>
+        <w:t>Compare a familiar case with a changed case</w:t>
+      </w:r>
+    </w:p>
+    <w:p>
+      <w:pPr>
+        <w:pStyle w:val="Heading3"/>
+      </w:pPr>
+      <w:r>
+        <w:t>Change one thing in the pictured case</w:t>
+      </w:r>
+    </w:p>
+    <w:p>
+      <w:pPr>
+        <w:pStyle w:val="Heading1"/>
+      </w:pPr>
+      <w:r>
+        <w:t>06. See a useful ordered pair collapse into an insufficient summary</w:t>
+      </w:r>
+    </w:p>
+    <w:p>
+      <w:r>
+        <w:t>Name the target that the summary can no longer separate.</w:t>
+      </w:r>
+    </w:p>
+    <w:p>
+      <w:pPr>
+        <w:pStyle w:val="Heading2"/>
+      </w:pPr>
+      <w:r>
+        <w:t>Complete brightness facts and distinct scope</w:t>
+      </w:r>
+    </w:p>
+    <w:p>
+      <w:pPr>
+        <w:spacing w:line="336" w:lineRule="auto" w:after="180"/>
+      </w:pPr>
+      <w:r>
+        <w:rPr>
+          <w:b w:val="0"/>
+        </w:rPr>
+        <w:t xml:space="preserve">See when a </w:t>
+      </w:r>
+      <w:r>
+        <w:rPr>
+          <w:b/>
+        </w:rPr>
+        <w:t>representation</w:t>
+      </w:r>
+      <w:r>
+        <w:rPr>
+          <w:b w:val="0"/>
+        </w:rPr>
+        <w:t xml:space="preserve"> preserves a distinction and when it destroys it.</w:t>
+      </w:r>
+    </w:p>
+    <w:p>
+      <w:pPr>
+        <w:spacing w:line="336" w:lineRule="auto" w:after="180"/>
+      </w:pPr>
+      <w:r>
+        <w:rPr>
+          <w:b w:val="0"/>
+        </w:rPr>
+        <w:t xml:space="preserve">Toy </w:t>
       </w:r>
       <w:r>
         <w:rPr>
@@ -878,158 +1559,7 @@
         <w:rPr>
           <w:b w:val="0"/>
         </w:rPr>
-        <w:t>, the deciding step and the result in this week’s visual. Explain the same step in ordinary words. A picture helps when you can say what each part represents.</w:t>
-      </w:r>
-    </w:p>
-    <w:p>
-      <w:pPr>
-        <w:pStyle w:val="Heading1"/>
-      </w:pPr>
-      <w:r>
-        <w:t>04. Compare the cases</w:t>
-      </w:r>
-    </w:p>
-    <w:p>
-      <w:r>
-        <w:t>Compare the supplied cases for Learned representations. Identify the detail that changes the conclusion.</w:t>
-      </w:r>
-    </w:p>
-    <w:p>
-      <w:pPr>
-        <w:pStyle w:val="Heading3"/>
-      </w:pPr>
-      <w:r>
-        <w:t>Compare a familiar case with a changed case</w:t>
-      </w:r>
-    </w:p>
-    <w:p>
-      <w:pPr>
-        <w:spacing w:line="336" w:lineRule="auto" w:after="180"/>
-      </w:pPr>
-      <w:r>
-        <w:rPr>
-          <w:b w:val="0"/>
-        </w:rPr>
-        <w:t xml:space="preserve">Give the hidden vectors and areas for [4, 2] and [5, 3]. Explain why increasing only the complexity of a deterministic area head cannot make both exact </w:t>
-      </w:r>
-      <w:r>
-        <w:rPr>
-          <w:b/>
-        </w:rPr>
-        <w:t>prediction</w:t>
-      </w:r>
-      <w:r>
-        <w:rPr>
-          <w:b w:val="0"/>
-        </w:rPr>
-        <w:t>s correct.</w:t>
-      </w:r>
-    </w:p>
-    <w:p>
-      <w:pPr>
-        <w:pStyle w:val="Heading3"/>
-      </w:pPr>
-      <w:r>
-        <w:t>Keep the procedure fixed. Explain what changed in the inputs and result.</w:t>
-      </w:r>
-    </w:p>
-    <w:p>
-      <w:r>
-        <w:t>________________________________________________________________</w:t>
-      </w:r>
-    </w:p>
-    <w:p>
-      <w:r>
-        <w:t>________________________________________________________________</w:t>
-      </w:r>
-    </w:p>
-    <w:p>
-      <w:r>
-        <w:t>________________________________________________________________</w:t>
-      </w:r>
-    </w:p>
-    <w:p>
-      <w:r>
-        <w:t>________________________________________________________________</w:t>
-      </w:r>
-    </w:p>
-    <w:p>
-      <w:r>
-        <w:t>________________________________________________________________</w:t>
-      </w:r>
-    </w:p>
-    <w:p>
-      <w:pPr>
-        <w:pStyle w:val="Heading3"/>
-      </w:pPr>
-      <w:r>
-        <w:t>Change one thing in the pictured case</w:t>
-      </w:r>
-    </w:p>
-    <w:p>
-      <w:pPr>
-        <w:pStyle w:val="Heading3"/>
-      </w:pPr>
-      <w:r>
-        <w:t>Change one thing</w:t>
-      </w:r>
-    </w:p>
-    <w:p>
-      <w:pPr>
-        <w:spacing w:line="336" w:lineRule="auto" w:after="180"/>
-        <w:shd w:fill="F5F1FB"/>
-      </w:pPr>
-      <w:r>
-        <w:rPr>
-          <w:b w:val="0"/>
-        </w:rPr>
-        <w:t>Change: The head keeps both ordered hidden values instead of their sum.</w:t>
-      </w:r>
-    </w:p>
-    <w:p>
-      <w:pPr>
-        <w:pStyle w:val="Heading3"/>
-      </w:pPr>
-      <w:r>
-        <w:t>Predicted result</w:t>
-      </w:r>
-    </w:p>
-    <w:p>
-      <w:pPr>
-        <w:spacing w:line="336" w:lineRule="auto" w:after="180"/>
-        <w:shd w:fill="F1F6FC"/>
-      </w:pPr>
-      <w:r>
-        <w:rPr>
-          <w:b/>
-        </w:rPr>
-        <w:t>Prediction</w:t>
-      </w:r>
-      <w:r>
-        <w:rPr>
-          <w:b w:val="0"/>
-        </w:rPr>
-        <w:t>: It can distinguish [3, 0] from [0, 3] in this example.</w:t>
-      </w:r>
-    </w:p>
-    <w:p>
-      <w:pPr>
-        <w:pStyle w:val="Heading3"/>
-      </w:pPr>
-      <w:r>
-        <w:t>Why the result follows</w:t>
-      </w:r>
-    </w:p>
-    <w:p>
-      <w:pPr>
-        <w:spacing w:line="336" w:lineRule="auto" w:after="180"/>
-        <w:shd w:fill="F1F6FC"/>
-      </w:pPr>
-      <w:r>
-        <w:rPr>
-          <w:b w:val="0"/>
-        </w:rPr>
-        <w:t xml:space="preserve">Reason: The </w:t>
+        <w:t xml:space="preserve"> [left, right]; </w:t>
       </w:r>
       <w:r>
         <w:rPr>
@@ -1041,20 +1571,104 @@
         <w:rPr>
           <w:b w:val="0"/>
         </w:rPr>
-        <w:t xml:space="preserve"> retains the direction of brightness difference when coordinates stay separate.</w:t>
-      </w:r>
-    </w:p>
-    <w:p>
-      <w:pPr>
-        <w:pStyle w:val="Heading1"/>
-      </w:pPr>
-      <w:r>
-        <w:t>05. Words that unlock the idea</w:t>
-      </w:r>
-    </w:p>
-    <w:p>
-      <w:r>
-        <w:t>Use the vocabulary of Learned representations to explain a concrete decision, rather than only memorising definitions.</w:t>
+        <w:t xml:space="preserve"> h=[ReLU(left-right), ReLU(right-left)]. A=[5, 2]; B=[2, 5]; target is left-brighter versus right-brighter.</w:t>
+      </w:r>
+    </w:p>
+    <w:p>
+      <w:pPr>
+        <w:spacing w:line="336" w:lineRule="auto" w:after="180"/>
+      </w:pPr>
+      <w:r>
+        <w:rPr>
+          <w:b w:val="0"/>
+        </w:rPr>
+        <w:t xml:space="preserve">All </w:t>
+      </w:r>
+      <w:r>
+        <w:rPr>
+          <w:b/>
+        </w:rPr>
+        <w:t>input</w:t>
+      </w:r>
+      <w:r>
+        <w:rPr>
+          <w:b w:val="0"/>
+        </w:rPr>
+        <w:t>s and outcomes in this worked example are invented classroom data; no real model run is claimed.</w:t>
+      </w:r>
+    </w:p>
+    <w:p>
+      <w:pPr>
+        <w:spacing w:line="336" w:lineRule="auto" w:after="180"/>
+      </w:pPr>
+      <w:r>
+        <w:rPr>
+          <w:b w:val="0"/>
+        </w:rPr>
+        <w:t>The picture uses left/right brightness, not rectangle dimensions. A[5, 2]encodes[3, 0], B[2, 5]encodes[0, 3]. Their ordered vectors preserve which side is brighter. Passing only h1+h2 gives3 for both and loses the target direction, so no deterministic sum-only head can assign both different labels correctly. Keeping both ordered values restores this available distinction for this pair.</w:t>
+      </w:r>
+    </w:p>
+    <w:p>
+      <w:pPr>
+        <w:spacing w:line="336" w:lineRule="auto" w:after="180"/>
+      </w:pPr>
+      <w:r>
+        <w:rPr>
+          <w:b w:val="0"/>
+        </w:rPr>
+        <w:t>These weights are hand-selected; no trained vision model is claimed.</w:t>
+      </w:r>
+    </w:p>
+    <w:p>
+      <w:pPr>
+        <w:pStyle w:val="Heading2"/>
+      </w:pPr>
+      <w:r>
+        <w:t>Trace both encodings and collapsed sum</w:t>
+      </w:r>
+    </w:p>
+    <w:p>
+      <w:r>
+        <w:drawing>
+          <wp:inline xmlns:a="http://schemas.openxmlformats.org/drawingml/2006/main" xmlns:pic="http://schemas.openxmlformats.org/drawingml/2006/picture">
+            <wp:extent cx="5486400" cy="3182112"/>
+            <wp:docPr id="2" name="Picture 2" descr="Encode A: A becomes [3, 0], with left brighter. → Encode B: B becomes [0, 3], with right brighter. → Compare collapsed summary: If the head receives only h1+h2, both become 3 and the target distinction is lost."/>
+            <wp:cNvGraphicFramePr>
+              <a:graphicFrameLocks noChangeAspect="1"/>
+            </wp:cNvGraphicFramePr>
+            <a:graphic>
+              <a:graphicData uri="http://schemas.openxmlformats.org/drawingml/2006/picture">
+                <pic:pic>
+                  <pic:nvPicPr>
+                    <pic:cNvPr id="0" name="academy-story-ai-5-19-02.png"/>
+                    <pic:cNvPicPr/>
+                  </pic:nvPicPr>
+                  <pic:blipFill>
+                    <a:blip r:embed="rId10"/>
+                    <a:stretch>
+                      <a:fillRect/>
+                    </a:stretch>
+                  </pic:blipFill>
+                  <pic:spPr>
+                    <a:xfrm>
+                      <a:off x="0" y="0"/>
+                      <a:ext cx="5486400" cy="3182112"/>
+                    </a:xfrm>
+                    <a:prstGeom prst="rect"/>
+                  </pic:spPr>
+                </pic:pic>
+              </a:graphicData>
+            </a:graphic>
+          </wp:inline>
+        </w:drawing>
+      </w:r>
+    </w:p>
+    <w:p>
+      <w:pPr>
+        <w:pStyle w:val="Heading3"/>
+      </w:pPr>
+      <w:r>
+        <w:t>Read the picture one step at a time</w:t>
       </w:r>
     </w:p>
     <w:tbl>
@@ -1077,7 +1691,7 @@
           </w:tcPr>
           <w:p>
             <w:r>
-              <w:t>Word</w:t>
+              <w:t>Step</w:t>
             </w:r>
           </w:p>
         </w:tc>
@@ -1087,7 +1701,7 @@
           </w:tcPr>
           <w:p>
             <w:r>
-              <w:t>Meaning</w:t>
+              <w:t>What happens and why</w:t>
             </w:r>
           </w:p>
         </w:tc>
@@ -1099,7 +1713,7 @@
           </w:tcPr>
           <w:p>
             <w:r>
-              <w:t>Representation</w:t>
+              <w:t>1. Encode A</w:t>
             </w:r>
           </w:p>
         </w:tc>
@@ -1109,7 +1723,7 @@
           </w:tcPr>
           <w:p>
             <w:r>
-              <w:t>An encoding of an example used by another computation</w:t>
+              <w:t>A becomes [3, 0], with left brighter.</w:t>
             </w:r>
           </w:p>
         </w:tc>
@@ -1121,7 +1735,7 @@
           </w:tcPr>
           <w:p>
             <w:r>
-              <w:t>Hidden activation</w:t>
+              <w:t>2. Encode B</w:t>
             </w:r>
           </w:p>
         </w:tc>
@@ -1131,7 +1745,7 @@
           </w:tcPr>
           <w:p>
             <w:r>
-              <w:t>A value produced inside a network after applying an activation function</w:t>
+              <w:t>B becomes [0, 3], with right brighter.</w:t>
             </w:r>
           </w:p>
         </w:tc>
@@ -1143,7 +1757,7 @@
           </w:tcPr>
           <w:p>
             <w:r>
-              <w:t>Collision</w:t>
+              <w:t>3. Compare collapsed summary</w:t>
             </w:r>
           </w:p>
         </w:tc>
@@ -1153,68 +1767,165 @@
           </w:tcPr>
           <w:p>
             <w:r>
-              <w:t>Two different inputs receiving the same representation</w:t>
-            </w:r>
-          </w:p>
-        </w:tc>
-      </w:tr>
-      <w:tr>
-        <w:tc>
-          <w:tcPr>
-            <w:tcW w:type="dxa" w:w="5112"/>
-          </w:tcPr>
-          <w:p>
-            <w:r>
-              <w:t>Learned feature</w:t>
-            </w:r>
-          </w:p>
-        </w:tc>
-        <w:tc>
-          <w:tcPr>
-            <w:tcW w:type="dxa" w:w="5112"/>
-          </w:tcPr>
-          <w:p>
-            <w:r>
-              <w:t>A feature whose computation depends on parameters adjusted using training data</w:t>
+              <w:t>If the head receives only h1+h2, both become 3 and the target distinction is lost.</w:t>
             </w:r>
           </w:p>
         </w:tc>
       </w:tr>
     </w:tbl>
     <w:p>
-      <w:pPr>
-        <w:pStyle w:val="Heading3"/>
-      </w:pPr>
-      <w:r>
-        <w:t>Use two terms to explain a step in this week’s example.</w:t>
-      </w:r>
-    </w:p>
-    <w:p>
-      <w:r>
-        <w:t>________________________________________________________________</w:t>
-      </w:r>
-    </w:p>
-    <w:p>
-      <w:r>
-        <w:t>________________________________________________________________</w:t>
-      </w:r>
-    </w:p>
-    <w:p>
-      <w:r>
-        <w:t>________________________________________________________________</w:t>
-      </w:r>
-    </w:p>
-    <w:p>
-      <w:pPr>
-        <w:pStyle w:val="Heading1"/>
-      </w:pPr>
-      <w:r>
-        <w:t>06. Follow a worked example</w:t>
-      </w:r>
-    </w:p>
-    <w:p>
-      <w:r>
-        <w:t>Follow the worked trace for Learned representations, predict a step, then compare with its explanation.</w:t>
+      <w:r>
+        <w:t>Match each pictured step to the supplied facts. This is a worked teaching case, not an independent assessment.</w:t>
+      </w:r>
+    </w:p>
+    <w:p>
+      <w:pPr>
+        <w:spacing w:line="336" w:lineRule="auto" w:after="180"/>
+      </w:pPr>
+      <w:r>
+        <w:rPr>
+          <w:b w:val="0"/>
+        </w:rPr>
+        <w:t xml:space="preserve">A hidden </w:t>
+      </w:r>
+      <w:r>
+        <w:rPr>
+          <w:b/>
+        </w:rPr>
+        <w:t>representation</w:t>
+      </w:r>
+      <w:r>
+        <w:rPr>
+          <w:b w:val="0"/>
+        </w:rPr>
+        <w:t xml:space="preserve"> decides which distinctions remain available to an </w:t>
+      </w:r>
+      <w:r>
+        <w:rPr>
+          <w:b/>
+        </w:rPr>
+        <w:t>output</w:t>
+      </w:r>
+      <w:r>
+        <w:rPr>
+          <w:b w:val="0"/>
+        </w:rPr>
+        <w:t xml:space="preserve"> head. These two hidden coordinates preserve whether the left or right side is brighter.</w:t>
+      </w:r>
+    </w:p>
+    <w:p>
+      <w:pPr>
+        <w:spacing w:line="336" w:lineRule="auto" w:after="180"/>
+      </w:pPr>
+      <w:r>
+        <w:rPr>
+          <w:b w:val="0"/>
+        </w:rPr>
+        <w:t xml:space="preserve">Adding them discards that direction and gives both examples the same scalar. A deterministic head cannot assign different labels to identical </w:t>
+      </w:r>
+      <w:r>
+        <w:rPr>
+          <w:b/>
+        </w:rPr>
+        <w:t>input</w:t>
+      </w:r>
+      <w:r>
+        <w:rPr>
+          <w:b w:val="0"/>
+        </w:rPr>
+        <w:t>s; retain the distinction or change the task.</w:t>
+      </w:r>
+    </w:p>
+    <w:p>
+      <w:pPr>
+        <w:pStyle w:val="Heading2"/>
+      </w:pPr>
+      <w:r>
+        <w:t>Predict the ordered-pair head</w:t>
+      </w:r>
+    </w:p>
+    <w:p>
+      <w:pPr>
+        <w:pStyle w:val="ListBullet"/>
+      </w:pPr>
+      <w:r>
+        <w:t>Change one thing: The head keeps both ordered hidden values instead of their sum. Predict the result before checking the explanation. What remains the same?</w:t>
+      </w:r>
+    </w:p>
+    <w:p>
+      <w:pPr>
+        <w:pStyle w:val="Heading2"/>
+      </w:pPr>
+      <w:r>
+        <w:t>Check after predicting · reference / check after trying</w:t>
+      </w:r>
+    </w:p>
+    <w:p>
+      <w:r>
+        <w:drawing>
+          <wp:inline xmlns:a="http://schemas.openxmlformats.org/drawingml/2006/main" xmlns:pic="http://schemas.openxmlformats.org/drawingml/2006/picture">
+            <wp:extent cx="5486400" cy="3179064"/>
+            <wp:docPr id="3" name="Picture 3" descr="Original case: If the head receives only h1+h2, both become 3 and the target distinction is lost. Changed condition: The head keeps both ordered hidden values instead of their sum. Expected result: It can distinguish [3, 0] from [0, 3] in this example. Reason: The representation retains the direction of brightness difference when coordinates stay separate."/>
+            <wp:cNvGraphicFramePr>
+              <a:graphicFrameLocks noChangeAspect="1"/>
+            </wp:cNvGraphicFramePr>
+            <a:graphic>
+              <a:graphicData uri="http://schemas.openxmlformats.org/drawingml/2006/picture">
+                <pic:pic>
+                  <pic:nvPicPr>
+                    <pic:cNvPr id="0" name="academy-story-ai-5-19-04.png"/>
+                    <pic:cNvPicPr/>
+                  </pic:nvPicPr>
+                  <pic:blipFill>
+                    <a:blip r:embed="rId11"/>
+                    <a:stretch>
+                      <a:fillRect/>
+                    </a:stretch>
+                  </pic:blipFill>
+                  <pic:spPr>
+                    <a:xfrm>
+                      <a:off x="0" y="0"/>
+                      <a:ext cx="5486400" cy="3179064"/>
+                    </a:xfrm>
+                    <a:prstGeom prst="rect"/>
+                  </pic:spPr>
+                </pic:pic>
+              </a:graphicData>
+            </a:graphic>
+          </wp:inline>
+        </w:drawing>
+      </w:r>
+    </w:p>
+    <w:p>
+      <w:pPr>
+        <w:pStyle w:val="Heading2"/>
+      </w:pPr>
+      <w:r>
+        <w:t>Explain the deterministic collision and learning limits</w:t>
+      </w:r>
+    </w:p>
+    <w:p>
+      <w:pPr>
+        <w:pStyle w:val="ListBullet"/>
+      </w:pPr>
+      <w:r>
+        <w:t>This is a hand-chosen representation, not evidence that a trained image model actually learned these units.</w:t>
+      </w:r>
+    </w:p>
+    <w:p>
+      <w:pPr>
+        <w:pStyle w:val="ListBullet"/>
+      </w:pPr>
+      <w:r>
+        <w:t>Read the labelled picture: Why can no deterministic head using only the sum classify both correctly? Point to the relevant step in the picture, then write the changed result and the rule or evidence that supports it.</w:t>
+      </w:r>
+    </w:p>
+    <w:p>
+      <w:pPr>
+        <w:pStyle w:val="Heading2"/>
+      </w:pPr>
+      <w:r>
+        <w:t>Try the main rectangle area collision</w:t>
       </w:r>
     </w:p>
     <w:p>
@@ -1371,6 +2082,14 @@
     </w:p>
     <w:p>
       <w:pPr>
+        <w:pStyle w:val="Heading2"/>
+      </w:pPr>
+      <w:r>
+        <w:t>Earlier wording, alternatives and picture transcripts · reference / check after trying</w:t>
+      </w:r>
+    </w:p>
+    <w:p>
+      <w:pPr>
         <w:pStyle w:val="Heading3"/>
       </w:pPr>
       <w:r>
@@ -1398,109 +2117,10 @@
     </w:p>
     <w:p>
       <w:pPr>
-        <w:spacing w:line="336" w:lineRule="auto" w:after="180"/>
-      </w:pPr>
-      <w:r>
-        <w:rPr>
-          <w:b w:val="0"/>
-        </w:rPr>
-        <w:t xml:space="preserve">See when a </w:t>
-      </w:r>
-      <w:r>
-        <w:rPr>
-          <w:b/>
-        </w:rPr>
-        <w:t>representation</w:t>
-      </w:r>
-      <w:r>
-        <w:rPr>
-          <w:b w:val="0"/>
-        </w:rPr>
-        <w:t xml:space="preserve"> preserves a distinction and when it destroys it.</w:t>
-      </w:r>
-    </w:p>
-    <w:p>
-      <w:pPr>
         <w:pStyle w:val="Heading3"/>
       </w:pPr>
       <w:r>
         <w:t>The facts we will use</w:t>
-      </w:r>
-    </w:p>
-    <w:p>
-      <w:pPr>
-        <w:pStyle w:val="Heading3"/>
-      </w:pPr>
-      <w:r>
-        <w:t>Supplied facts</w:t>
-      </w:r>
-    </w:p>
-    <w:p>
-      <w:pPr>
-        <w:spacing w:line="336" w:lineRule="auto" w:after="180"/>
-        <w:shd w:fill="F1F6FC"/>
-      </w:pPr>
-      <w:r>
-        <w:rPr>
-          <w:b w:val="0"/>
-        </w:rPr>
-        <w:t xml:space="preserve">Toy </w:t>
-      </w:r>
-      <w:r>
-        <w:rPr>
-          <w:b/>
-        </w:rPr>
-        <w:t>input</w:t>
-      </w:r>
-      <w:r>
-        <w:rPr>
-          <w:b w:val="0"/>
-        </w:rPr>
-        <w:t xml:space="preserve"> [left, right]; </w:t>
-      </w:r>
-      <w:r>
-        <w:rPr>
-          <w:b/>
-        </w:rPr>
-        <w:t>representation</w:t>
-      </w:r>
-      <w:r>
-        <w:rPr>
-          <w:b w:val="0"/>
-        </w:rPr>
-        <w:t xml:space="preserve"> h=[ReLU(left-right), ReLU(right-left)]. A=[5, 2]; B=[2, 5]; target is left-brighter versus right-brighter.</w:t>
-      </w:r>
-    </w:p>
-    <w:p>
-      <w:pPr>
-        <w:pStyle w:val="Heading3"/>
-      </w:pPr>
-      <w:r>
-        <w:t>Supplied facts</w:t>
-      </w:r>
-    </w:p>
-    <w:p>
-      <w:pPr>
-        <w:spacing w:line="336" w:lineRule="auto" w:after="180"/>
-        <w:shd w:fill="F1F6FC"/>
-      </w:pPr>
-      <w:r>
-        <w:rPr>
-          <w:b w:val="0"/>
-        </w:rPr>
-        <w:t xml:space="preserve">All </w:t>
-      </w:r>
-      <w:r>
-        <w:rPr>
-          <w:b/>
-        </w:rPr>
-        <w:t>input</w:t>
-      </w:r>
-      <w:r>
-        <w:rPr>
-          <w:b w:val="0"/>
-        </w:rPr>
-        <w:t>s and outcomes in this worked example are invented classroom data; no real model run is claimed.</w:t>
       </w:r>
     </w:p>
     <w:p>
@@ -1508,7 +2128,7 @@
         <w:drawing>
           <wp:inline xmlns:a="http://schemas.openxmlformats.org/drawingml/2006/main" xmlns:pic="http://schemas.openxmlformats.org/drawingml/2006/picture">
             <wp:extent cx="5486400" cy="3077029"/>
-            <wp:docPr id="1" name="Picture 1" descr="A representation can preserve direction"/>
+            <wp:docPr id="4" name="Picture 4" descr="A representation can preserve direction"/>
             <wp:cNvGraphicFramePr>
               <a:graphicFrameLocks noChangeAspect="1"/>
             </wp:cNvGraphicFramePr>
@@ -1520,7 +2140,7 @@
                     <pic:cNvPicPr/>
                   </pic:nvPicPr>
                   <pic:blipFill>
-                    <a:blip r:embed="rId9"/>
+                    <a:blip r:embed="rId12"/>
                     <a:stretch>
                       <a:fillRect/>
                     </a:stretch>
@@ -1544,7 +2164,7 @@
         <w:drawing>
           <wp:inline xmlns:a="http://schemas.openxmlformats.org/drawingml/2006/main" xmlns:pic="http://schemas.openxmlformats.org/drawingml/2006/picture">
             <wp:extent cx="5486400" cy="5185229"/>
-            <wp:docPr id="2" name="Picture 2" descr="Learned representations. Encode A: A becomes [3, 0], with left brighter.. Encode B: B becomes [0, 3], with right brighter.. Compare collapsed summary: If the head receives only h1+h2, both become 3 and the target distinction is lost."/>
+            <wp:docPr id="5" name="Picture 5" descr="Learned representations. Encode A: A becomes [3, 0], with left brighter.. Encode B: B becomes [0, 3], with right brighter.. Compare collapsed summary: If the head receives only h1+h2, both become 3 and the target distinction is lost."/>
             <wp:cNvGraphicFramePr>
               <a:graphicFrameLocks noChangeAspect="1"/>
             </wp:cNvGraphicFramePr>
@@ -1556,7 +2176,7 @@
                     <pic:cNvPicPr/>
                   </pic:nvPicPr>
                   <pic:blipFill>
-                    <a:blip r:embed="rId10"/>
+                    <a:blip r:embed="rId13"/>
                     <a:stretch>
                       <a:fillRect/>
                     </a:stretch>
@@ -1580,7 +2200,158 @@
         <w:pStyle w:val="Heading3"/>
       </w:pPr>
       <w:r>
-        <w:t>Read the picture one step at a time</w:t>
+        <w:t>Why this result follows</w:t>
+      </w:r>
+    </w:p>
+    <w:p>
+      <w:pPr>
+        <w:pStyle w:val="Heading3"/>
+      </w:pPr>
+      <w:r>
+        <w:t>What this example does not establish</w:t>
+      </w:r>
+    </w:p>
+    <w:p>
+      <w:pPr>
+        <w:pStyle w:val="Heading1"/>
+      </w:pPr>
+      <w:r>
+        <w:t>07. Repair missing information rather than only increasing head complexity</w:t>
+      </w:r>
+    </w:p>
+    <w:p>
+      <w:r>
+        <w:t>Inspect which distinction each proposed representation preserves.</w:t>
+      </w:r>
+    </w:p>
+    <w:p>
+      <w:pPr>
+        <w:pStyle w:val="Heading2"/>
+      </w:pPr>
+      <w:r>
+        <w:t>Task sufficiency,sum collision and algebraic repair</w:t>
+      </w:r>
+    </w:p>
+    <w:p>
+      <w:pPr>
+        <w:spacing w:line="336" w:lineRule="auto" w:after="180"/>
+      </w:pPr>
+      <w:r>
+        <w:rPr>
+          <w:b w:val="0"/>
+        </w:rPr>
+        <w:t xml:space="preserve">A </w:t>
+      </w:r>
+      <w:r>
+        <w:rPr>
+          <w:b/>
+        </w:rPr>
+        <w:t>representation</w:t>
+      </w:r>
+      <w:r>
+        <w:rPr>
+          <w:b w:val="0"/>
+        </w:rPr>
+        <w:t xml:space="preserve"> can be sufficient for one task and insufficient for another. Our hidden vector supports the wider-than-height rule for every valid </w:t>
+      </w:r>
+      <w:r>
+        <w:rPr>
+          <w:b/>
+        </w:rPr>
+        <w:t>input</w:t>
+      </w:r>
+      <w:r>
+        <w:rPr>
+          <w:b w:val="0"/>
+        </w:rPr>
+        <w:t xml:space="preserve"> under the stated formula.</w:t>
+      </w:r>
+    </w:p>
+    <w:p>
+      <w:pPr>
+        <w:spacing w:line="336" w:lineRule="auto" w:after="180"/>
+      </w:pPr>
+      <w:r>
+        <w:rPr>
+          <w:b w:val="0"/>
+        </w:rPr>
+        <w:t xml:space="preserve">It fails to identify exact area for all rectangles because a </w:t>
+      </w:r>
+      <w:r>
+        <w:rPr>
+          <w:b/>
+        </w:rPr>
+        <w:t>collision</w:t>
+      </w:r>
+      <w:r>
+        <w:rPr>
+          <w:b w:val="0"/>
+        </w:rPr>
+        <w:t xml:space="preserve"> can contain different areas. No more complicated deterministic head can recover information that is absent from its </w:t>
+      </w:r>
+      <w:r>
+        <w:rPr>
+          <w:b/>
+        </w:rPr>
+        <w:t>input</w:t>
+      </w:r>
+      <w:r>
+        <w:rPr>
+          <w:b w:val="0"/>
+        </w:rPr>
+        <w:t>.</w:t>
+      </w:r>
+    </w:p>
+    <w:p>
+      <w:pPr>
+        <w:spacing w:line="336" w:lineRule="auto" w:after="180"/>
+      </w:pPr>
+      <w:r>
+        <w:rPr>
+          <w:b w:val="0"/>
+        </w:rPr>
+        <w:t>Compare a second encoding s = width + height. Rectangles [4, 2] and [2, 4] both give s = 6 but have different wider-than-height targets. A head receiving only s must fail on at least one of them.</w:t>
+      </w:r>
+    </w:p>
+    <w:p>
+      <w:pPr>
+        <w:spacing w:line="336" w:lineRule="auto" w:after="180"/>
+      </w:pPr>
+      <w:r>
+        <w:rPr>
+          <w:b w:val="0"/>
+        </w:rPr>
+        <w:t>Useful features depend on the question, not just the number of encoded values.</w:t>
+      </w:r>
+    </w:p>
+    <w:p>
+      <w:pPr>
+        <w:spacing w:line="336" w:lineRule="auto" w:after="180"/>
+      </w:pPr>
+      <w:r>
+        <w:rPr>
+          <w:b w:val="0"/>
+        </w:rPr>
+        <w:t>One repair for area is to retain the original measurements. Another is to append s to h. Since d = h1 - h2, width = (s + d) / 2 and height = (s - d) / 2.</w:t>
+      </w:r>
+    </w:p>
+    <w:p>
+      <w:pPr>
+        <w:spacing w:line="336" w:lineRule="auto" w:after="180"/>
+      </w:pPr>
+      <w:r>
+        <w:rPr>
+          <w:b w:val="0"/>
+        </w:rPr>
+        <w:t>This works with exact valid measurements; it does not mean every added feature improves generalisation on noisy data.</w:t>
+      </w:r>
+    </w:p>
+    <w:p>
+      <w:pPr>
+        <w:pStyle w:val="Heading2"/>
+      </w:pPr>
+      <w:r>
+        <w:t>Complete h-plus-sum recovery examples</w:t>
       </w:r>
     </w:p>
     <w:tbl>
@@ -1603,7 +2374,7 @@
           </w:tcPr>
           <w:p>
             <w:r>
-              <w:t>Step</w:t>
+              <w:t>Complete rectangle repair</w:t>
             </w:r>
           </w:p>
         </w:tc>
@@ -1613,7 +2384,7 @@
           </w:tcPr>
           <w:p>
             <w:r>
-              <w:t>What happens and why</w:t>
+              <w:t>Information / result</w:t>
             </w:r>
           </w:p>
         </w:tc>
@@ -1625,7 +2396,7 @@
           </w:tcPr>
           <w:p>
             <w:r>
-              <w:t>1. Encode A</w:t>
+              <w:t>Original h=[excess width, excess height]</w:t>
             </w:r>
           </w:p>
         </w:tc>
@@ -1635,7 +2406,7 @@
           </w:tcPr>
           <w:p>
             <w:r>
-              <w:t>A becomes [3, 0], with left brighter.</w:t>
+              <w:t>Recovers difference d=h1−h2, but not size</w:t>
             </w:r>
           </w:p>
         </w:tc>
@@ -1647,7 +2418,7 @@
           </w:tcPr>
           <w:p>
             <w:r>
-              <w:t>2. Encode B</w:t>
+              <w:t>Only sum s=width+height</w:t>
             </w:r>
           </w:p>
         </w:tc>
@@ -1657,7 +2428,7 @@
           </w:tcPr>
           <w:p>
             <w:r>
-              <w:t>B becomes [0, 3], with right brighter.</w:t>
+              <w:t>[4, 2]and[2, 4]both s6 but wider targets 1/0; sum alone fails that task</w:t>
             </w:r>
           </w:p>
         </w:tc>
@@ -1669,7 +2440,7 @@
           </w:tcPr>
           <w:p>
             <w:r>
-              <w:t>3. Compare collapsed summary</w:t>
+              <w:t>Retain hplus s</w:t>
             </w:r>
           </w:p>
         </w:tc>
@@ -1679,15 +2450,92 @@
           </w:tcPr>
           <w:p>
             <w:r>
-              <w:t>If the head receives only h1+h2, both become 3 and the target distinction is lost.</w:t>
+              <w:t>width=(s+d)/2, height=(s−d)/2</w:t>
+            </w:r>
+          </w:p>
+        </w:tc>
+      </w:tr>
+      <w:tr>
+        <w:tc>
+          <w:tcPr>
+            <w:tcW w:type="dxa" w:w="5112"/>
+          </w:tcPr>
+          <w:p>
+            <w:r>
+              <w:t>h[2, 0], s6</w:t>
+            </w:r>
+          </w:p>
+        </w:tc>
+        <w:tc>
+          <w:tcPr>
+            <w:tcW w:type="dxa" w:w="5112"/>
+          </w:tcPr>
+          <w:p>
+            <w:r>
+              <w:t>d2, width 4, height 2, area 8</w:t>
+            </w:r>
+          </w:p>
+        </w:tc>
+      </w:tr>
+      <w:tr>
+        <w:tc>
+          <w:tcPr>
+            <w:tcW w:type="dxa" w:w="5112"/>
+          </w:tcPr>
+          <w:p>
+            <w:r>
+              <w:t>Sameh[2, 0], s8</w:t>
+            </w:r>
+          </w:p>
+        </w:tc>
+        <w:tc>
+          <w:tcPr>
+            <w:tcW w:type="dxa" w:w="5112"/>
+          </w:tcPr>
+          <w:p>
+            <w:r>
+              <w:t>d2, width 5, height 3, area 15</w:t>
+            </w:r>
+          </w:p>
+        </w:tc>
+      </w:tr>
+      <w:tr>
+        <w:tc>
+          <w:tcPr>
+            <w:tcW w:type="dxa" w:w="5112"/>
+          </w:tcPr>
+          <w:p>
+            <w:r>
+              <w:t>Scope</w:t>
+            </w:r>
+          </w:p>
+        </w:tc>
+        <w:tc>
+          <w:tcPr>
+            <w:tcW w:type="dxa" w:w="5112"/>
+          </w:tcPr>
+          <w:p>
+            <w:r>
+              <w:t>Exact valid compatible measurements; algebraic recovery is not proof of successful training or noisy-data generalization</w:t>
             </w:r>
           </w:p>
         </w:tc>
       </w:tr>
     </w:tbl>
     <w:p>
-      <w:r>
-        <w:t>Match each pictured step to the supplied facts. This is a worked teaching case, not an independent assessment.</w:t>
+      <w:pPr>
+        <w:pStyle w:val="Heading2"/>
+      </w:pPr>
+      <w:r>
+        <w:t>Try the sum-only wider-task counterexample</w:t>
+      </w:r>
+    </w:p>
+    <w:p>
+      <w:pPr>
+        <w:pStyle w:val="ListBullet"/>
+      </w:pPr>
+      <w:r>
+        <w:t>The alternative representation is s = width + height. Use [4, 2] and [2, 4] to decide whether s alone always supports the wider-than-height task.</w:t>
       </w:r>
     </w:p>
     <w:p>
@@ -1695,7 +2543,45 @@
         <w:pStyle w:val="Heading3"/>
       </w:pPr>
       <w:r>
-        <w:t>Why this result follows</w:t>
+        <w:t>State one repair and the checks you would rerun.</w:t>
+      </w:r>
+    </w:p>
+    <w:p>
+      <w:r>
+        <w:t>________________________________________________________________</w:t>
+      </w:r>
+    </w:p>
+    <w:p>
+      <w:r>
+        <w:t>________________________________________________________________</w:t>
+      </w:r>
+    </w:p>
+    <w:p>
+      <w:r>
+        <w:t>________________________________________________________________</w:t>
+      </w:r>
+    </w:p>
+    <w:p>
+      <w:r>
+        <w:t>________________________________________________________________</w:t>
+      </w:r>
+    </w:p>
+    <w:p>
+      <w:r>
+        <w:t>________________________________________________________________</w:t>
+      </w:r>
+    </w:p>
+    <w:p>
+      <w:r>
+        <w:t>________________________________________________________________</w:t>
+      </w:r>
+    </w:p>
+    <w:p>
+      <w:pPr>
+        <w:pStyle w:val="Heading2"/>
+      </w:pPr>
+      <w:r>
+        <w:t>Earlier wording, alternatives and picture transcripts · reference / check after trying</w:t>
       </w:r>
     </w:p>
     <w:p>
@@ -1703,67 +2589,36 @@
         <w:pStyle w:val="Heading3"/>
       </w:pPr>
       <w:r>
-        <w:t>Why the result follows</w:t>
-      </w:r>
-    </w:p>
-    <w:p>
-      <w:pPr>
-        <w:spacing w:line="336" w:lineRule="auto" w:after="180"/>
-        <w:shd w:fill="F1F6FC"/>
-      </w:pPr>
-      <w:r>
-        <w:rPr>
-          <w:b w:val="0"/>
-        </w:rPr>
-        <w:t xml:space="preserve">A hidden </w:t>
-      </w:r>
-      <w:r>
-        <w:rPr>
-          <w:b/>
-        </w:rPr>
-        <w:t>representation</w:t>
-      </w:r>
-      <w:r>
-        <w:rPr>
-          <w:b w:val="0"/>
-        </w:rPr>
-        <w:t xml:space="preserve"> decides which distinctions remain available to an </w:t>
-      </w:r>
-      <w:r>
-        <w:rPr>
-          <w:b/>
-        </w:rPr>
-        <w:t>output</w:t>
-      </w:r>
-      <w:r>
-        <w:rPr>
-          <w:b w:val="0"/>
-        </w:rPr>
-        <w:t xml:space="preserve"> head. These two hidden coordinates preserve whether the left or right side is brighter.</w:t>
-      </w:r>
-    </w:p>
-    <w:p>
-      <w:pPr>
-        <w:spacing w:line="336" w:lineRule="auto" w:after="180"/>
-        <w:shd w:fill="F1F6FC"/>
-      </w:pPr>
-      <w:r>
-        <w:rPr>
-          <w:b w:val="0"/>
-        </w:rPr>
-        <w:t xml:space="preserve">Adding them discards that direction and gives both examples the same scalar. A deterministic head cannot assign different labels to identical </w:t>
-      </w:r>
-      <w:r>
-        <w:rPr>
-          <w:b/>
-        </w:rPr>
-        <w:t>input</w:t>
-      </w:r>
-      <w:r>
-        <w:rPr>
-          <w:b w:val="0"/>
-        </w:rPr>
-        <w:t>s; retain the distinction or change the task.</w:t>
+        <w:t>Locate the earliest unsupported step</w:t>
+      </w:r>
+    </w:p>
+    <w:p>
+      <w:pPr>
+        <w:pStyle w:val="Heading1"/>
+      </w:pPr>
+      <w:r>
+        <w:t>08. Practise target-dependent reasoning with less help</w:t>
+      </w:r>
+    </w:p>
+    <w:p>
+      <w:r>
+        <w:t>Explain the shared representation and whether its required targets agree.</w:t>
+      </w:r>
+    </w:p>
+    <w:p>
+      <w:pPr>
+        <w:pStyle w:val="Heading2"/>
+      </w:pPr>
+      <w:r>
+        <w:t>Current task and response</w:t>
+      </w:r>
+    </w:p>
+    <w:p>
+      <w:pPr>
+        <w:pStyle w:val="ListBullet"/>
+      </w:pPr>
+      <w:r>
+        <w:t>Encode [8, 3], [3, 8] and [4, 4] with the lesson layer. Apply its prediction rule and explain the square boundary.</w:t>
       </w:r>
     </w:p>
     <w:p>
@@ -1771,7 +2626,27 @@
         <w:pStyle w:val="Heading3"/>
       </w:pPr>
       <w:r>
-        <w:t>What this example does not establish</w:t>
+        <w:t>Encode [6, 4] and [7, 5]. Give their wider-than-height predictions and areas. Can a head that sees only h always recover the exact area? Explain using this pair.</w:t>
+      </w:r>
+    </w:p>
+    <w:p>
+      <w:r>
+        <w:t>________________________________________________________________</w:t>
+      </w:r>
+    </w:p>
+    <w:p>
+      <w:r>
+        <w:t>________________________________________________________________</w:t>
+      </w:r>
+    </w:p>
+    <w:p>
+      <w:r>
+        <w:t>________________________________________________________________</w:t>
+      </w:r>
+    </w:p>
+    <w:p>
+      <w:r>
+        <w:t>________________________________________________________________</w:t>
       </w:r>
     </w:p>
     <w:p>
@@ -1779,271 +2654,7 @@
         <w:pStyle w:val="Heading3"/>
       </w:pPr>
       <w:r>
-        <w:t>Keep the stated limit</w:t>
-      </w:r>
-    </w:p>
-    <w:p>
-      <w:pPr>
-        <w:spacing w:line="336" w:lineRule="auto" w:after="180"/>
-        <w:shd w:fill="FFF5E6"/>
-      </w:pPr>
-      <w:r>
-        <w:rPr>
-          <w:b w:val="0"/>
-        </w:rPr>
-        <w:t xml:space="preserve">This is a hand-chosen </w:t>
-      </w:r>
-      <w:r>
-        <w:rPr>
-          <w:b/>
-        </w:rPr>
-        <w:t>representation</w:t>
-      </w:r>
-      <w:r>
-        <w:rPr>
-          <w:b w:val="0"/>
-        </w:rPr>
-        <w:t xml:space="preserve">, not </w:t>
-      </w:r>
-      <w:r>
-        <w:rPr>
-          <w:b/>
-        </w:rPr>
-        <w:t>evidence</w:t>
-      </w:r>
-      <w:r>
-        <w:rPr>
-          <w:b w:val="0"/>
-        </w:rPr>
-        <w:t xml:space="preserve"> that a trained image model actually learned these units.</w:t>
-      </w:r>
-    </w:p>
-    <w:p>
-      <w:pPr>
-        <w:pStyle w:val="Heading3"/>
-      </w:pPr>
-      <w:r>
-        <w:t>Keep the stated limit</w:t>
-      </w:r>
-    </w:p>
-    <w:p>
-      <w:pPr>
-        <w:spacing w:line="336" w:lineRule="auto" w:after="180"/>
-        <w:shd w:fill="FFF5E6"/>
-      </w:pPr>
-      <w:r>
-        <w:rPr>
-          <w:b w:val="0"/>
-        </w:rPr>
-        <w:t xml:space="preserve">Read the labelled picture: Why can no deterministic head using only the sum classify both correctly? Point to the relevant step in the picture, then write the changed result and the rule or </w:t>
-      </w:r>
-      <w:r>
-        <w:rPr>
-          <w:b/>
-        </w:rPr>
-        <w:t>evidence</w:t>
-      </w:r>
-      <w:r>
-        <w:rPr>
-          <w:b w:val="0"/>
-        </w:rPr>
-        <w:t xml:space="preserve"> that supports it.</w:t>
-      </w:r>
-    </w:p>
-    <w:p>
-      <w:pPr>
-        <w:pStyle w:val="Heading3"/>
-      </w:pPr>
-      <w:r>
-        <w:t>Keep the stated limit</w:t>
-      </w:r>
-    </w:p>
-    <w:p>
-      <w:pPr>
-        <w:spacing w:line="336" w:lineRule="auto" w:after="180"/>
-        <w:shd w:fill="FFF5E6"/>
-      </w:pPr>
-      <w:r>
-        <w:rPr>
-          <w:b w:val="0"/>
-        </w:rPr>
-        <w:t>Change one thing: The head keeps both ordered hidden values instead of their sum. Predict the result before checking the explanation. What remains the same?</w:t>
-      </w:r>
-    </w:p>
-    <w:p>
-      <w:pPr>
-        <w:pStyle w:val="Heading1"/>
-      </w:pPr>
-      <w:r>
-        <w:t>07. Find and repair a mistake</w:t>
-      </w:r>
-    </w:p>
-    <w:p>
-      <w:r>
-        <w:t>Find the unsupported step in the Learned representations claim and explain a repair using the supplied evidence.</w:t>
-      </w:r>
-    </w:p>
-    <w:p>
-      <w:pPr>
-        <w:pStyle w:val="Heading3"/>
-      </w:pPr>
-      <w:r>
-        <w:t>Check the claim against the facts</w:t>
-      </w:r>
-    </w:p>
-    <w:p>
-      <w:pPr>
-        <w:spacing w:line="336" w:lineRule="auto" w:after="180"/>
-        <w:shd w:fill="FFF5E6"/>
-      </w:pPr>
-      <w:r>
-        <w:rPr>
-          <w:b w:val="0"/>
-        </w:rPr>
-        <w:t xml:space="preserve">A </w:t>
-      </w:r>
-      <w:r>
-        <w:rPr>
-          <w:b/>
-        </w:rPr>
-        <w:t>representation</w:t>
-      </w:r>
-      <w:r>
-        <w:rPr>
-          <w:b w:val="0"/>
-        </w:rPr>
-        <w:t xml:space="preserve"> can be sufficient for one task and insufficient for another. Our hidden vector supports the wider-than-height rule for every valid </w:t>
-      </w:r>
-      <w:r>
-        <w:rPr>
-          <w:b/>
-        </w:rPr>
-        <w:t>input</w:t>
-      </w:r>
-      <w:r>
-        <w:rPr>
-          <w:b w:val="0"/>
-        </w:rPr>
-        <w:t xml:space="preserve"> under the stated formula.</w:t>
-      </w:r>
-    </w:p>
-    <w:p>
-      <w:pPr>
-        <w:spacing w:line="336" w:lineRule="auto" w:after="180"/>
-        <w:shd w:fill="FFF5E6"/>
-      </w:pPr>
-      <w:r>
-        <w:rPr>
-          <w:b w:val="0"/>
-        </w:rPr>
-        <w:t xml:space="preserve">It fails to identify exact area for all rectangles because a </w:t>
-      </w:r>
-      <w:r>
-        <w:rPr>
-          <w:b/>
-        </w:rPr>
-        <w:t>collision</w:t>
-      </w:r>
-      <w:r>
-        <w:rPr>
-          <w:b w:val="0"/>
-        </w:rPr>
-        <w:t xml:space="preserve"> can contain different areas. No more complicated deterministic head can recover information that is absent from its </w:t>
-      </w:r>
-      <w:r>
-        <w:rPr>
-          <w:b/>
-        </w:rPr>
-        <w:t>input</w:t>
-      </w:r>
-      <w:r>
-        <w:rPr>
-          <w:b w:val="0"/>
-        </w:rPr>
-        <w:t>.</w:t>
-      </w:r>
-    </w:p>
-    <w:p>
-      <w:pPr>
-        <w:spacing w:line="336" w:lineRule="auto" w:after="180"/>
-      </w:pPr>
-      <w:r>
-        <w:rPr>
-          <w:b w:val="0"/>
-        </w:rPr>
-        <w:t>Compare a second encoding s = width + height. Rectangles [4, 2] and [2, 4] both give s = 6 but have different wider-than-height targets. A head receiving only s must fail on at least one of them.</w:t>
-      </w:r>
-    </w:p>
-    <w:p>
-      <w:pPr>
-        <w:spacing w:line="336" w:lineRule="auto" w:after="180"/>
-      </w:pPr>
-      <w:r>
-        <w:rPr>
-          <w:b w:val="0"/>
-        </w:rPr>
-        <w:t>Useful features depend on the question, not just the number of encoded values.</w:t>
-      </w:r>
-    </w:p>
-    <w:p>
-      <w:pPr>
-        <w:spacing w:line="336" w:lineRule="auto" w:after="180"/>
-      </w:pPr>
-      <w:r>
-        <w:rPr>
-          <w:b w:val="0"/>
-        </w:rPr>
-        <w:t>One repair for area is to retain the original measurements. Another is to append s to h. Since d = h1 - h2, width = (s + d) / 2 and height = (s - d) / 2.</w:t>
-      </w:r>
-    </w:p>
-    <w:p>
-      <w:pPr>
-        <w:spacing w:line="336" w:lineRule="auto" w:after="180"/>
-      </w:pPr>
-      <w:r>
-        <w:rPr>
-          <w:b w:val="0"/>
-        </w:rPr>
-        <w:t>This works with exact valid measurements; it does not mean every added feature improves generalisation on noisy data.</w:t>
-      </w:r>
-    </w:p>
-    <w:p>
-      <w:pPr>
-        <w:pStyle w:val="Heading3"/>
-      </w:pPr>
-      <w:r>
-        <w:t>Locate the earliest unsupported step</w:t>
-      </w:r>
-    </w:p>
-    <w:p>
-      <w:pPr>
-        <w:spacing w:line="336" w:lineRule="auto" w:after="180"/>
-      </w:pPr>
-      <w:r>
-        <w:rPr>
-          <w:b w:val="0"/>
-        </w:rPr>
-        <w:t xml:space="preserve">The alternative </w:t>
-      </w:r>
-      <w:r>
-        <w:rPr>
-          <w:b/>
-        </w:rPr>
-        <w:t>representation</w:t>
-      </w:r>
-      <w:r>
-        <w:rPr>
-          <w:b w:val="0"/>
-        </w:rPr>
-        <w:t xml:space="preserve"> is s = width + height. Use [4, 2] and [2, 4] to decide whether s alone always supports the wider-than-height task.</w:t>
-      </w:r>
-    </w:p>
-    <w:p>
-      <w:pPr>
-        <w:pStyle w:val="Heading3"/>
-      </w:pPr>
-      <w:r>
-        <w:t>State one repair and the checks you would rerun.</w:t>
+        <w:t>Explain your prediction to a partner before comparing results.</w:t>
       </w:r>
     </w:p>
     <w:p>
@@ -2067,113 +2678,11 @@
       </w:r>
     </w:p>
     <w:p>
-      <w:r>
-        <w:t>________________________________________________________________</w:t>
-      </w:r>
-    </w:p>
-    <w:p>
-      <w:r>
-        <w:t>________________________________________________________________</w:t>
-      </w:r>
-    </w:p>
-    <w:p>
-      <w:pPr>
-        <w:pStyle w:val="Heading1"/>
-      </w:pPr>
-      <w:r>
-        <w:t>08. Practise together</w:t>
-      </w:r>
-    </w:p>
-    <w:p>
-      <w:r>
-        <w:t>Practise Learned representations with support, then explain the deciding step in your own words.</w:t>
-      </w:r>
-    </w:p>
-    <w:p>
-      <w:pPr>
-        <w:spacing w:line="336" w:lineRule="auto" w:after="180"/>
-      </w:pPr>
-      <w:r>
-        <w:rPr>
-          <w:b w:val="0"/>
-        </w:rPr>
-        <w:t xml:space="preserve">Encode [8, 3], [3, 8] and [4, 4] with the lesson layer. Apply its </w:t>
-      </w:r>
-      <w:r>
-        <w:rPr>
-          <w:b/>
-        </w:rPr>
-        <w:t>prediction</w:t>
-      </w:r>
-      <w:r>
-        <w:rPr>
-          <w:b w:val="0"/>
-        </w:rPr>
-        <w:t xml:space="preserve"> rule and explain the square boundary.</w:t>
-      </w:r>
-    </w:p>
-    <w:p>
-      <w:pPr>
-        <w:pStyle w:val="Heading3"/>
-      </w:pPr>
-      <w:r>
-        <w:t>Encode [6, 4] and [7, 5]. Give their wider-than-height predictions and areas. Can a head that sees only h always recover the exact area? Explain using this pair.</w:t>
-      </w:r>
-    </w:p>
-    <w:p>
-      <w:r>
-        <w:t>________________________________________________________________</w:t>
-      </w:r>
-    </w:p>
-    <w:p>
-      <w:r>
-        <w:t>________________________________________________________________</w:t>
-      </w:r>
-    </w:p>
-    <w:p>
-      <w:r>
-        <w:t>________________________________________________________________</w:t>
-      </w:r>
-    </w:p>
-    <w:p>
-      <w:r>
-        <w:t>________________________________________________________________</w:t>
-      </w:r>
-    </w:p>
-    <w:p>
-      <w:pPr>
-        <w:pStyle w:val="Heading3"/>
-      </w:pPr>
-      <w:r>
-        <w:t>Explain your prediction to a partner before comparing results.</w:t>
-      </w:r>
-    </w:p>
-    <w:p>
-      <w:r>
-        <w:t>________________________________________________________________</w:t>
-      </w:r>
-    </w:p>
-    <w:p>
-      <w:r>
-        <w:t>________________________________________________________________</w:t>
-      </w:r>
-    </w:p>
-    <w:p>
-      <w:r>
-        <w:t>________________________________________________________________</w:t>
-      </w:r>
-    </w:p>
-    <w:p>
-      <w:r>
-        <w:t>________________________________________________________________</w:t>
-      </w:r>
-    </w:p>
-    <w:p>
-      <w:pPr>
-        <w:pStyle w:val="Heading3"/>
-      </w:pPr>
-      <w:r>
-        <w:t>Practise with less help: Prove an information loss</w:t>
+      <w:pPr>
+        <w:pStyle w:val="Heading2"/>
+      </w:pPr>
+      <w:r>
+        <w:t>Supported W2record</w:t>
       </w:r>
     </w:p>
     <w:p>
@@ -2303,105 +2812,49 @@
     </w:p>
     <w:p>
       <w:pPr>
+        <w:pStyle w:val="Heading2"/>
+      </w:pPr>
+      <w:r>
+        <w:t>Individual misconception check</w:t>
+      </w:r>
+    </w:p>
+    <w:p>
+      <w:pPr>
+        <w:pStyle w:val="ListBullet"/>
+      </w:pPr>
+      <w:r>
+        <w:t>Use the worked case for Learned representations. Proposed explanation: “Two hidden values preserve both input measurements”. Decide whether this explanation is supported. Point to the step or supplied fact that decides; explain your repair if needed.</w:t>
+      </w:r>
+    </w:p>
+    <w:p>
+      <w:pPr>
+        <w:pStyle w:val="ListBullet"/>
+      </w:pPr>
+      <w:r>
+        <w:t>Answer on your own before discussion. If you are unsure, say which step you need help with.</w:t>
+      </w:r>
+    </w:p>
+    <w:p>
+      <w:pPr>
+        <w:pStyle w:val="Heading2"/>
+      </w:pPr>
+      <w:r>
+        <w:t>Pictured sum-only limitation</w:t>
+      </w:r>
+    </w:p>
+    <w:p>
+      <w:pPr>
+        <w:pStyle w:val="ListBullet"/>
+      </w:pPr>
+      <w:r>
+        <w:t>Why can no deterministic head using only the sum classify both correctly? Point to the relevant step in the picture, then write the changed result and the rule or evidence that supports it.</w:t>
+      </w:r>
+    </w:p>
+    <w:p>
+      <w:pPr>
         <w:pStyle w:val="Heading3"/>
       </w:pPr>
       <w:r>
-        <w:t>Check your reasoning</w:t>
-      </w:r>
-    </w:p>
-    <w:p>
-      <w:pPr>
-        <w:spacing w:line="336" w:lineRule="auto" w:after="180"/>
-      </w:pPr>
-      <w:r>
-        <w:rPr>
-          <w:b w:val="0"/>
-        </w:rPr>
-        <w:t xml:space="preserve">Use the worked case for Learned </w:t>
-      </w:r>
-      <w:r>
-        <w:rPr>
-          <w:b/>
-        </w:rPr>
-        <w:t>representation</w:t>
-      </w:r>
-      <w:r>
-        <w:rPr>
-          <w:b w:val="0"/>
-        </w:rPr>
-        <w:t xml:space="preserve">s. Proposed explanation: “Two hidden values preserve both </w:t>
-      </w:r>
-      <w:r>
-        <w:rPr>
-          <w:b/>
-        </w:rPr>
-        <w:t>input</w:t>
-      </w:r>
-      <w:r>
-        <w:rPr>
-          <w:b w:val="0"/>
-        </w:rPr>
-        <w:t xml:space="preserve"> measurements”. Decide whether this explanation is supported.</w:t>
-      </w:r>
-    </w:p>
-    <w:p>
-      <w:pPr>
-        <w:spacing w:line="336" w:lineRule="auto" w:after="180"/>
-      </w:pPr>
-      <w:r>
-        <w:rPr>
-          <w:b w:val="0"/>
-        </w:rPr>
-        <w:t>Point to the step or supplied fact that decides; explain your repair if needed.</w:t>
-      </w:r>
-    </w:p>
-    <w:p>
-      <w:pPr>
-        <w:spacing w:line="336" w:lineRule="auto" w:after="180"/>
-      </w:pPr>
-      <w:r>
-        <w:rPr>
-          <w:b w:val="0"/>
-        </w:rPr>
-        <w:t>Answer on your own before discussion. If you are unsure, say which step you need help with.</w:t>
-      </w:r>
-    </w:p>
-    <w:p>
-      <w:pPr>
-        <w:pStyle w:val="Heading3"/>
-      </w:pPr>
-      <w:r>
-        <w:t>Explain the picture</w:t>
-      </w:r>
-    </w:p>
-    <w:p>
-      <w:pPr>
-        <w:spacing w:line="336" w:lineRule="auto" w:after="180"/>
-      </w:pPr>
-      <w:r>
-        <w:rPr>
-          <w:b w:val="0"/>
-        </w:rPr>
-        <w:t xml:space="preserve">Why can no deterministic head using only the sum classify both correctly? Point to the relevant step in the picture, then write the changed result and the rule or </w:t>
-      </w:r>
-      <w:r>
-        <w:rPr>
-          <w:b/>
-        </w:rPr>
-        <w:t>evidence</w:t>
-      </w:r>
-      <w:r>
-        <w:rPr>
-          <w:b w:val="0"/>
-        </w:rPr>
-        <w:t xml:space="preserve"> that supports it.</w:t>
-      </w:r>
-    </w:p>
-    <w:p>
-      <w:pPr>
-        <w:pStyle w:val="Heading3"/>
-      </w:pPr>
-      <w:r>
         <w:t>My explanation using a pictured step and the given facts</w:t>
       </w:r>
     </w:p>
@@ -2423,6 +2876,14 @@
     <w:p>
       <w:r>
         <w:t>________________________________________________________________</w:t>
+      </w:r>
+    </w:p>
+    <w:p>
+      <w:pPr>
+        <w:pStyle w:val="Heading2"/>
+      </w:pPr>
+      <w:r>
+        <w:t>Reserve the independent thresholded encoder</w:t>
       </w:r>
     </w:p>
     <w:p>
@@ -2438,23 +2899,55 @@
     </w:p>
     <w:p>
       <w:pPr>
+        <w:pStyle w:val="Heading2"/>
+      </w:pPr>
+      <w:r>
+        <w:t>Earlier wording, alternatives and picture transcripts · reference / check after trying</w:t>
+      </w:r>
+    </w:p>
+    <w:p>
+      <w:pPr>
+        <w:pStyle w:val="Heading3"/>
+      </w:pPr>
+      <w:r>
+        <w:t>Practise with less help: Prove an information loss</w:t>
+      </w:r>
+    </w:p>
+    <w:p>
+      <w:pPr>
+        <w:pStyle w:val="Heading3"/>
+      </w:pPr>
+      <w:r>
+        <w:t>Check your reasoning</w:t>
+      </w:r>
+    </w:p>
+    <w:p>
+      <w:pPr>
+        <w:pStyle w:val="Heading3"/>
+      </w:pPr>
+      <w:r>
+        <w:t>Explain the picture</w:t>
+      </w:r>
+    </w:p>
+    <w:p>
+      <w:pPr>
         <w:pStyle w:val="Heading1"/>
       </w:pPr>
       <w:r>
-        <w:t>09. Run the investigation</w:t>
-      </w:r>
-    </w:p>
-    <w:p>
-      <w:r>
-        <w:t>Investigate Learned representations. Record the prediction, actual observation or labelled paper trace, explanation and next test separately.</w:t>
-      </w:r>
-    </w:p>
-    <w:p>
-      <w:pPr>
-        <w:pStyle w:val="Heading3"/>
-      </w:pPr>
-      <w:r>
-        <w:t>Predict, investigate and preserve the evidence</w:t>
+        <w:t>09. Run a complete collision and representation-repair audit</w:t>
+      </w:r>
+    </w:p>
+    <w:p>
+      <w:r>
+        <w:t>Every encoder,head,target,input and reconstruction rule is supplied.</w:t>
+      </w:r>
+    </w:p>
+    <w:p>
+      <w:pPr>
+        <w:pStyle w:val="Heading2"/>
+      </w:pPr>
+      <w:r>
+        <w:t>Current collision task and runnable original representation</w:t>
       </w:r>
     </w:p>
     <w:p>
@@ -2510,6 +3003,332 @@
         <w:t>assert represent(4, 2) == represent(5, 3)</w:t>
         <w:br/>
         <w:t>assert predict(represent(3, 3)) == 0</w:t>
+      </w:r>
+    </w:p>
+    <w:p>
+      <w:pPr>
+        <w:pStyle w:val="Heading2"/>
+      </w:pPr>
+      <w:r>
+        <w:t>Complete runnable reconstruction repair</w:t>
+      </w:r>
+    </w:p>
+    <w:p>
+      <w:r>
+        <w:rPr>
+          <w:rFonts w:ascii="Courier New" w:hAnsi="Courier New"/>
+          <w:sz w:val="18"/>
+        </w:rPr>
+        <w:t># Hand-constructed representation repair, not a training run.</w:t>
+        <w:br/>
+        <w:t>def represent(width, height):</w:t>
+        <w:br/>
+        <w:t xml:space="preserve">    return [max(0,width-height), max(0,height-width)]</w:t>
+        <w:br/>
+        <w:br/>
+        <w:t>def recover(hidden, total):</w:t>
+        <w:br/>
+        <w:t xml:space="preserve">    difference = hidden[0]-hidden[1]</w:t>
+        <w:br/>
+        <w:t xml:space="preserve">    return (total+difference)/2, (total-difference)/2</w:t>
+        <w:br/>
+        <w:br/>
+        <w:t>for width,height in [(4,2),(5,3),(2,4),(3,3)]:</w:t>
+        <w:br/>
+        <w:t xml:space="preserve">    hidden = represent(width,height)</w:t>
+        <w:br/>
+        <w:t xml:space="preserve">    total = width+height</w:t>
+        <w:br/>
+        <w:t xml:space="preserve">    reconstructed = recover(hidden,total)</w:t>
+        <w:br/>
+        <w:t xml:space="preserve">    area = reconstructed[0]*reconstructed[1]</w:t>
+        <w:br/>
+        <w:t xml:space="preserve">    print('input', (width,height), 'h', hidden, 'sum', total,</w:t>
+        <w:br/>
+        <w:t xml:space="preserve">          'recovered', reconstructed, 'area', area)</w:t>
+        <w:br/>
+        <w:t xml:space="preserve">    assert reconstructed == (width,height)</w:t>
+        <w:br/>
+        <w:t>print('h alone collides:', represent(4,2)==represent(5,3))</w:t>
+        <w:br/>
+        <w:t>print('sum alone collides:', 4+2==2+4, 'but wider targets differ:', int(4&gt;2),int(2&gt;4))</w:t>
+        <w:br/>
+        <w:t># Assume exact valid measurements and compatible hidden/total values from this encoder.</w:t>
+        <w:br/>
+      </w:r>
+    </w:p>
+    <w:p>
+      <w:pPr>
+        <w:pStyle w:val="Heading2"/>
+      </w:pPr>
+      <w:r>
+        <w:t>Normal,boundary,missing,collision and unsupported-learning probes</w:t>
+      </w:r>
+    </w:p>
+    <w:tbl>
+      <w:tblPr>
+        <w:tblStyle w:val="LightShading-Accent1"/>
+        <w:tblW w:type="auto" w:w="0"/>
+        <w:tblLook w:firstColumn="1" w:firstRow="1" w:lastColumn="0" w:lastRow="0" w:noHBand="0" w:noVBand="1" w:val="04A0"/>
+      </w:tblPr>
+      <w:tblGrid>
+        <w:gridCol w:w="5112"/>
+        <w:gridCol w:w="5112"/>
+      </w:tblGrid>
+      <w:tr>
+        <w:trPr>
+          <w:tblHeader/>
+        </w:trPr>
+        <w:tc>
+          <w:tcPr>
+            <w:tcW w:type="dxa" w:w="5112"/>
+          </w:tcPr>
+          <w:p>
+            <w:r>
+              <w:t>Complete representation probe</w:t>
+            </w:r>
+          </w:p>
+        </w:tc>
+        <w:tc>
+          <w:tcPr>
+            <w:tcW w:type="dxa" w:w="5112"/>
+          </w:tcPr>
+          <w:p>
+            <w:r>
+              <w:t>Expected result / action</w:t>
+            </w:r>
+          </w:p>
+        </w:tc>
+      </w:tr>
+      <w:tr>
+        <w:tc>
+          <w:tcPr>
+            <w:tcW w:type="dxa" w:w="5112"/>
+          </w:tcPr>
+          <w:p>
+            <w:r>
+              <w:t>Normal width 4, height 2</w:t>
+            </w:r>
+          </w:p>
+        </w:tc>
+        <w:tc>
+          <w:tcPr>
+            <w:tcW w:type="dxa" w:w="5112"/>
+          </w:tcPr>
+          <w:p>
+            <w:r>
+              <w:t>Scores[2, −2], h[2, 0], wider 1, area 8</w:t>
+            </w:r>
+          </w:p>
+        </w:tc>
+      </w:tr>
+      <w:tr>
+        <w:tc>
+          <w:tcPr>
+            <w:tcW w:type="dxa" w:w="5112"/>
+          </w:tcPr>
+          <w:p>
+            <w:r>
+              <w:t>Boundary square 3, 3</w:t>
+            </w:r>
+          </w:p>
+        </w:tc>
+        <w:tc>
+          <w:tcPr>
+            <w:tcW w:type="dxa" w:w="5112"/>
+          </w:tcPr>
+          <w:p>
+            <w:r>
+              <w:t>h[0, 0], strict wider 0, area 9</w:t>
+            </w:r>
+          </w:p>
+        </w:tc>
+      </w:tr>
+      <w:tr>
+        <w:tc>
+          <w:tcPr>
+            <w:tcW w:type="dxa" w:w="5112"/>
+          </w:tcPr>
+          <w:p>
+            <w:r>
+              <w:t>Collision width 5, height 3</w:t>
+            </w:r>
+          </w:p>
+        </w:tc>
+        <w:tc>
+          <w:tcPr>
+            <w:tcW w:type="dxa" w:w="5112"/>
+          </w:tcPr>
+          <w:p>
+            <w:r>
+              <w:t>Sameh[2, 0], wider 1, area 15; cannot infer exact area fromh</w:t>
+            </w:r>
+          </w:p>
+        </w:tc>
+      </w:tr>
+      <w:tr>
+        <w:tc>
+          <w:tcPr>
+            <w:tcW w:type="dxa" w:w="5112"/>
+          </w:tcPr>
+          <w:p>
+            <w:r>
+              <w:t>Missing heightNone</w:t>
+            </w:r>
+          </w:p>
+        </w:tc>
+        <w:tc>
+          <w:tcPr>
+            <w:tcW w:type="dxa" w:w="5112"/>
+          </w:tcPr>
+          <w:p>
+            <w:r>
+              <w:t>Outside finite positive measurement contract; request measurement before calling</w:t>
+            </w:r>
+          </w:p>
+        </w:tc>
+      </w:tr>
+      <w:tr>
+        <w:tc>
+          <w:tcPr>
+            <w:tcW w:type="dxa" w:w="5112"/>
+          </w:tcPr>
+          <w:p>
+            <w:r>
+              <w:t>Zero or negative rectangle dimension</w:t>
+            </w:r>
+          </w:p>
+        </w:tc>
+        <w:tc>
+          <w:tcPr>
+            <w:tcW w:type="dxa" w:w="5112"/>
+          </w:tcPr>
+          <w:p>
+            <w:r>
+              <w:t>Invalid for this declared measurement schema; simple encoder does not validate it</w:t>
+            </w:r>
+          </w:p>
+        </w:tc>
+      </w:tr>
+      <w:tr>
+        <w:tc>
+          <w:tcPr>
+            <w:tcW w:type="dxa" w:w="5112"/>
+          </w:tcPr>
+          <w:p>
+            <w:r>
+              <w:t>Brightness direction A[5, 2]/B[2, 5]</w:t>
+            </w:r>
+          </w:p>
+        </w:tc>
+        <w:tc>
+          <w:tcPr>
+            <w:tcW w:type="dxa" w:w="5112"/>
+          </w:tcPr>
+          <w:p>
+            <w:r>
+              <w:t>Orderedhseparates; sum 3 collides</w:t>
+            </w:r>
+          </w:p>
+        </w:tc>
+      </w:tr>
+      <w:tr>
+        <w:tc>
+          <w:tcPr>
+            <w:tcW w:type="dxa" w:w="5112"/>
+          </w:tcPr>
+          <w:p>
+            <w:r>
+              <w:t>Add sum to hfor[4, 2]/[5, 3]</w:t>
+            </w:r>
+          </w:p>
+        </w:tc>
+        <w:tc>
+          <w:tcPr>
+            <w:tcW w:type="dxa" w:w="5112"/>
+          </w:tcPr>
+          <w:p>
+            <w:r>
+              <w:t>s6/8 allows exact reconstruction 4, 2 and5, 3</w:t>
+            </w:r>
+          </w:p>
+        </w:tc>
+      </w:tr>
+      <w:tr>
+        <w:tc>
+          <w:tcPr>
+            <w:tcW w:type="dxa" w:w="5112"/>
+          </w:tcPr>
+          <w:p>
+            <w:r>
+              <w:t>Four correct supplied comparison labels</w:t>
+            </w:r>
+          </w:p>
+        </w:tc>
+        <w:tc>
+          <w:tcPr>
+            <w:tcW w:type="dxa" w:w="5112"/>
+          </w:tcPr>
+          <w:p>
+            <w:r>
+              <w:t>Establishes these forward results, not that weights were learned or that area was predicted</w:t>
+            </w:r>
+          </w:p>
+        </w:tc>
+      </w:tr>
+      <w:tr>
+        <w:tc>
+          <w:tcPr>
+            <w:tcW w:type="dxa" w:w="5112"/>
+          </w:tcPr>
+          <w:p>
+            <w:r>
+              <w:t>Increase only deterministic area-head complexity</w:t>
+            </w:r>
+          </w:p>
+        </w:tc>
+        <w:tc>
+          <w:tcPr>
+            <w:tcW w:type="dxa" w:w="5112"/>
+          </w:tcPr>
+          <w:p>
+            <w:r>
+              <w:t>Cannot split identical hwith conflicting required areas; change available information or target specification</w:t>
+            </w:r>
+          </w:p>
+        </w:tc>
+      </w:tr>
+    </w:tbl>
+    <w:p>
+      <w:pPr>
+        <w:pStyle w:val="Heading2"/>
+      </w:pPr>
+      <w:r>
+        <w:t>Predict,encode,reconstruct and bound the claim</w:t>
+      </w:r>
+    </w:p>
+    <w:p>
+      <w:pPr>
+        <w:pStyle w:val="ListNumber"/>
+      </w:pPr>
+      <w:r>
+        <w:t>Predict every supplied encoding, collision, target and area before running or tracing the original encoder. Then run or trace the complete h-plus-sum repair program and recover the original dimensions. The code assumes valid, exact measurements and compatible h/s values; it is not a parser or general validator. Preserve the original failed area distinction and explain why the repair changes the information available. In an actual learned-feature experiment, save training/validation/final roles and a controlled training protocol instead of calling these hand-chosen weights learned.</w:t>
+      </w:r>
+    </w:p>
+    <w:p>
+      <w:pPr>
+        <w:pStyle w:val="ListNumber"/>
+      </w:pPr>
+      <w:r>
+        <w:t>On paper, trace the supplied procedure. If code is provided, predict before running it in a local practice file. Never write an expected answer as though it were an observed run.</w:t>
+      </w:r>
+    </w:p>
+    <w:p>
+      <w:pPr>
+        <w:pStyle w:val="Heading2"/>
+      </w:pPr>
+      <w:r>
+        <w:t>Keep the evidence ledger</w:t>
       </w:r>
     </w:p>
     <w:tbl>
@@ -2656,7 +3475,15 @@
         <w:rPr>
           <w:b w:val="0"/>
         </w:rPr>
-        <w:t>On paper, trace the supplied procedure. If code is provided, predict before running it in a local practice file. Never write an expected answer as though it were an observed run.</w:t>
+        <w:t>Before trying: what do I expect, and why? While trying: which step could first go wrong? Afterwards: what did I actually observe, and what should change? Keep “not run” if you only traced the procedure.</w:t>
+      </w:r>
+    </w:p>
+    <w:p>
+      <w:pPr>
+        <w:pStyle w:val="Heading2"/>
+      </w:pPr>
+      <w:r>
+        <w:t>Earlier wording, alternatives and picture transcripts · reference / check after trying</w:t>
       </w:r>
     </w:p>
     <w:p>
@@ -2664,7 +3491,36 @@
         <w:pStyle w:val="Heading3"/>
       </w:pPr>
       <w:r>
+        <w:t>Predict, investigate and preserve the evidence</w:t>
+      </w:r>
+    </w:p>
+    <w:p>
+      <w:pPr>
+        <w:pStyle w:val="Heading3"/>
+      </w:pPr>
+      <w:r>
         <w:t>Plan → try → check</w:t>
+      </w:r>
+    </w:p>
+    <w:p>
+      <w:pPr>
+        <w:pStyle w:val="Heading1"/>
+      </w:pPr>
+      <w:r>
+        <w:t>14. Try alone: audit a different thresholded representation</w:t>
+      </w:r>
+    </w:p>
+    <w:p>
+      <w:r>
+        <w:t>Use its exact formulas and strict wider-than-height target.</w:t>
+      </w:r>
+    </w:p>
+    <w:p>
+      <w:pPr>
+        <w:pStyle w:val="Heading2"/>
+      </w:pPr>
+      <w:r>
+        <w:t>Complete new independent encoder and inputs</w:t>
       </w:r>
     </w:p>
     <w:p>
@@ -2675,28 +3531,7 @@
         <w:rPr>
           <w:b w:val="0"/>
         </w:rPr>
-        <w:t>Before trying: what do I expect, and why? While trying: which step could first go wrong? Afterwards: what did I actually observe, and what should change? Keep “not run” if you only traced the procedure.</w:t>
-      </w:r>
-    </w:p>
-    <w:p>
-      <w:pPr>
-        <w:pStyle w:val="Heading1"/>
-      </w:pPr>
-      <w:r>
-        <w:t>10. Build your understanding</w:t>
-      </w:r>
-    </w:p>
-    <w:p>
-      <w:r>
-        <w:t>Move from recall to tracing, diagnosis and transfer in Learned representations. Explain why each step is justified.</w:t>
-      </w:r>
-    </w:p>
-    <w:p>
-      <w:pPr>
-        <w:pStyle w:val="Heading3"/>
-      </w:pPr>
-      <w:r>
-        <w:t>Explain → apply → challenge</w:t>
+        <w:t>A different layer uses g = [ReLU(width - height - 1), ReLU(height - width - 1)]. Encode [4, 3] and [3, 4]. State their targets for width strictly greater than height.</w:t>
       </w:r>
     </w:p>
     <w:p>
@@ -2707,19 +3542,77 @@
         <w:rPr>
           <w:b w:val="0"/>
         </w:rPr>
-        <w:t xml:space="preserve">Encode [8, 3], [3, 8] and [4, 4] with the lesson layer. Apply its </w:t>
-      </w:r>
-      <w:r>
-        <w:rPr>
-          <w:b/>
-        </w:rPr>
-        <w:t>prediction</w:t>
-      </w:r>
+        <w:t>Can any deterministic head receiving only g classify both correctly?</w:t>
+      </w:r>
+    </w:p>
+    <w:p>
+      <w:pPr>
+        <w:pStyle w:val="Heading2"/>
+      </w:pPr>
+      <w:r>
+        <w:t>First attempt and support record</w:t>
+      </w:r>
+    </w:p>
+    <w:p>
+      <w:pPr>
+        <w:pStyle w:val="Heading3"/>
+      </w:pPr>
+      <w:r>
+        <w:t>My independent explanation, trace and limits</w:t>
+      </w:r>
+    </w:p>
+    <w:p>
+      <w:r>
+        <w:t>________________________________________________________________</w:t>
+      </w:r>
+    </w:p>
+    <w:p>
+      <w:r>
+        <w:t>________________________________________________________________</w:t>
+      </w:r>
+    </w:p>
+    <w:p>
+      <w:r>
+        <w:t>________________________________________________________________</w:t>
+      </w:r>
+    </w:p>
+    <w:p>
+      <w:r>
+        <w:t>________________________________________________________________</w:t>
+      </w:r>
+    </w:p>
+    <w:p>
+      <w:r>
+        <w:t>________________________________________________________________</w:t>
+      </w:r>
+    </w:p>
+    <w:p>
+      <w:r>
+        <w:t>________________________________________________________________</w:t>
+      </w:r>
+    </w:p>
+    <w:p>
+      <w:r>
+        <w:t>________________________________________________________________</w:t>
+      </w:r>
+    </w:p>
+    <w:p>
+      <w:pPr>
+        <w:spacing w:line="336" w:lineRule="auto" w:after="180"/>
+      </w:pPr>
       <w:r>
         <w:rPr>
           <w:b w:val="0"/>
         </w:rPr>
-        <w:t xml:space="preserve"> rule and explain the square boundary.</w:t>
+        <w:t>Attempt this case before feedback. Record any help. Earlier examples below are further practice; a case already practised with feedback cannot establish fresh transfer.</w:t>
+      </w:r>
+    </w:p>
+    <w:p>
+      <w:pPr>
+        <w:pStyle w:val="Heading2"/>
+      </w:pPr>
+      <w:r>
+        <w:t>Use feedback after trying</w:t>
       </w:r>
     </w:p>
     <w:p>
@@ -2730,55 +3623,123 @@
         <w:rPr>
           <w:b w:val="0"/>
         </w:rPr>
-        <w:t xml:space="preserve">The alternative </w:t>
-      </w:r>
-      <w:r>
-        <w:rPr>
-          <w:b/>
-        </w:rPr>
-        <w:t>representation</w:t>
-      </w:r>
+        <w:t>Attempt the independent case before hints. Record whether you worked alone, used a hint or followed a model. After feedback, fix the first unsupported step and explain why it changed.</w:t>
+      </w:r>
+    </w:p>
+    <w:p>
+      <w:pPr>
+        <w:spacing w:line="336" w:lineRule="auto" w:after="180"/>
+      </w:pPr>
       <w:r>
         <w:rPr>
           <w:b w:val="0"/>
         </w:rPr>
-        <w:t xml:space="preserve"> is s = width + height. Use [4, 2] and [2, 4] to decide whether s alone always supports the wider-than-height task.</w:t>
+        <w:t>A later check uses a changed case, not a copied answer.</w:t>
+      </w:r>
+    </w:p>
+    <w:p>
+      <w:pPr>
+        <w:pStyle w:val="Heading2"/>
+      </w:pPr>
+      <w:r>
+        <w:t>Earlier wording, alternatives and picture transcripts · reference / check after trying</w:t>
+      </w:r>
+    </w:p>
+    <w:p>
+      <w:pPr>
+        <w:pStyle w:val="Heading3"/>
+      </w:pPr>
+      <w:r>
+        <w:t>Independent case: Audit a new representation independently</w:t>
+      </w:r>
+    </w:p>
+    <w:p>
+      <w:pPr>
+        <w:pStyle w:val="Heading3"/>
+      </w:pPr>
+      <w:r>
+        <w:t>Attempt this without hints</w:t>
       </w:r>
     </w:p>
     <w:p>
       <w:pPr>
         <w:spacing w:line="336" w:lineRule="auto" w:after="180"/>
-        <w:shd w:fill="F5F1FB"/>
       </w:pPr>
       <w:r>
         <w:rPr>
           <w:b w:val="0"/>
         </w:rPr>
-        <w:t xml:space="preserve">For h = [2, 0] and s = 8, recover width, height and area. Does this algebra prove that a </w:t>
-      </w:r>
-      <w:r>
-        <w:rPr>
-          <w:b/>
-        </w:rPr>
-        <w:t>training</w:t>
-      </w:r>
+        <w:t>A different layer uses g = [ReLU(width - height - 1), ReLU(height - width - 1)]. Encode [4, 3] and [3, 4]. State their targets for width strictly greater than height.</w:t>
+      </w:r>
+    </w:p>
+    <w:p>
+      <w:pPr>
+        <w:spacing w:line="336" w:lineRule="auto" w:after="180"/>
+      </w:pPr>
       <w:r>
         <w:rPr>
           <w:b w:val="0"/>
         </w:rPr>
-        <w:t xml:space="preserve"> program learned the </w:t>
-      </w:r>
-      <w:r>
-        <w:rPr>
-          <w:b/>
-        </w:rPr>
-        <w:t>representation</w:t>
-      </w:r>
+        <w:t>Can any deterministic head receiving only g classify both correctly?</w:t>
+      </w:r>
+    </w:p>
+    <w:p>
+      <w:pPr>
+        <w:pStyle w:val="Heading3"/>
+      </w:pPr>
+      <w:r>
+        <w:t>My independent procedure, result and limitation</w:t>
+      </w:r>
+    </w:p>
+    <w:p>
+      <w:r>
+        <w:t>________________________________________________________________</w:t>
+      </w:r>
+    </w:p>
+    <w:p>
+      <w:r>
+        <w:t>________________________________________________________________</w:t>
+      </w:r>
+    </w:p>
+    <w:p>
+      <w:r>
+        <w:t>________________________________________________________________</w:t>
+      </w:r>
+    </w:p>
+    <w:p>
+      <w:r>
+        <w:t>________________________________________________________________</w:t>
+      </w:r>
+    </w:p>
+    <w:p>
+      <w:r>
+        <w:t>________________________________________________________________</w:t>
+      </w:r>
+    </w:p>
+    <w:p>
+      <w:r>
+        <w:t>________________________________________________________________</w:t>
+      </w:r>
+    </w:p>
+    <w:p>
+      <w:r>
+        <w:t>________________________________________________________________</w:t>
+      </w:r>
+    </w:p>
+    <w:p>
+      <w:r>
+        <w:t>________________________________________________________________</w:t>
+      </w:r>
+    </w:p>
+    <w:p>
+      <w:pPr>
+        <w:spacing w:line="336" w:lineRule="auto" w:after="180"/>
+      </w:pPr>
       <w:r>
         <w:rPr>
           <w:b w:val="0"/>
         </w:rPr>
-        <w:t xml:space="preserve"> or that it will work well on noisy measurements?</w:t>
+        <w:t>Record support used: none, hint or teacher explanation. After feedback, a different case is needed to demonstrate independence.</w:t>
       </w:r>
     </w:p>
     <w:p>
@@ -2786,32 +3747,7 @@
         <w:pStyle w:val="Heading3"/>
       </w:pPr>
       <w:r>
-        <w:t>Explain which evidence supports your conclusion and which claim remains unproved.</w:t>
-      </w:r>
-    </w:p>
-    <w:p>
-      <w:r>
-        <w:t>________________________________________________________________</w:t>
-      </w:r>
-    </w:p>
-    <w:p>
-      <w:r>
-        <w:t>________________________________________________________________</w:t>
-      </w:r>
-    </w:p>
-    <w:p>
-      <w:r>
-        <w:t>________________________________________________________________</w:t>
-      </w:r>
-    </w:p>
-    <w:p>
-      <w:r>
-        <w:t>________________________________________________________________</w:t>
-      </w:r>
-    </w:p>
-    <w:p>
-      <w:r>
-        <w:t>________________________________________________________________</w:t>
+        <w:t>Use feedback to improve</w:t>
       </w:r>
     </w:p>
     <w:p>
@@ -2819,12 +3755,20 @@
         <w:pStyle w:val="Heading1"/>
       </w:pPr>
       <w:r>
-        <w:t>11. Connect your project</w:t>
-      </w:r>
-    </w:p>
-    <w:p>
-      <w:r>
-        <w:t>Apply this week’s idea to Image-pattern Network Investigation. Keep an annotated decision and the evidence supporting it.</w:t>
+        <w:t>11. Keep the target and representation evidence together</w:t>
+      </w:r>
+    </w:p>
+    <w:p>
+      <w:r>
+        <w:t>The project should show both retained distinctions and recorded collisions.</w:t>
+      </w:r>
+    </w:p>
+    <w:p>
+      <w:pPr>
+        <w:pStyle w:val="Heading2"/>
+      </w:pPr>
+      <w:r>
+        <w:t>Project artifact and evidence table</w:t>
       </w:r>
     </w:p>
     <w:p>
@@ -3039,10 +3983,10 @@
     </w:tbl>
     <w:p>
       <w:pPr>
-        <w:pStyle w:val="Heading3"/>
-      </w:pPr>
-      <w:r>
-        <w:t>Evidence for your project</w:t>
+        <w:pStyle w:val="Heading2"/>
+      </w:pPr>
+      <w:r>
+        <w:t>Actual run/trace and limits</w:t>
       </w:r>
     </w:p>
     <w:p>
@@ -3081,15 +4025,88 @@
     </w:p>
     <w:p>
       <w:pPr>
+        <w:pStyle w:val="Heading2"/>
+      </w:pPr>
+      <w:r>
+        <w:t>Earlier wording, alternatives and picture transcripts · reference / check after trying</w:t>
+      </w:r>
+    </w:p>
+    <w:p>
+      <w:pPr>
+        <w:pStyle w:val="Heading3"/>
+      </w:pPr>
+      <w:r>
+        <w:t>Evidence for your project</w:t>
+      </w:r>
+    </w:p>
+    <w:p>
+      <w:pPr>
         <w:pStyle w:val="Heading1"/>
       </w:pPr>
       <w:r>
-        <w:t>12. Show what you know</w:t>
-      </w:r>
-    </w:p>
-    <w:p>
-      <w:r>
-        <w:t>Use a genuinely new case for independent evidence. Previously discussed examples remain practice; use the separately named independent case before feedback.</w:t>
+        <w:t>16. Finish with one collision and its task-dependent consequence</w:t>
+      </w:r>
+    </w:p>
+    <w:p>
+      <w:r>
+        <w:t>Explain the difference between a constructed feature and evidence of learning.</w:t>
+      </w:r>
+    </w:p>
+    <w:p>
+      <w:pPr>
+        <w:pStyle w:val="Heading2"/>
+      </w:pPr>
+      <w:r>
+        <w:t>Retrieve and explain</w:t>
+      </w:r>
+    </w:p>
+    <w:p>
+      <w:pPr>
+        <w:pStyle w:val="ListBullet"/>
+      </w:pPr>
+      <w:r>
+        <w:t>Close your notes. Explain this goal in your own words: Trace an input through a hidden representation and a decision rule</w:t>
+      </w:r>
+    </w:p>
+    <w:p>
+      <w:pPr>
+        <w:pStyle w:val="Heading3"/>
+      </w:pPr>
+      <w:r>
+        <w:t>My deciding step, evidence and one remaining question</w:t>
+      </w:r>
+    </w:p>
+    <w:p>
+      <w:r>
+        <w:t>________________________________________________________________</w:t>
+      </w:r>
+    </w:p>
+    <w:p>
+      <w:r>
+        <w:t>________________________________________________________________</w:t>
+      </w:r>
+    </w:p>
+    <w:p>
+      <w:r>
+        <w:t>________________________________________________________________</w:t>
+      </w:r>
+    </w:p>
+    <w:p>
+      <w:r>
+        <w:t>________________________________________________________________</w:t>
+      </w:r>
+    </w:p>
+    <w:p>
+      <w:r>
+        <w:t>________________________________________________________________</w:t>
+      </w:r>
+    </w:p>
+    <w:p>
+      <w:pPr>
+        <w:pStyle w:val="Heading2"/>
+      </w:pPr>
+      <w:r>
+        <w:t>Plan a changed-case return</w:t>
       </w:r>
     </w:p>
     <w:p>
@@ -3100,30 +4117,42 @@
         <w:rPr>
           <w:b w:val="0"/>
         </w:rPr>
-        <w:t xml:space="preserve">In a trained network, hidden features depend on fitted weights and may not have simple human names. A strong </w:t>
+        <w:t xml:space="preserve">If you are unsure, return to the worked picture and explain one arrow. If you are ready, change an </w:t>
       </w:r>
       <w:r>
         <w:rPr>
           <w:b/>
         </w:rPr>
-        <w:t>output</w:t>
+        <w:t>input</w:t>
       </w:r>
       <w:r>
         <w:rPr>
           <w:b w:val="0"/>
         </w:rPr>
-        <w:t xml:space="preserve"> result does not by itself show that a unit represents a concept such as shape or fairness.</w:t>
-      </w:r>
-    </w:p>
-    <w:p>
-      <w:pPr>
-        <w:spacing w:line="336" w:lineRule="auto" w:after="180"/>
-      </w:pPr>
+        <w:t xml:space="preserve"> or assumption and justify your </w:t>
+      </w:r>
+      <w:r>
+        <w:rPr>
+          <w:b/>
+        </w:rPr>
+        <w:t>prediction</w:t>
+      </w:r>
       <w:r>
         <w:rPr>
           <w:b w:val="0"/>
         </w:rPr>
-        <w:t xml:space="preserve">Inspect activations on deliberately varied examples, compare with a baseline, and limit conclusions to the </w:t>
+        <w:t>.</w:t>
+      </w:r>
+    </w:p>
+    <w:p>
+      <w:pPr>
+        <w:spacing w:line="336" w:lineRule="auto" w:after="180"/>
+      </w:pPr>
+      <w:r>
+        <w:rPr>
+          <w:b w:val="0"/>
+        </w:rPr>
+        <w:t xml:space="preserve">Save your workbook </w:t>
       </w:r>
       <w:r>
         <w:rPr>
@@ -3135,14 +4164,305 @@
         <w:rPr>
           <w:b w:val="0"/>
         </w:rPr>
-        <w:t>.</w:t>
-      </w:r>
-    </w:p>
+        <w:t>. At the next review, try a different case before opening your old answer.</w:t>
+      </w:r>
+    </w:p>
+    <w:p>
+      <w:pPr>
+        <w:pStyle w:val="Heading1"/>
+      </w:pPr>
+      <w:r>
+        <w:t>Reference bank and extra practice</w:t>
+      </w:r>
+    </w:p>
+    <w:p>
+      <w:pPr>
+        <w:pStyle w:val="Heading1"/>
+      </w:pPr>
+      <w:r>
+        <w:t>05. Reference · Use the mathematical words precisely</w:t>
+      </w:r>
+    </w:p>
+    <w:p>
+      <w:r>
+        <w:t>Connect each term to a value or step in the current example.</w:t>
+      </w:r>
+    </w:p>
+    <w:p>
+      <w:pPr>
+        <w:pStyle w:val="Heading2"/>
+      </w:pPr>
+      <w:r>
+        <w:t>Vocabulary and your explanation</w:t>
+      </w:r>
+    </w:p>
+    <w:tbl>
+      <w:tblPr>
+        <w:tblStyle w:val="LightShading-Accent1"/>
+        <w:tblW w:type="auto" w:w="0"/>
+        <w:tblLook w:firstColumn="1" w:firstRow="1" w:lastColumn="0" w:lastRow="0" w:noHBand="0" w:noVBand="1" w:val="04A0"/>
+      </w:tblPr>
+      <w:tblGrid>
+        <w:gridCol w:w="5112"/>
+        <w:gridCol w:w="5112"/>
+      </w:tblGrid>
+      <w:tr>
+        <w:trPr>
+          <w:tblHeader/>
+        </w:trPr>
+        <w:tc>
+          <w:tcPr>
+            <w:tcW w:type="dxa" w:w="5112"/>
+          </w:tcPr>
+          <w:p>
+            <w:r>
+              <w:t>Word</w:t>
+            </w:r>
+          </w:p>
+        </w:tc>
+        <w:tc>
+          <w:tcPr>
+            <w:tcW w:type="dxa" w:w="5112"/>
+          </w:tcPr>
+          <w:p>
+            <w:r>
+              <w:t>Meaning</w:t>
+            </w:r>
+          </w:p>
+        </w:tc>
+      </w:tr>
+      <w:tr>
+        <w:tc>
+          <w:tcPr>
+            <w:tcW w:type="dxa" w:w="5112"/>
+          </w:tcPr>
+          <w:p>
+            <w:r>
+              <w:t>Representation</w:t>
+            </w:r>
+          </w:p>
+        </w:tc>
+        <w:tc>
+          <w:tcPr>
+            <w:tcW w:type="dxa" w:w="5112"/>
+          </w:tcPr>
+          <w:p>
+            <w:r>
+              <w:t>An encoding of an example used by another computation</w:t>
+            </w:r>
+          </w:p>
+        </w:tc>
+      </w:tr>
+      <w:tr>
+        <w:tc>
+          <w:tcPr>
+            <w:tcW w:type="dxa" w:w="5112"/>
+          </w:tcPr>
+          <w:p>
+            <w:r>
+              <w:t>Hidden activation</w:t>
+            </w:r>
+          </w:p>
+        </w:tc>
+        <w:tc>
+          <w:tcPr>
+            <w:tcW w:type="dxa" w:w="5112"/>
+          </w:tcPr>
+          <w:p>
+            <w:r>
+              <w:t>A value produced inside a network after applying an activation function</w:t>
+            </w:r>
+          </w:p>
+        </w:tc>
+      </w:tr>
+      <w:tr>
+        <w:tc>
+          <w:tcPr>
+            <w:tcW w:type="dxa" w:w="5112"/>
+          </w:tcPr>
+          <w:p>
+            <w:r>
+              <w:t>Collision</w:t>
+            </w:r>
+          </w:p>
+        </w:tc>
+        <w:tc>
+          <w:tcPr>
+            <w:tcW w:type="dxa" w:w="5112"/>
+          </w:tcPr>
+          <w:p>
+            <w:r>
+              <w:t>Two different inputs receiving the same representation</w:t>
+            </w:r>
+          </w:p>
+        </w:tc>
+      </w:tr>
+      <w:tr>
+        <w:tc>
+          <w:tcPr>
+            <w:tcW w:type="dxa" w:w="5112"/>
+          </w:tcPr>
+          <w:p>
+            <w:r>
+              <w:t>Learned feature</w:t>
+            </w:r>
+          </w:p>
+        </w:tc>
+        <w:tc>
+          <w:tcPr>
+            <w:tcW w:type="dxa" w:w="5112"/>
+          </w:tcPr>
+          <w:p>
+            <w:r>
+              <w:t>A feature whose computation depends on parameters adjusted using training data</w:t>
+            </w:r>
+          </w:p>
+        </w:tc>
+      </w:tr>
+    </w:tbl>
     <w:p>
       <w:pPr>
         <w:pStyle w:val="Heading3"/>
       </w:pPr>
       <w:r>
+        <w:t>Use two terms to explain a step in this week’s example.</w:t>
+      </w:r>
+    </w:p>
+    <w:p>
+      <w:r>
+        <w:t>________________________________________________________________</w:t>
+      </w:r>
+    </w:p>
+    <w:p>
+      <w:r>
+        <w:t>________________________________________________________________</w:t>
+      </w:r>
+    </w:p>
+    <w:p>
+      <w:r>
+        <w:t>________________________________________________________________</w:t>
+      </w:r>
+    </w:p>
+    <w:p>
+      <w:pPr>
+        <w:pStyle w:val="Heading1"/>
+      </w:pPr>
+      <w:r>
+        <w:t>10. Extra challenge · Explain a stronger case</w:t>
+      </w:r>
+    </w:p>
+    <w:p>
+      <w:r>
+        <w:t>Choose the next challenge after the main route.</w:t>
+      </w:r>
+    </w:p>
+    <w:p>
+      <w:pPr>
+        <w:pStyle w:val="Heading2"/>
+      </w:pPr>
+      <w:r>
+        <w:t>Explain,repair and extend</w:t>
+      </w:r>
+    </w:p>
+    <w:p>
+      <w:pPr>
+        <w:pStyle w:val="Heading3"/>
+      </w:pPr>
+      <w:r>
+        <w:t>Explain → apply → challenge</w:t>
+      </w:r>
+    </w:p>
+    <w:p>
+      <w:pPr>
+        <w:pStyle w:val="ListBullet"/>
+      </w:pPr>
+      <w:r>
+        <w:t>Encode [8, 3], [3, 8] and [4, 4] with the lesson layer. Apply its prediction rule and explain the square boundary.</w:t>
+      </w:r>
+    </w:p>
+    <w:p>
+      <w:pPr>
+        <w:pStyle w:val="ListBullet"/>
+      </w:pPr>
+      <w:r>
+        <w:t>The alternative representation is s = width + height. Use [4, 2] and [2, 4] to decide whether s alone always supports the wider-than-height task.</w:t>
+      </w:r>
+    </w:p>
+    <w:p>
+      <w:pPr>
+        <w:pStyle w:val="ListBullet"/>
+      </w:pPr>
+      <w:r>
+        <w:t>For h = [2, 0] and s = 8, recover width, height and area. Does this algebra prove that a training program learned the representation or that it will work well on noisy measurements?</w:t>
+      </w:r>
+    </w:p>
+    <w:p>
+      <w:pPr>
+        <w:pStyle w:val="Heading3"/>
+      </w:pPr>
+      <w:r>
+        <w:t>Explain which evidence supports your conclusion and which claim remains unproved.</w:t>
+      </w:r>
+    </w:p>
+    <w:p>
+      <w:r>
+        <w:t>________________________________________________________________</w:t>
+      </w:r>
+    </w:p>
+    <w:p>
+      <w:r>
+        <w:t>________________________________________________________________</w:t>
+      </w:r>
+    </w:p>
+    <w:p>
+      <w:r>
+        <w:t>________________________________________________________________</w:t>
+      </w:r>
+    </w:p>
+    <w:p>
+      <w:r>
+        <w:t>________________________________________________________________</w:t>
+      </w:r>
+    </w:p>
+    <w:p>
+      <w:r>
+        <w:t>________________________________________________________________</w:t>
+      </w:r>
+    </w:p>
+    <w:p>
+      <w:pPr>
+        <w:pStyle w:val="Heading1"/>
+      </w:pPr>
+      <w:r>
+        <w:t>12. Reference · Check the representation and its limits</w:t>
+      </w:r>
+    </w:p>
+    <w:p>
+      <w:r>
+        <w:t>Use after practice;reserve the new independent thresholded rectangle encoder for the first individual attempt.</w:t>
+      </w:r>
+    </w:p>
+    <w:p>
+      <w:pPr>
+        <w:pStyle w:val="Heading2"/>
+      </w:pPr>
+      <w:r>
+        <w:t>Current explanation and response</w:t>
+      </w:r>
+    </w:p>
+    <w:p>
+      <w:pPr>
+        <w:pStyle w:val="ListBullet"/>
+      </w:pPr>
+      <w:r>
+        <w:t>In a trained network, hidden features depend on fitted weights and may not have simple human names. A strong output result does not by itself show that a unit represents a concept such as shape or fairness. Inspect activations on deliberately varied examples, compare with a baseline, and limit conclusions to the evidence.</w:t>
+      </w:r>
+    </w:p>
+    <w:p>
+      <w:pPr>
+        <w:pStyle w:val="Heading3"/>
+      </w:pPr>
+      <w:r>
         <w:t>A teammate calls the hand-chosen rectangle layer a learned area detector because all four wider-than-height predictions are correct. Identify two problems with this claim and propose one decisive area check.</w:t>
       </w:r>
     </w:p>
@@ -3168,132 +4488,18 @@
     </w:p>
     <w:p>
       <w:pPr>
-        <w:spacing w:line="336" w:lineRule="auto" w:after="180"/>
-      </w:pPr>
-      <w:r>
-        <w:rPr>
-          <w:b w:val="0"/>
-        </w:rPr>
-        <w:t xml:space="preserve">When testing a learned </w:t>
-      </w:r>
-      <w:r>
-        <w:rPr>
-          <w:b/>
-        </w:rPr>
-        <w:t>representation</w:t>
-      </w:r>
-      <w:r>
-        <w:rPr>
-          <w:b w:val="0"/>
-        </w:rPr>
-        <w:t>, fit pre</w:t>
-      </w:r>
-      <w:r>
-        <w:rPr>
-          <w:b/>
-        </w:rPr>
-        <w:t>process</w:t>
-      </w:r>
-      <w:r>
-        <w:rPr>
-          <w:b w:val="0"/>
-        </w:rPr>
-        <w:t xml:space="preserve">ing and parameters on </w:t>
-      </w:r>
-      <w:r>
-        <w:rPr>
-          <w:b/>
-        </w:rPr>
-        <w:t>training</w:t>
-      </w:r>
-      <w:r>
-        <w:rPr>
-          <w:b w:val="0"/>
-        </w:rPr>
-        <w:t xml:space="preserve"> data, use validation data for choices, and reserve the final test for the declared final evaluation.</w:t>
-      </w:r>
-    </w:p>
-    <w:p>
-      <w:pPr>
-        <w:spacing w:line="336" w:lineRule="auto" w:after="180"/>
-      </w:pPr>
-      <w:r>
-        <w:rPr>
-          <w:b w:val="0"/>
-        </w:rPr>
-        <w:t xml:space="preserve">Compare </w:t>
-      </w:r>
-      <w:r>
-        <w:rPr>
-          <w:b/>
-        </w:rPr>
-        <w:t>representation</w:t>
-      </w:r>
-      <w:r>
-        <w:rPr>
-          <w:b w:val="0"/>
-        </w:rPr>
-        <w:t xml:space="preserve">s with matched data, head rules and </w:t>
-      </w:r>
-      <w:r>
-        <w:rPr>
-          <w:b/>
-        </w:rPr>
-        <w:t>training</w:t>
-      </w:r>
-      <w:r>
-        <w:rPr>
-          <w:b w:val="0"/>
-        </w:rPr>
-        <w:t xml:space="preserve"> budgets, and report </w:t>
-      </w:r>
-      <w:r>
-        <w:rPr>
-          <w:b/>
-        </w:rPr>
-        <w:t>collision</w:t>
-      </w:r>
-      <w:r>
-        <w:rPr>
-          <w:b w:val="0"/>
-        </w:rPr>
-        <w:t>s and failures. Next week makes the axis and channel meanings of image tensors explicit.</w:t>
-      </w:r>
-    </w:p>
-    <w:p>
-      <w:pPr>
-        <w:spacing w:line="336" w:lineRule="auto" w:after="180"/>
-        <w:shd w:fill="F5F1FB"/>
-      </w:pPr>
-      <w:r>
-        <w:rPr>
-          <w:b w:val="0"/>
-        </w:rPr>
-        <w:t xml:space="preserve">For h = [2, 0] and s = 8, recover width, height and area. Does this algebra prove that a </w:t>
-      </w:r>
-      <w:r>
-        <w:rPr>
-          <w:b/>
-        </w:rPr>
-        <w:t>training</w:t>
-      </w:r>
-      <w:r>
-        <w:rPr>
-          <w:b w:val="0"/>
-        </w:rPr>
-        <w:t xml:space="preserve"> program learned the </w:t>
-      </w:r>
-      <w:r>
-        <w:rPr>
-          <w:b/>
-        </w:rPr>
-        <w:t>representation</w:t>
-      </w:r>
-      <w:r>
-        <w:rPr>
-          <w:b w:val="0"/>
-        </w:rPr>
-        <w:t xml:space="preserve"> or that it will work well on noisy measurements?</w:t>
+        <w:pStyle w:val="ListBullet"/>
+      </w:pPr>
+      <w:r>
+        <w:t>When testing a learned representation, fit preprocessing and parameters on training data, use validation data for choices, and reserve the final test for the declared final evaluation. Compare representations with matched data, head rules and training budgets, and report collisions and failures. Next week makes the axis and channel meanings of image tensors explicit.</w:t>
+      </w:r>
+    </w:p>
+    <w:p>
+      <w:pPr>
+        <w:pStyle w:val="ListBullet"/>
+      </w:pPr>
+      <w:r>
+        <w:t>For h = [2, 0] and s = 8, recover width, height and area. Does this algebra prove that a training program learned the representation or that it will work well on noisy measurements?</w:t>
       </w:r>
     </w:p>
     <w:p>
@@ -3329,12 +4535,20 @@
         <w:pStyle w:val="Heading1"/>
       </w:pPr>
       <w:r>
-        <w:t>13. Study a complete case</w:t>
-      </w:r>
-    </w:p>
-    <w:p>
-      <w:r>
-        <w:t>Revisit the complete Learned representations case for supported practice. Repeated examples do not become fresh assessments.</w:t>
+        <w:t>13. Extra practice · Revisit the complete trace</w:t>
+      </w:r>
+    </w:p>
+    <w:p>
+      <w:r>
+        <w:t>Predict before reading the supplied steps.</w:t>
+      </w:r>
+    </w:p>
+    <w:p>
+      <w:pPr>
+        <w:pStyle w:val="Heading2"/>
+      </w:pPr>
+      <w:r>
+        <w:t>Complete trace and evidence</w:t>
       </w:r>
     </w:p>
     <w:p>
@@ -3535,232 +4749,20 @@
         <w:pStyle w:val="Heading1"/>
       </w:pPr>
       <w:r>
-        <w:t>14. Try a new case independently</w:t>
-      </w:r>
-    </w:p>
-    <w:p>
-      <w:r>
-        <w:t>Attempt the reserved new case before feedback. Record support; the earlier examples below remain additional practice.</w:t>
-      </w:r>
-    </w:p>
-    <w:p>
-      <w:pPr>
-        <w:pStyle w:val="Heading3"/>
-      </w:pPr>
-      <w:r>
-        <w:t>Independent case: Audit a new representation independently</w:t>
-      </w:r>
-    </w:p>
-    <w:p>
-      <w:pPr>
-        <w:spacing w:line="336" w:lineRule="auto" w:after="180"/>
-        <w:shd w:fill="F5F1FB"/>
-      </w:pPr>
-      <w:r>
-        <w:rPr>
-          <w:b w:val="0"/>
-        </w:rPr>
-        <w:t>A different layer uses g = [ReLU(width - height - 1), ReLU(height - width - 1)]. Encode [4, 3] and [3, 4]. State their targets for width strictly greater than height.</w:t>
-      </w:r>
-    </w:p>
-    <w:p>
-      <w:pPr>
-        <w:spacing w:line="336" w:lineRule="auto" w:after="180"/>
-        <w:shd w:fill="F5F1FB"/>
-      </w:pPr>
-      <w:r>
-        <w:rPr>
-          <w:b w:val="0"/>
-        </w:rPr>
-        <w:t>Can any deterministic head receiving only g classify both correctly?</w:t>
-      </w:r>
-    </w:p>
-    <w:p>
-      <w:pPr>
-        <w:pStyle w:val="Heading3"/>
-      </w:pPr>
-      <w:r>
-        <w:t>My independent explanation, trace and limits</w:t>
-      </w:r>
-    </w:p>
-    <w:p>
-      <w:r>
-        <w:t>________________________________________________________________</w:t>
-      </w:r>
-    </w:p>
-    <w:p>
-      <w:r>
-        <w:t>________________________________________________________________</w:t>
-      </w:r>
-    </w:p>
-    <w:p>
-      <w:r>
-        <w:t>________________________________________________________________</w:t>
-      </w:r>
-    </w:p>
-    <w:p>
-      <w:r>
-        <w:t>________________________________________________________________</w:t>
-      </w:r>
-    </w:p>
-    <w:p>
-      <w:r>
-        <w:t>________________________________________________________________</w:t>
-      </w:r>
-    </w:p>
-    <w:p>
-      <w:r>
-        <w:t>________________________________________________________________</w:t>
-      </w:r>
-    </w:p>
-    <w:p>
-      <w:r>
-        <w:t>________________________________________________________________</w:t>
-      </w:r>
-    </w:p>
-    <w:p>
-      <w:pPr>
-        <w:spacing w:line="336" w:lineRule="auto" w:after="180"/>
-      </w:pPr>
-      <w:r>
-        <w:rPr>
-          <w:b w:val="0"/>
-        </w:rPr>
-        <w:t>Attempt this case before feedback. Record any help. Earlier examples below are further practice; a case already practised with feedback cannot establish fresh transfer.</w:t>
-      </w:r>
-    </w:p>
-    <w:p>
-      <w:pPr>
-        <w:pStyle w:val="Heading3"/>
-      </w:pPr>
-      <w:r>
-        <w:t>Attempt this without hints</w:t>
-      </w:r>
-    </w:p>
-    <w:p>
-      <w:pPr>
-        <w:spacing w:line="336" w:lineRule="auto" w:after="180"/>
-        <w:shd w:fill="F5F1FB"/>
-      </w:pPr>
-      <w:r>
-        <w:rPr>
-          <w:b w:val="0"/>
-        </w:rPr>
-        <w:t>A different layer uses g = [ReLU(width - height - 1), ReLU(height - width - 1)]. Encode [4, 3] and [3, 4]. State their targets for width strictly greater than height.</w:t>
-      </w:r>
-    </w:p>
-    <w:p>
-      <w:pPr>
-        <w:spacing w:line="336" w:lineRule="auto" w:after="180"/>
-        <w:shd w:fill="F5F1FB"/>
-      </w:pPr>
-      <w:r>
-        <w:rPr>
-          <w:b w:val="0"/>
-        </w:rPr>
-        <w:t>Can any deterministic head receiving only g classify both correctly?</w:t>
-      </w:r>
-    </w:p>
-    <w:p>
-      <w:pPr>
-        <w:pStyle w:val="Heading3"/>
-      </w:pPr>
-      <w:r>
-        <w:t>My independent procedure, result and limitation</w:t>
-      </w:r>
-    </w:p>
-    <w:p>
-      <w:r>
-        <w:t>________________________________________________________________</w:t>
-      </w:r>
-    </w:p>
-    <w:p>
-      <w:r>
-        <w:t>________________________________________________________________</w:t>
-      </w:r>
-    </w:p>
-    <w:p>
-      <w:r>
-        <w:t>________________________________________________________________</w:t>
-      </w:r>
-    </w:p>
-    <w:p>
-      <w:r>
-        <w:t>________________________________________________________________</w:t>
-      </w:r>
-    </w:p>
-    <w:p>
-      <w:r>
-        <w:t>________________________________________________________________</w:t>
-      </w:r>
-    </w:p>
-    <w:p>
-      <w:r>
-        <w:t>________________________________________________________________</w:t>
-      </w:r>
-    </w:p>
-    <w:p>
-      <w:r>
-        <w:t>________________________________________________________________</w:t>
-      </w:r>
-    </w:p>
-    <w:p>
-      <w:r>
-        <w:t>________________________________________________________________</w:t>
-      </w:r>
-    </w:p>
-    <w:p>
-      <w:pPr>
-        <w:spacing w:line="336" w:lineRule="auto" w:after="180"/>
-      </w:pPr>
-      <w:r>
-        <w:rPr>
-          <w:b w:val="0"/>
-        </w:rPr>
-        <w:t>Record support used: none, hint or teacher explanation. After feedback, a different case is needed to demonstrate independence.</w:t>
-      </w:r>
-    </w:p>
-    <w:p>
-      <w:pPr>
-        <w:pStyle w:val="Heading3"/>
-      </w:pPr>
-      <w:r>
-        <w:t>Use feedback to improve</w:t>
-      </w:r>
-    </w:p>
-    <w:p>
-      <w:pPr>
-        <w:spacing w:line="336" w:lineRule="auto" w:after="180"/>
-      </w:pPr>
-      <w:r>
-        <w:rPr>
-          <w:b w:val="0"/>
-        </w:rPr>
-        <w:t>Attempt the independent case before hints. Record whether you worked alone, used a hint or followed a model. After feedback, fix the first unsupported step and explain why it changed.</w:t>
-      </w:r>
-    </w:p>
-    <w:p>
-      <w:pPr>
-        <w:spacing w:line="336" w:lineRule="auto" w:after="180"/>
-      </w:pPr>
-      <w:r>
-        <w:rPr>
-          <w:b w:val="0"/>
-        </w:rPr>
-        <w:t>A later check uses a changed case, not a copied answer.</w:t>
-      </w:r>
-    </w:p>
-    <w:p>
-      <w:pPr>
-        <w:pStyle w:val="Heading1"/>
-      </w:pPr>
-      <w:r>
-        <w:t>15. Your lesson route</w:t>
-      </w:r>
-    </w:p>
-    <w:p>
-      <w:r>
-        <w:t>Use this map to navigate Learned representations, connect the goals to tasks and keep one evidence record for each attempt.</w:t>
+        <w:t>15. Reference · The earlier route checklist</w:t>
+      </w:r>
+    </w:p>
+    <w:p>
+      <w:r>
+        <w:t>Use one main route rather than repeating the lesson.</w:t>
+      </w:r>
+    </w:p>
+    <w:p>
+      <w:pPr>
+        <w:pStyle w:val="Heading2"/>
+      </w:pPr>
+      <w:r>
+        <w:t>Targets,route and first prediction</w:t>
       </w:r>
     </w:p>
     <w:p>
@@ -3951,12 +4953,117 @@
         <w:pStyle w:val="Heading1"/>
       </w:pPr>
       <w:r>
-        <w:t>16. Finish and return</w:t>
-      </w:r>
-    </w:p>
-    <w:p>
-      <w:r>
-        <w:t>Explain Learned representations without notes, identify a remaining question and plan a later check with a changed case.</w:t>
+        <w:t>17. Extra practice · Predict,check and repair</w:t>
+      </w:r>
+    </w:p>
+    <w:p>
+      <w:r>
+        <w:t>Keep supported feedback separate from the independent case.</w:t>
+      </w:r>
+    </w:p>
+    <w:p>
+      <w:pPr>
+        <w:pStyle w:val="Heading2"/>
+      </w:pPr>
+      <w:r>
+        <w:t>First supported question and optional hint</w:t>
+      </w:r>
+    </w:p>
+    <w:p>
+      <w:pPr>
+        <w:pStyle w:val="ListBullet"/>
+      </w:pPr>
+      <w:r>
+        <w:t>See when a representation preserves a distinction and when it destroys it.</w:t>
+      </w:r>
+    </w:p>
+    <w:p>
+      <w:pPr>
+        <w:pStyle w:val="Heading3"/>
+      </w:pPr>
+      <w:r>
+        <w:t>Practice 1: explain the deciding evidence</w:t>
+      </w:r>
+    </w:p>
+    <w:p>
+      <w:pPr>
+        <w:pStyle w:val="ListBullet"/>
+      </w:pPr>
+      <w:r>
+        <w:t>Which labelled step matches this detail? If the head receives only h1+h2, both become 3 and the target distinction is lost.</w:t>
+      </w:r>
+    </w:p>
+    <w:p>
+      <w:pPr>
+        <w:pStyle w:val="ListBullet"/>
+      </w:pPr>
+      <w:r>
+        <w:t>1. Encode B</w:t>
+      </w:r>
+    </w:p>
+    <w:p>
+      <w:pPr>
+        <w:pStyle w:val="ListBullet"/>
+      </w:pPr>
+      <w:r>
+        <w:t>2. Encode A</w:t>
+      </w:r>
+    </w:p>
+    <w:p>
+      <w:pPr>
+        <w:pStyle w:val="ListBullet"/>
+      </w:pPr>
+      <w:r>
+        <w:t>3. Compare collapsed summary</w:t>
+      </w:r>
+    </w:p>
+    <w:p>
+      <w:pPr>
+        <w:pStyle w:val="Heading3"/>
+      </w:pPr>
+      <w:r>
+        <w:t>My selected conclusion, deciding fact and explanation</w:t>
+      </w:r>
+    </w:p>
+    <w:p>
+      <w:r>
+        <w:t>________________________________________________________________</w:t>
+      </w:r>
+    </w:p>
+    <w:p>
+      <w:r>
+        <w:t>________________________________________________________________</w:t>
+      </w:r>
+    </w:p>
+    <w:p>
+      <w:r>
+        <w:t>________________________________________________________________</w:t>
+      </w:r>
+    </w:p>
+    <w:p>
+      <w:r>
+        <w:t>________________________________________________________________</w:t>
+      </w:r>
+    </w:p>
+    <w:p>
+      <w:r>
+        <w:t>________________________________________________________________</w:t>
+      </w:r>
+    </w:p>
+    <w:p>
+      <w:pPr>
+        <w:pStyle w:val="ListBullet"/>
+      </w:pPr>
+      <w:r>
+        <w:t>Hint if needed: Read the steps in the pictorial case. Match the supplied detail to the stage that performs or records it.</w:t>
+      </w:r>
+    </w:p>
+    <w:p>
+      <w:pPr>
+        <w:pStyle w:val="Heading2"/>
+      </w:pPr>
+      <w:r>
+        <w:t>Check after the first attempt · reference / check after trying</w:t>
       </w:r>
     </w:p>
     <w:p>
@@ -3967,7 +5074,53 @@
         <w:rPr>
           <w:b w:val="0"/>
         </w:rPr>
-        <w:t xml:space="preserve">Close your notes. Explain this goal in your own words: Trace an </w:t>
+        <w:t>After your attempt, compare with the supported explanation: Compare collapsed summary If the head receives only h1+h2, both become 3 and the target distinction is lost.</w:t>
+      </w:r>
+    </w:p>
+    <w:p>
+      <w:pPr>
+        <w:spacing w:line="336" w:lineRule="auto" w:after="180"/>
+      </w:pPr>
+      <w:r>
+        <w:rPr>
+          <w:b w:val="0"/>
+        </w:rPr>
+        <w:t xml:space="preserve">A hidden </w:t>
+      </w:r>
+      <w:r>
+        <w:rPr>
+          <w:b/>
+        </w:rPr>
+        <w:t>representation</w:t>
+      </w:r>
+      <w:r>
+        <w:rPr>
+          <w:b w:val="0"/>
+        </w:rPr>
+        <w:t xml:space="preserve"> decides which distinctions remain available to an </w:t>
+      </w:r>
+      <w:r>
+        <w:rPr>
+          <w:b/>
+        </w:rPr>
+        <w:t>output</w:t>
+      </w:r>
+      <w:r>
+        <w:rPr>
+          <w:b w:val="0"/>
+        </w:rPr>
+        <w:t xml:space="preserve"> head. These two hidden coordinates preserve whether the left or right side is brighter.</w:t>
+      </w:r>
+    </w:p>
+    <w:p>
+      <w:pPr>
+        <w:spacing w:line="336" w:lineRule="auto" w:after="180"/>
+      </w:pPr>
+      <w:r>
+        <w:rPr>
+          <w:b w:val="0"/>
+        </w:rPr>
+        <w:t xml:space="preserve">Adding them discards that direction and gives both examples the same scalar. A deterministic head cannot assign different labels to identical </w:t>
       </w:r>
       <w:r>
         <w:rPr>
@@ -3979,7 +5132,115 @@
         <w:rPr>
           <w:b w:val="0"/>
         </w:rPr>
-        <w:t xml:space="preserve"> through a hidden </w:t>
+        <w:t>s; retain the distinction or change the task.</w:t>
+      </w:r>
+    </w:p>
+    <w:p>
+      <w:pPr>
+        <w:pStyle w:val="Heading2"/>
+      </w:pPr>
+      <w:r>
+        <w:t>Changed-case question and optional hint</w:t>
+      </w:r>
+    </w:p>
+    <w:p>
+      <w:pPr>
+        <w:pStyle w:val="Heading3"/>
+      </w:pPr>
+      <w:r>
+        <w:t>Practice 2: explain the deciding evidence</w:t>
+      </w:r>
+    </w:p>
+    <w:p>
+      <w:pPr>
+        <w:pStyle w:val="ListBullet"/>
+      </w:pPr>
+      <w:r>
+        <w:t>Changed-case practice: The head keeps both ordered hidden values instead of their sum. Which conclusion is supported by the supplied facts?</w:t>
+      </w:r>
+    </w:p>
+    <w:p>
+      <w:pPr>
+        <w:pStyle w:val="ListBullet"/>
+      </w:pPr>
+      <w:r>
+        <w:t>1. This one example guarantees correct results for every future input.</w:t>
+      </w:r>
+    </w:p>
+    <w:p>
+      <w:pPr>
+        <w:pStyle w:val="ListBullet"/>
+      </w:pPr>
+      <w:r>
+        <w:t>2. We can decide the result without examining the changed input or the procedure.</w:t>
+      </w:r>
+    </w:p>
+    <w:p>
+      <w:pPr>
+        <w:pStyle w:val="ListBullet"/>
+      </w:pPr>
+      <w:r>
+        <w:t>3. It can distinguish [3, 0] from [0, 3] in this example.</w:t>
+      </w:r>
+    </w:p>
+    <w:p>
+      <w:pPr>
+        <w:pStyle w:val="Heading3"/>
+      </w:pPr>
+      <w:r>
+        <w:t>My selected conclusion, deciding fact and explanation</w:t>
+      </w:r>
+    </w:p>
+    <w:p>
+      <w:r>
+        <w:t>________________________________________________________________</w:t>
+      </w:r>
+    </w:p>
+    <w:p>
+      <w:r>
+        <w:t>________________________________________________________________</w:t>
+      </w:r>
+    </w:p>
+    <w:p>
+      <w:r>
+        <w:t>________________________________________________________________</w:t>
+      </w:r>
+    </w:p>
+    <w:p>
+      <w:r>
+        <w:t>________________________________________________________________</w:t>
+      </w:r>
+    </w:p>
+    <w:p>
+      <w:r>
+        <w:t>________________________________________________________________</w:t>
+      </w:r>
+    </w:p>
+    <w:p>
+      <w:pPr>
+        <w:pStyle w:val="ListBullet"/>
+      </w:pPr>
+      <w:r>
+        <w:t>Hint if needed: Use the changed condition and the deciding step in the pictorial trace. The answer must say what follows from those facts.</w:t>
+      </w:r>
+    </w:p>
+    <w:p>
+      <w:pPr>
+        <w:pStyle w:val="Heading2"/>
+      </w:pPr>
+      <w:r>
+        <w:t>Check after the changed attempt · reference / check after trying</w:t>
+      </w:r>
+    </w:p>
+    <w:p>
+      <w:pPr>
+        <w:spacing w:line="336" w:lineRule="auto" w:after="180"/>
+      </w:pPr>
+      <w:r>
+        <w:rPr>
+          <w:b w:val="0"/>
+        </w:rPr>
+        <w:t xml:space="preserve">After your attempt, compare with the supported explanation: It can distinguish [3, 0] from [0, 3] in this example. The </w:t>
       </w:r>
       <w:r>
         <w:rPr>
@@ -3991,40 +5252,15 @@
         <w:rPr>
           <w:b w:val="0"/>
         </w:rPr>
-        <w:t xml:space="preserve"> and a decision rule</w:t>
-      </w:r>
-    </w:p>
-    <w:p>
-      <w:pPr>
-        <w:pStyle w:val="Heading3"/>
-      </w:pPr>
-      <w:r>
-        <w:t>My deciding step, evidence and one remaining question</w:t>
-      </w:r>
-    </w:p>
-    <w:p>
-      <w:r>
-        <w:t>________________________________________________________________</w:t>
-      </w:r>
-    </w:p>
-    <w:p>
-      <w:r>
-        <w:t>________________________________________________________________</w:t>
-      </w:r>
-    </w:p>
-    <w:p>
-      <w:r>
-        <w:t>________________________________________________________________</w:t>
-      </w:r>
-    </w:p>
-    <w:p>
-      <w:r>
-        <w:t>________________________________________________________________</w:t>
-      </w:r>
-    </w:p>
-    <w:p>
-      <w:r>
-        <w:t>________________________________________________________________</w:t>
+        <w:t xml:space="preserve"> retains the direction of brightness difference when coordinates stay separate.</w:t>
+      </w:r>
+    </w:p>
+    <w:p>
+      <w:pPr>
+        <w:pStyle w:val="Heading2"/>
+      </w:pPr>
+      <w:r>
+        <w:t>Repair and retain the record</w:t>
       </w:r>
     </w:p>
     <w:p>
@@ -4035,7 +5271,133 @@
         <w:rPr>
           <w:b w:val="0"/>
         </w:rPr>
-        <w:t xml:space="preserve">If you are unsure, return to the worked picture and explain one arrow. If you are ready, change an </w:t>
+        <w:t>Review Debugging shapes and gradients (ai-5/18). Goal: Check dimension contracts before computing a layer. Short practice: What should a debugging record pair with every gradient value?</w:t>
+      </w:r>
+    </w:p>
+    <w:p>
+      <w:pPr>
+        <w:spacing w:line="336" w:lineRule="auto" w:after="180"/>
+      </w:pPr>
+      <w:r>
+        <w:rPr>
+          <w:b w:val="0"/>
+        </w:rPr>
+        <w:t xml:space="preserve">Point to the relevant step in the picture, then write the changed result and the rule or </w:t>
+      </w:r>
+      <w:r>
+        <w:rPr>
+          <w:b/>
+        </w:rPr>
+        <w:t>evidence</w:t>
+      </w:r>
+      <w:r>
+        <w:rPr>
+          <w:b w:val="0"/>
+        </w:rPr>
+        <w:t xml:space="preserve"> that supports it.. Return to this week and explain what you changed.</w:t>
+      </w:r>
+    </w:p>
+    <w:p>
+      <w:pPr>
+        <w:spacing w:line="336" w:lineRule="auto" w:after="180"/>
+      </w:pPr>
+      <w:r>
+        <w:rPr>
+          <w:b w:val="0"/>
+        </w:rPr>
+        <w:t xml:space="preserve">Review Regularisation and early stopping (ai-5/16). Goal: Separate a weight penalty from </w:t>
+      </w:r>
+      <w:r>
+        <w:rPr>
+          <w:b/>
+        </w:rPr>
+        <w:t>prediction</w:t>
+      </w:r>
+      <w:r>
+        <w:rPr>
+          <w:b w:val="0"/>
+        </w:rPr>
+        <w:t xml:space="preserve"> error. Short practice: Why should the penalty value not be reported as validation error?</w:t>
+      </w:r>
+    </w:p>
+    <w:p>
+      <w:pPr>
+        <w:spacing w:line="336" w:lineRule="auto" w:after="180"/>
+      </w:pPr>
+      <w:r>
+        <w:rPr>
+          <w:b w:val="0"/>
+        </w:rPr>
+        <w:t xml:space="preserve">Point to the relevant step in the picture, then write the changed result and the rule or </w:t>
+      </w:r>
+      <w:r>
+        <w:rPr>
+          <w:b/>
+        </w:rPr>
+        <w:t>evidence</w:t>
+      </w:r>
+      <w:r>
+        <w:rPr>
+          <w:b w:val="0"/>
+        </w:rPr>
+        <w:t xml:space="preserve"> that supports it.. Return to this week and explain what you changed.</w:t>
+      </w:r>
+    </w:p>
+    <w:p>
+      <w:pPr>
+        <w:spacing w:line="336" w:lineRule="auto" w:after="180"/>
+      </w:pPr>
+      <w:r>
+        <w:rPr>
+          <w:b w:val="0"/>
+        </w:rPr>
+        <w:t>Review Batching and epochs (ai-5/13). Goal: Distinguish an example a batch an update and an epoch. Short practice: Why do the single-example orders finish at different weights?</w:t>
+      </w:r>
+    </w:p>
+    <w:p>
+      <w:pPr>
+        <w:spacing w:line="336" w:lineRule="auto" w:after="180"/>
+      </w:pPr>
+      <w:r>
+        <w:rPr>
+          <w:b w:val="0"/>
+        </w:rPr>
+        <w:t xml:space="preserve">Point to the relevant step in the picture, then write the changed result and the rule or </w:t>
+      </w:r>
+      <w:r>
+        <w:rPr>
+          <w:b/>
+        </w:rPr>
+        <w:t>evidence</w:t>
+      </w:r>
+      <w:r>
+        <w:rPr>
+          <w:b w:val="0"/>
+        </w:rPr>
+        <w:t xml:space="preserve"> that supports it.. Return to this week and explain what you changed.</w:t>
+      </w:r>
+    </w:p>
+    <w:p>
+      <w:pPr>
+        <w:spacing w:line="336" w:lineRule="auto" w:after="180"/>
+      </w:pPr>
+      <w:r>
+        <w:rPr>
+          <w:b w:val="0"/>
+        </w:rPr>
+        <w:t xml:space="preserve">The browser lab lets you edit the supported Python examples already included in this lesson. Predict first, run, inspect the actual </w:t>
+      </w:r>
+      <w:r>
+        <w:rPr>
+          <w:b/>
+        </w:rPr>
+        <w:t>output</w:t>
+      </w:r>
+      <w:r>
+        <w:rPr>
+          <w:b w:val="0"/>
+        </w:rPr>
+        <w:t xml:space="preserve"> or error, change one </w:t>
       </w:r>
       <w:r>
         <w:rPr>
@@ -4047,7 +5409,18 @@
         <w:rPr>
           <w:b w:val="0"/>
         </w:rPr>
-        <w:t xml:space="preserve"> or assumption and justify your </w:t>
+        <w:t>, then run again.</w:t>
+      </w:r>
+    </w:p>
+    <w:p>
+      <w:pPr>
+        <w:spacing w:line="336" w:lineRule="auto" w:after="180"/>
+      </w:pPr>
+      <w:r>
+        <w:rPr>
+          <w:b w:val="0"/>
+        </w:rPr>
+        <w:t xml:space="preserve">Keep code, </w:t>
       </w:r>
       <w:r>
         <w:rPr>
@@ -4059,7 +5432,7 @@
         <w:rPr>
           <w:b w:val="0"/>
         </w:rPr>
-        <w:t>.</w:t>
+        <w:t>s, actual results and a reasoned revision together. On paper, label your result as a trace rather than an execution.</w:t>
       </w:r>
     </w:p>
     <w:p>
@@ -4070,7 +5443,7 @@
         <w:rPr>
           <w:b w:val="0"/>
         </w:rPr>
-        <w:t xml:space="preserve">Save your workbook </w:t>
+        <w:t xml:space="preserve">Use Download completed work in the hosted lesson to export your answers, reflections, practice feedback and code-run </w:t>
       </w:r>
       <w:r>
         <w:rPr>
@@ -4082,20 +5455,26 @@
         <w:rPr>
           <w:b w:val="0"/>
         </w:rPr>
-        <w:t>. At the next review, try a different case before opening your old answer.</w:t>
-      </w:r>
-    </w:p>
-    <w:p>
-      <w:pPr>
-        <w:pStyle w:val="Heading1"/>
-      </w:pPr>
-      <w:r>
-        <w:t>17. Supported practice, repair and portfolio</w:t>
-      </w:r>
-    </w:p>
-    <w:p>
-      <w:r>
-        <w:t>Attempt supported questions before using hints or feedback. Review a missing building block, then keep the completed work.</w:t>
+        <w:t>. Open the HTML copy to read or print it.</w:t>
+      </w:r>
+    </w:p>
+    <w:p>
+      <w:pPr>
+        <w:spacing w:line="336" w:lineRule="auto" w:after="180"/>
+      </w:pPr>
+      <w:r>
+        <w:rPr>
+          <w:b w:val="0"/>
+        </w:rPr>
+        <w:t>Drafts stay in this browser when storage is available; clear drafts on a shared device.</w:t>
+      </w:r>
+    </w:p>
+    <w:p>
+      <w:pPr>
+        <w:pStyle w:val="Heading2"/>
+      </w:pPr>
+      <w:r>
+        <w:t>Earlier wording, alternatives and picture transcripts · reference / check after trying</w:t>
       </w:r>
     </w:p>
     <w:p>
@@ -4111,80 +5490,10 @@
     </w:p>
     <w:p>
       <w:pPr>
-        <w:spacing w:line="336" w:lineRule="auto" w:after="180"/>
-      </w:pPr>
-      <w:r>
-        <w:rPr>
-          <w:b w:val="0"/>
-        </w:rPr>
-        <w:t xml:space="preserve">See when a </w:t>
-      </w:r>
-      <w:r>
-        <w:rPr>
-          <w:b/>
-        </w:rPr>
-        <w:t>representation</w:t>
-      </w:r>
-      <w:r>
-        <w:rPr>
-          <w:b w:val="0"/>
-        </w:rPr>
-        <w:t xml:space="preserve"> preserves a distinction and when it destroys it.</w:t>
-      </w:r>
-    </w:p>
-    <w:p>
-      <w:pPr>
         <w:pStyle w:val="Heading3"/>
       </w:pPr>
       <w:r>
-        <w:t>Practice 1: explain the deciding evidence</w:t>
-      </w:r>
-    </w:p>
-    <w:p>
-      <w:pPr>
-        <w:spacing w:line="336" w:lineRule="auto" w:after="180"/>
-      </w:pPr>
-      <w:r>
-        <w:rPr>
-          <w:b w:val="0"/>
-        </w:rPr>
-        <w:t>Which labelled step matches this detail? If the head receives only h1+h2, both become 3 and the target distinction is lost.</w:t>
-      </w:r>
-    </w:p>
-    <w:p>
-      <w:pPr>
-        <w:spacing w:line="336" w:lineRule="auto" w:after="180"/>
-        <w:shd w:fill="F4F9FC"/>
-      </w:pPr>
-      <w:r>
-        <w:rPr>
-          <w:b w:val="0"/>
-        </w:rPr>
-        <w:t>1. Encode B</w:t>
-      </w:r>
-    </w:p>
-    <w:p>
-      <w:pPr>
-        <w:spacing w:line="336" w:lineRule="auto" w:after="180"/>
-        <w:shd w:fill="F4F9FC"/>
-      </w:pPr>
-      <w:r>
-        <w:rPr>
-          <w:b w:val="0"/>
-        </w:rPr>
-        <w:t>2. Encode A</w:t>
-      </w:r>
-    </w:p>
-    <w:p>
-      <w:pPr>
-        <w:spacing w:line="336" w:lineRule="auto" w:after="180"/>
-        <w:shd w:fill="F4F9FC"/>
-      </w:pPr>
-      <w:r>
-        <w:rPr>
-          <w:b w:val="0"/>
-        </w:rPr>
-        <w:t>3. Compare collapsed summary</w:t>
+        <w:t>Repair a missing building block</w:t>
       </w:r>
     </w:p>
     <w:p>
@@ -4192,32 +5501,7 @@
         <w:pStyle w:val="Heading3"/>
       </w:pPr>
       <w:r>
-        <w:t>My selected conclusion, deciding fact and explanation</w:t>
-      </w:r>
-    </w:p>
-    <w:p>
-      <w:r>
-        <w:t>________________________________________________________________</w:t>
-      </w:r>
-    </w:p>
-    <w:p>
-      <w:r>
-        <w:t>________________________________________________________________</w:t>
-      </w:r>
-    </w:p>
-    <w:p>
-      <w:r>
-        <w:t>________________________________________________________________</w:t>
-      </w:r>
-    </w:p>
-    <w:p>
-      <w:r>
-        <w:t>________________________________________________________________</w:t>
-      </w:r>
-    </w:p>
-    <w:p>
-      <w:r>
-        <w:t>________________________________________________________________</w:t>
+        <w:t>Predict, run and debug</w:t>
       </w:r>
     </w:p>
     <w:p>
@@ -4225,520 +5509,25 @@
         <w:pStyle w:val="Heading3"/>
       </w:pPr>
       <w:r>
-        <w:t>Hint · try first</w:t>
-      </w:r>
-    </w:p>
-    <w:p>
-      <w:pPr>
-        <w:spacing w:line="336" w:lineRule="auto" w:after="180"/>
-        <w:shd w:fill="F1F6F8"/>
-      </w:pPr>
-      <w:r>
-        <w:rPr>
-          <w:b w:val="0"/>
-        </w:rPr>
-        <w:t>Hint if needed: Read the steps in the pictorial case. Match the supplied detail to the stage that performs or records it.</w:t>
-      </w:r>
-    </w:p>
-    <w:p>
-      <w:pPr>
-        <w:pStyle w:val="Heading3"/>
-      </w:pPr>
-      <w:r>
-        <w:t>Feedback · compare after trying</w:t>
-      </w:r>
-    </w:p>
-    <w:p>
-      <w:pPr>
-        <w:spacing w:line="336" w:lineRule="auto" w:after="180"/>
-        <w:shd w:fill="F1F6FC"/>
-      </w:pPr>
-      <w:r>
-        <w:rPr>
-          <w:b w:val="0"/>
-        </w:rPr>
-        <w:t>After your attempt, compare with the supported explanation: Compare collapsed summary If the head receives only h1+h2, both become 3 and the target distinction is lost.</w:t>
-      </w:r>
-    </w:p>
-    <w:p>
-      <w:pPr>
-        <w:spacing w:line="336" w:lineRule="auto" w:after="180"/>
-        <w:shd w:fill="F1F6FC"/>
-      </w:pPr>
-      <w:r>
-        <w:rPr>
-          <w:b w:val="0"/>
-        </w:rPr>
-        <w:t xml:space="preserve">A hidden </w:t>
-      </w:r>
-      <w:r>
-        <w:rPr>
-          <w:b/>
-        </w:rPr>
-        <w:t>representation</w:t>
-      </w:r>
-      <w:r>
-        <w:rPr>
-          <w:b w:val="0"/>
-        </w:rPr>
-        <w:t xml:space="preserve"> decides which distinctions remain available to an </w:t>
-      </w:r>
-      <w:r>
-        <w:rPr>
-          <w:b/>
-        </w:rPr>
-        <w:t>output</w:t>
-      </w:r>
-      <w:r>
-        <w:rPr>
-          <w:b w:val="0"/>
-        </w:rPr>
-        <w:t xml:space="preserve"> head. These two hidden coordinates preserve whether the left or right side is brighter.</w:t>
-      </w:r>
-    </w:p>
-    <w:p>
-      <w:pPr>
-        <w:spacing w:line="336" w:lineRule="auto" w:after="180"/>
-        <w:shd w:fill="F1F6FC"/>
-      </w:pPr>
-      <w:r>
-        <w:rPr>
-          <w:b w:val="0"/>
-        </w:rPr>
-        <w:t xml:space="preserve">Adding them discards that direction and gives both examples the same scalar. A deterministic head cannot assign different labels to identical </w:t>
-      </w:r>
-      <w:r>
-        <w:rPr>
-          <w:b/>
-        </w:rPr>
-        <w:t>input</w:t>
-      </w:r>
-      <w:r>
-        <w:rPr>
-          <w:b w:val="0"/>
-        </w:rPr>
-        <w:t>s; retain the distinction or change the task.</w:t>
-      </w:r>
-    </w:p>
-    <w:p>
-      <w:pPr>
-        <w:pStyle w:val="Heading3"/>
-      </w:pPr>
-      <w:r>
-        <w:t>Practice 2: explain the deciding evidence</w:t>
-      </w:r>
-    </w:p>
-    <w:p>
-      <w:pPr>
-        <w:pStyle w:val="Heading3"/>
-      </w:pPr>
-      <w:r>
-        <w:t>Changed case · predict first</w:t>
-      </w:r>
-    </w:p>
-    <w:p>
-      <w:pPr>
-        <w:spacing w:line="336" w:lineRule="auto" w:after="180"/>
-        <w:shd w:fill="F5F1FB"/>
-      </w:pPr>
-      <w:r>
-        <w:rPr>
-          <w:b w:val="0"/>
-        </w:rPr>
-        <w:t>Changed-case practice: The head keeps both ordered hidden values instead of their sum. Which conclusion is supported by the supplied facts?</w:t>
-      </w:r>
-    </w:p>
-    <w:p>
-      <w:pPr>
-        <w:spacing w:line="336" w:lineRule="auto" w:after="180"/>
-        <w:shd w:fill="F4F9FC"/>
-      </w:pPr>
-      <w:r>
-        <w:rPr>
-          <w:b w:val="0"/>
-        </w:rPr>
-        <w:t xml:space="preserve">1. This one example guarantees correct results for every future </w:t>
-      </w:r>
-      <w:r>
-        <w:rPr>
-          <w:b/>
-        </w:rPr>
-        <w:t>input</w:t>
-      </w:r>
-      <w:r>
-        <w:rPr>
-          <w:b w:val="0"/>
-        </w:rPr>
-        <w:t>.</w:t>
-      </w:r>
-    </w:p>
-    <w:p>
-      <w:pPr>
-        <w:spacing w:line="336" w:lineRule="auto" w:after="180"/>
-        <w:shd w:fill="F4F9FC"/>
-      </w:pPr>
-      <w:r>
-        <w:rPr>
-          <w:b w:val="0"/>
-        </w:rPr>
-        <w:t xml:space="preserve">2. We can decide the result without examining the changed </w:t>
-      </w:r>
-      <w:r>
-        <w:rPr>
-          <w:b/>
-        </w:rPr>
-        <w:t>input</w:t>
-      </w:r>
-      <w:r>
-        <w:rPr>
-          <w:b w:val="0"/>
-        </w:rPr>
-        <w:t xml:space="preserve"> or the procedure.</w:t>
-      </w:r>
-    </w:p>
-    <w:p>
-      <w:pPr>
-        <w:spacing w:line="336" w:lineRule="auto" w:after="180"/>
-        <w:shd w:fill="F4F9FC"/>
-      </w:pPr>
-      <w:r>
-        <w:rPr>
-          <w:b w:val="0"/>
-        </w:rPr>
-        <w:t>3. It can distinguish [3, 0] from [0, 3] in this example.</w:t>
-      </w:r>
-    </w:p>
-    <w:p>
-      <w:pPr>
-        <w:pStyle w:val="Heading3"/>
-      </w:pPr>
-      <w:r>
-        <w:t>My selected conclusion, deciding fact and explanation</w:t>
-      </w:r>
-    </w:p>
-    <w:p>
-      <w:r>
-        <w:t>________________________________________________________________</w:t>
-      </w:r>
-    </w:p>
-    <w:p>
-      <w:r>
-        <w:t>________________________________________________________________</w:t>
-      </w:r>
-    </w:p>
-    <w:p>
-      <w:r>
-        <w:t>________________________________________________________________</w:t>
-      </w:r>
-    </w:p>
-    <w:p>
-      <w:r>
-        <w:t>________________________________________________________________</w:t>
-      </w:r>
-    </w:p>
-    <w:p>
-      <w:r>
-        <w:t>________________________________________________________________</w:t>
-      </w:r>
-    </w:p>
-    <w:p>
-      <w:pPr>
-        <w:pStyle w:val="Heading3"/>
-      </w:pPr>
-      <w:r>
-        <w:t>Hint · try first</w:t>
-      </w:r>
-    </w:p>
-    <w:p>
-      <w:pPr>
-        <w:spacing w:line="336" w:lineRule="auto" w:after="180"/>
-        <w:shd w:fill="F1F6F8"/>
-      </w:pPr>
-      <w:r>
-        <w:rPr>
-          <w:b w:val="0"/>
-        </w:rPr>
-        <w:t>Hint if needed: Use the changed condition and the deciding step in the pictorial trace. The answer must say what follows from those facts.</w:t>
-      </w:r>
-    </w:p>
-    <w:p>
-      <w:pPr>
-        <w:pStyle w:val="Heading3"/>
-      </w:pPr>
-      <w:r>
-        <w:t>Feedback · compare after trying</w:t>
-      </w:r>
-    </w:p>
-    <w:p>
-      <w:pPr>
-        <w:spacing w:line="336" w:lineRule="auto" w:after="180"/>
-        <w:shd w:fill="F1F6FC"/>
-      </w:pPr>
-      <w:r>
-        <w:rPr>
-          <w:b w:val="0"/>
-        </w:rPr>
-        <w:t xml:space="preserve">After your attempt, compare with the supported explanation: It can distinguish [3, 0] from [0, 3] in this example. The </w:t>
-      </w:r>
-      <w:r>
-        <w:rPr>
-          <w:b/>
-        </w:rPr>
-        <w:t>representation</w:t>
-      </w:r>
-      <w:r>
-        <w:rPr>
-          <w:b w:val="0"/>
-        </w:rPr>
-        <w:t xml:space="preserve"> retains the direction of brightness difference when coordinates stay separate.</w:t>
-      </w:r>
-    </w:p>
-    <w:p>
-      <w:pPr>
-        <w:pStyle w:val="Heading3"/>
-      </w:pPr>
-      <w:r>
-        <w:t>Repair a missing building block</w:t>
-      </w:r>
-    </w:p>
-    <w:p>
-      <w:pPr>
-        <w:spacing w:line="336" w:lineRule="auto" w:after="180"/>
-      </w:pPr>
-      <w:r>
-        <w:rPr>
-          <w:b w:val="0"/>
-        </w:rPr>
-        <w:t>Review Debugging shapes and gradients (ai-5/18). Goal: Check dimension contracts before computing a layer. Short practice: What should a debugging record pair with every gradient value?</w:t>
-      </w:r>
-    </w:p>
-    <w:p>
-      <w:pPr>
-        <w:spacing w:line="336" w:lineRule="auto" w:after="180"/>
-      </w:pPr>
-      <w:r>
-        <w:rPr>
-          <w:b w:val="0"/>
-        </w:rPr>
-        <w:t xml:space="preserve">Point to the relevant step in the picture, then write the changed result and the rule or </w:t>
-      </w:r>
-      <w:r>
-        <w:rPr>
-          <w:b/>
-        </w:rPr>
-        <w:t>evidence</w:t>
-      </w:r>
-      <w:r>
-        <w:rPr>
-          <w:b w:val="0"/>
-        </w:rPr>
-        <w:t xml:space="preserve"> that supports it.. Return to this week and explain what you changed.</w:t>
-      </w:r>
-    </w:p>
-    <w:p>
-      <w:pPr>
-        <w:spacing w:line="336" w:lineRule="auto" w:after="180"/>
-      </w:pPr>
-      <w:r>
-        <w:rPr>
-          <w:b w:val="0"/>
-        </w:rPr>
-        <w:t xml:space="preserve">Review Regularisation and early stopping (ai-5/16). Goal: Separate a weight penalty from </w:t>
-      </w:r>
-      <w:r>
-        <w:rPr>
-          <w:b/>
-        </w:rPr>
-        <w:t>prediction</w:t>
-      </w:r>
-      <w:r>
-        <w:rPr>
-          <w:b w:val="0"/>
-        </w:rPr>
-        <w:t xml:space="preserve"> error. Short practice: Why should the penalty value not be reported as validation error?</w:t>
-      </w:r>
-    </w:p>
-    <w:p>
-      <w:pPr>
-        <w:spacing w:line="336" w:lineRule="auto" w:after="180"/>
-      </w:pPr>
-      <w:r>
-        <w:rPr>
-          <w:b w:val="0"/>
-        </w:rPr>
-        <w:t xml:space="preserve">Point to the relevant step in the picture, then write the changed result and the rule or </w:t>
-      </w:r>
-      <w:r>
-        <w:rPr>
-          <w:b/>
-        </w:rPr>
-        <w:t>evidence</w:t>
-      </w:r>
-      <w:r>
-        <w:rPr>
-          <w:b w:val="0"/>
-        </w:rPr>
-        <w:t xml:space="preserve"> that supports it.. Return to this week and explain what you changed.</w:t>
-      </w:r>
-    </w:p>
-    <w:p>
-      <w:pPr>
-        <w:spacing w:line="336" w:lineRule="auto" w:after="180"/>
-      </w:pPr>
-      <w:r>
-        <w:rPr>
-          <w:b w:val="0"/>
-        </w:rPr>
-        <w:t>Review Batching and epochs (ai-5/13). Goal: Distinguish an example a batch an update and an epoch. Short practice: Why do the single-example orders finish at different weights?</w:t>
-      </w:r>
-    </w:p>
-    <w:p>
-      <w:pPr>
-        <w:spacing w:line="336" w:lineRule="auto" w:after="180"/>
-      </w:pPr>
-      <w:r>
-        <w:rPr>
-          <w:b w:val="0"/>
-        </w:rPr>
-        <w:t xml:space="preserve">Point to the relevant step in the picture, then write the changed result and the rule or </w:t>
-      </w:r>
-      <w:r>
-        <w:rPr>
-          <w:b/>
-        </w:rPr>
-        <w:t>evidence</w:t>
-      </w:r>
-      <w:r>
-        <w:rPr>
-          <w:b w:val="0"/>
-        </w:rPr>
-        <w:t xml:space="preserve"> that supports it.. Return to this week and explain what you changed.</w:t>
-      </w:r>
-    </w:p>
-    <w:p>
-      <w:pPr>
-        <w:pStyle w:val="Heading3"/>
-      </w:pPr>
-      <w:r>
-        <w:t>Predict, run and debug</w:t>
-      </w:r>
-    </w:p>
-    <w:p>
-      <w:pPr>
-        <w:spacing w:line="336" w:lineRule="auto" w:after="180"/>
-      </w:pPr>
-      <w:r>
-        <w:rPr>
-          <w:b w:val="0"/>
-        </w:rPr>
-        <w:t xml:space="preserve">The browser lab lets you edit the supported Python examples already included in this lesson. Predict first, run, inspect the actual </w:t>
-      </w:r>
-      <w:r>
-        <w:rPr>
-          <w:b/>
-        </w:rPr>
-        <w:t>output</w:t>
-      </w:r>
-      <w:r>
-        <w:rPr>
-          <w:b w:val="0"/>
-        </w:rPr>
-        <w:t xml:space="preserve"> or error, change one </w:t>
-      </w:r>
-      <w:r>
-        <w:rPr>
-          <w:b/>
-        </w:rPr>
-        <w:t>input</w:t>
-      </w:r>
-      <w:r>
-        <w:rPr>
-          <w:b w:val="0"/>
-        </w:rPr>
-        <w:t>, then run again.</w:t>
-      </w:r>
-    </w:p>
-    <w:p>
-      <w:pPr>
-        <w:spacing w:line="336" w:lineRule="auto" w:after="180"/>
-      </w:pPr>
-      <w:r>
-        <w:rPr>
-          <w:b w:val="0"/>
-        </w:rPr>
-        <w:t xml:space="preserve">Keep code, </w:t>
-      </w:r>
-      <w:r>
-        <w:rPr>
-          <w:b/>
-        </w:rPr>
-        <w:t>prediction</w:t>
-      </w:r>
-      <w:r>
-        <w:rPr>
-          <w:b w:val="0"/>
-        </w:rPr>
-        <w:t>s, actual results and a reasoned revision together. On paper, label your result as a trace rather than an execution.</w:t>
-      </w:r>
-    </w:p>
-    <w:p>
-      <w:pPr>
-        <w:pStyle w:val="Heading3"/>
-      </w:pPr>
-      <w:r>
         <w:t>Keep your completed work</w:t>
       </w:r>
     </w:p>
     <w:p>
       <w:pPr>
-        <w:spacing w:line="336" w:lineRule="auto" w:after="180"/>
-      </w:pPr>
-      <w:r>
-        <w:rPr>
-          <w:b w:val="0"/>
-        </w:rPr>
-        <w:t xml:space="preserve">Use Download completed work in the hosted lesson to export your answers, reflections, practice feedback and code-run </w:t>
-      </w:r>
-      <w:r>
-        <w:rPr>
-          <w:b/>
-        </w:rPr>
-        <w:t>evidence</w:t>
-      </w:r>
-      <w:r>
-        <w:rPr>
-          <w:b w:val="0"/>
-        </w:rPr>
-        <w:t>. Open the HTML copy to read or print it.</w:t>
-      </w:r>
-    </w:p>
-    <w:p>
-      <w:pPr>
-        <w:spacing w:line="336" w:lineRule="auto" w:after="180"/>
-      </w:pPr>
-      <w:r>
-        <w:rPr>
-          <w:b w:val="0"/>
-        </w:rPr>
-        <w:t>Drafts stay in this browser when storage is available; clear drafts on a shared device.</w:t>
-      </w:r>
-    </w:p>
-    <w:p>
-      <w:pPr>
         <w:pStyle w:val="Heading1"/>
       </w:pPr>
       <w:r>
-        <w:t>18. Visual concept journey</w:t>
-      </w:r>
-    </w:p>
-    <w:p>
-      <w:r>
-        <w:t>Explain each Learned representations graphic using its labels, deciding evidence and relevant limitation.</w:t>
-      </w:r>
-    </w:p>
-    <w:p>
-      <w:pPr>
-        <w:pStyle w:val="Heading3"/>
+        <w:t>18. Reference · Six-picture concept journey</w:t>
+      </w:r>
+    </w:p>
+    <w:p>
+      <w:r>
+        <w:t>Choose the picture that supports the current explanation.</w:t>
+      </w:r>
+    </w:p>
+    <w:p>
+      <w:pPr>
+        <w:pStyle w:val="Heading2"/>
       </w:pPr>
       <w:r>
         <w:t>01. Learned representations: the case</w:t>
@@ -4749,7 +5538,7 @@
         <w:drawing>
           <wp:inline xmlns:a="http://schemas.openxmlformats.org/drawingml/2006/main" xmlns:pic="http://schemas.openxmlformats.org/drawingml/2006/picture">
             <wp:extent cx="5486400" cy="3142488"/>
-            <wp:docPr id="3" name="Picture 3" descr="See when a representation preserves a distinction and when it destroys it. Supplied facts: Toy input [left, right]; representation h=[ReLU(left-right), ReLU(right-left)]. A=[5, 2]; B=[2, 5]; target is left-brighter versus right-brighter. All inputs and outcomes in this worked example are invented classroom data; no real model run is claimed."/>
+            <wp:docPr id="6" name="Picture 6" descr="See when a representation preserves a distinction and when it destroys it. Supplied facts: Toy input [left, right]; representation h=[ReLU(left-right), ReLU(right-left)]. A=[5, 2]; B=[2, 5]; target is left-brighter versus right-brighter. All inputs and outcomes in this worked example are invented classroom data; no real model run is claimed."/>
             <wp:cNvGraphicFramePr>
               <a:graphicFrameLocks noChangeAspect="1"/>
             </wp:cNvGraphicFramePr>
@@ -4761,7 +5550,7 @@
                     <pic:cNvPicPr/>
                   </pic:nvPicPr>
                   <pic:blipFill>
-                    <a:blip r:embed="rId11"/>
+                    <a:blip r:embed="rId14"/>
                     <a:stretch>
                       <a:fillRect/>
                     </a:stretch>
@@ -4853,7 +5642,6 @@
     <w:p>
       <w:pPr>
         <w:spacing w:line="336" w:lineRule="auto" w:after="180"/>
-        <w:shd w:fill="F5F1FB"/>
       </w:pPr>
       <w:r>
         <w:rPr>
@@ -4864,7 +5652,7 @@
     </w:p>
     <w:p>
       <w:pPr>
-        <w:pStyle w:val="Heading3"/>
+        <w:pStyle w:val="Heading2"/>
       </w:pPr>
       <w:r>
         <w:t>02. Follow the deciding steps</w:t>
@@ -4875,7 +5663,7 @@
         <w:drawing>
           <wp:inline xmlns:a="http://schemas.openxmlformats.org/drawingml/2006/main" xmlns:pic="http://schemas.openxmlformats.org/drawingml/2006/picture">
             <wp:extent cx="5486400" cy="3182112"/>
-            <wp:docPr id="4" name="Picture 4" descr="Encode A: A becomes [3, 0], with left brighter. → Encode B: B becomes [0, 3], with right brighter. → Compare collapsed summary: If the head receives only h1+h2, both become 3 and the target distinction is lost."/>
+            <wp:docPr id="7" name="Picture 7" descr="Encode A: A becomes [3, 0], with left brighter. → Encode B: B becomes [0, 3], with right brighter. → Compare collapsed summary: If the head receives only h1+h2, both become 3 and the target distinction is lost."/>
             <wp:cNvGraphicFramePr>
               <a:graphicFrameLocks noChangeAspect="1"/>
             </wp:cNvGraphicFramePr>
@@ -4887,7 +5675,7 @@
                     <pic:cNvPicPr/>
                   </pic:nvPicPr>
                   <pic:blipFill>
-                    <a:blip r:embed="rId12"/>
+                    <a:blip r:embed="rId10"/>
                     <a:stretch>
                       <a:fillRect/>
                     </a:stretch>
@@ -4920,7 +5708,6 @@
     <w:p>
       <w:pPr>
         <w:spacing w:line="336" w:lineRule="auto" w:after="180"/>
-        <w:shd w:fill="F5F1FB"/>
       </w:pPr>
       <w:r>
         <w:rPr>
@@ -4943,7 +5730,7 @@
     </w:p>
     <w:p>
       <w:pPr>
-        <w:pStyle w:val="Heading3"/>
+        <w:pStyle w:val="Heading2"/>
       </w:pPr>
       <w:r>
         <w:t>03. A representation can preserve direction</w:t>
@@ -4954,7 +5741,7 @@
         <w:drawing>
           <wp:inline xmlns:a="http://schemas.openxmlformats.org/drawingml/2006/main" xmlns:pic="http://schemas.openxmlformats.org/drawingml/2006/picture">
             <wp:extent cx="5486400" cy="3096768"/>
-            <wp:docPr id="5" name="Picture 5" descr="A representation can preserve direction. A: left = 5, right = 2, h1 = 3, h2 = 0. B: left = 2, right = 5, h1 = 0, h2 = 3."/>
+            <wp:docPr id="8" name="Picture 8" descr="A representation can preserve direction. A: left = 5, right = 2, h1 = 3, h2 = 0. B: left = 2, right = 5, h1 = 0, h2 = 3."/>
             <wp:cNvGraphicFramePr>
               <a:graphicFrameLocks noChangeAspect="1"/>
             </wp:cNvGraphicFramePr>
@@ -4966,7 +5753,7 @@
                     <pic:cNvPicPr/>
                   </pic:nvPicPr>
                   <pic:blipFill>
-                    <a:blip r:embed="rId13"/>
+                    <a:blip r:embed="rId15"/>
                     <a:stretch>
                       <a:fillRect/>
                     </a:stretch>
@@ -5011,7 +5798,6 @@
     <w:p>
       <w:pPr>
         <w:spacing w:line="336" w:lineRule="auto" w:after="180"/>
-        <w:shd w:fill="F5F1FB"/>
       </w:pPr>
       <w:r>
         <w:rPr>
@@ -5022,7 +5808,7 @@
     </w:p>
     <w:p>
       <w:pPr>
-        <w:pStyle w:val="Heading3"/>
+        <w:pStyle w:val="Heading2"/>
       </w:pPr>
       <w:r>
         <w:t>04. Change one thing. Trace what follows.</w:t>
@@ -5033,7 +5819,7 @@
         <w:drawing>
           <wp:inline xmlns:a="http://schemas.openxmlformats.org/drawingml/2006/main" xmlns:pic="http://schemas.openxmlformats.org/drawingml/2006/picture">
             <wp:extent cx="5486400" cy="3179064"/>
-            <wp:docPr id="6" name="Picture 6" descr="Original case: If the head receives only h1+h2, both become 3 and the target distinction is lost. Changed condition: The head keeps both ordered hidden values instead of their sum. Expected result: It can distinguish [3, 0] from [0, 3] in this example. Reason: The representation retains the direction of brightness difference when coordinates stay separate."/>
+            <wp:docPr id="9" name="Picture 9" descr="Original case: If the head receives only h1+h2, both become 3 and the target distinction is lost. Changed condition: The head keeps both ordered hidden values instead of their sum. Expected result: It can distinguish [3, 0] from [0, 3] in this example. Reason: The representation retains the direction of brightness difference when coordinates stay separate."/>
             <wp:cNvGraphicFramePr>
               <a:graphicFrameLocks noChangeAspect="1"/>
             </wp:cNvGraphicFramePr>
@@ -5045,7 +5831,7 @@
                     <pic:cNvPicPr/>
                   </pic:nvPicPr>
                   <pic:blipFill>
-                    <a:blip r:embed="rId14"/>
+                    <a:blip r:embed="rId11"/>
                     <a:stretch>
                       <a:fillRect/>
                     </a:stretch>
@@ -5101,7 +5887,6 @@
     <w:p>
       <w:pPr>
         <w:spacing w:line="336" w:lineRule="auto" w:after="180"/>
-        <w:shd w:fill="F5F1FB"/>
       </w:pPr>
       <w:r>
         <w:rPr>
@@ -5112,7 +5897,7 @@
     </w:p>
     <w:p>
       <w:pPr>
-        <w:pStyle w:val="Heading3"/>
+        <w:pStyle w:val="Heading2"/>
       </w:pPr>
       <w:r>
         <w:t>05. Connect the explanation to its limit</w:t>
@@ -5123,7 +5908,7 @@
         <w:drawing>
           <wp:inline xmlns:a="http://schemas.openxmlformats.org/drawingml/2006/main" xmlns:pic="http://schemas.openxmlformats.org/drawingml/2006/picture">
             <wp:extent cx="5486400" cy="2834640"/>
-            <wp:docPr id="7" name="Picture 7" descr="A hidden representation decides which distinctions remain available to an output head. These two hidden coordinates preserve whether the left or right side is brighter. Adding them discards that direction and gives both examples the same scalar. A deterministic head cannot assign different labels to identical inputs; retain the distinction or change the task. Limit: This is a hand-chosen representation, not evidence that a trained image model actually learned these units."/>
+            <wp:docPr id="10" name="Picture 10" descr="A hidden representation decides which distinctions remain available to an output head. These two hidden coordinates preserve whether the left or right side is brighter. Adding them discards that direction and gives both examples the same scalar. A deterministic head cannot assign different labels to identical inputs; retain the distinction or change the task. Limit: This is a hand-chosen representation, not evidence that a trained image model actually learned these units."/>
             <wp:cNvGraphicFramePr>
               <a:graphicFrameLocks noChangeAspect="1"/>
             </wp:cNvGraphicFramePr>
@@ -5135,7 +5920,7 @@
                     <pic:cNvPicPr/>
                   </pic:nvPicPr>
                   <pic:blipFill>
-                    <a:blip r:embed="rId15"/>
+                    <a:blip r:embed="rId16"/>
                     <a:stretch>
                       <a:fillRect/>
                     </a:stretch>
@@ -5250,7 +6035,6 @@
     <w:p>
       <w:pPr>
         <w:spacing w:line="336" w:lineRule="auto" w:after="180"/>
-        <w:shd w:fill="F5F1FB"/>
       </w:pPr>
       <w:r>
         <w:rPr>
@@ -5261,7 +6045,7 @@
     </w:p>
     <w:p>
       <w:pPr>
-        <w:pStyle w:val="Heading3"/>
+        <w:pStyle w:val="Heading2"/>
       </w:pPr>
       <w:r>
         <w:t>06. Make the idea visible in your project</w:t>
@@ -5272,7 +6056,7 @@
         <w:drawing>
           <wp:inline xmlns:a="http://schemas.openxmlformats.org/drawingml/2006/main" xmlns:pic="http://schemas.openxmlformats.org/drawingml/2006/picture">
             <wp:extent cx="5486400" cy="3681984"/>
-            <wp:docPr id="8" name="Picture 8" descr="For your Image-pattern Network Investigation, save the input, procedure, observed result and limitation of this check. Label this worked example as practice; use a different, previously unreviewed case when checking independent understanding. Draw your input, deciding step, result and limit. Supported question: Why can no deterministic head using only the sum classify both correctly? Point to the relevant step in the picture, then write the changed result and the rule or evidence that supports it."/>
+            <wp:docPr id="11" name="Picture 11" descr="For your Image-pattern Network Investigation, save the input, procedure, observed result and limitation of this check. Label this worked example as practice; use a different, previously unreviewed case when checking independent understanding. Draw your input, deciding step, result and limit. Supported question: Why can no deterministic head using only the sum classify both correctly? Point to the relevant step in the picture, then write the changed result and the rule or evidence that supports it."/>
             <wp:cNvGraphicFramePr>
               <a:graphicFrameLocks noChangeAspect="1"/>
             </wp:cNvGraphicFramePr>
@@ -5284,7 +6068,7 @@
                     <pic:cNvPicPr/>
                   </pic:nvPicPr>
                   <pic:blipFill>
-                    <a:blip r:embed="rId16"/>
+                    <a:blip r:embed="rId17"/>
                     <a:stretch>
                       <a:fillRect/>
                     </a:stretch>
@@ -5375,7 +6159,6 @@
     <w:p>
       <w:pPr>
         <w:spacing w:line="336" w:lineRule="auto" w:after="180"/>
-        <w:shd w:fill="F5F1FB"/>
       </w:pPr>
       <w:r>
         <w:rPr>
@@ -5394,6 +6177,62 @@
           <w:b w:val="0"/>
         </w:rPr>
         <w:t>.</w:t>
+      </w:r>
+    </w:p>
+    <w:p>
+      <w:pPr>
+        <w:pStyle w:val="Heading2"/>
+      </w:pPr>
+      <w:r>
+        <w:t>Earlier wording, alternatives and picture transcripts · reference / check after trying</w:t>
+      </w:r>
+    </w:p>
+    <w:p>
+      <w:pPr>
+        <w:pStyle w:val="Heading3"/>
+      </w:pPr>
+      <w:r>
+        <w:t>01. Learned representations: the case</w:t>
+      </w:r>
+    </w:p>
+    <w:p>
+      <w:pPr>
+        <w:pStyle w:val="Heading3"/>
+      </w:pPr>
+      <w:r>
+        <w:t>02. Follow the deciding steps</w:t>
+      </w:r>
+    </w:p>
+    <w:p>
+      <w:pPr>
+        <w:pStyle w:val="Heading3"/>
+      </w:pPr>
+      <w:r>
+        <w:t>03. A representation can preserve direction</w:t>
+      </w:r>
+    </w:p>
+    <w:p>
+      <w:pPr>
+        <w:pStyle w:val="Heading3"/>
+      </w:pPr>
+      <w:r>
+        <w:t>04. Change one thing. Trace what follows.</w:t>
+      </w:r>
+    </w:p>
+    <w:p>
+      <w:pPr>
+        <w:pStyle w:val="Heading3"/>
+      </w:pPr>
+      <w:r>
+        <w:t>05. Connect the explanation to its limit</w:t>
+      </w:r>
+    </w:p>
+    <w:p>
+      <w:pPr>
+        <w:pStyle w:val="Heading3"/>
+      </w:pPr>
+      <w:r>
+        <w:t>06. Make the idea visible in your project</w:t>
       </w:r>
     </w:p>
     <w:sectPr>
